--- a/docs/files/hepsor/hepsor_6M2026_lt.docx
+++ b/docs/files/hepsor/hepsor_6M2026_lt.docx
@@ -2704,24 +2704,10 @@
         <w:rPr>
           <w:sz w:val="24"/>
         </w:rPr>
-        <w:t xml:space="preserve">☐ </w:t>
+        <w:t xml:space="preserve">☑ </w:t>
       </w:r>
       <w:r>
         <w:t>Yes, the company is not in the list of sanctions (add a screenshot)</w:t>
-      </w:r>
-    </w:p>
-    <w:p>
-      <w:pPr>
-        <w:spacing w:after="0"/>
-        <w:ind w:left="397"/>
-      </w:pPr>
-      <w:r>
-        <w:rPr>
-          <w:b/>
-          <w:color w:val="B42318"/>
-          <w:sz w:val="19"/>
-        </w:rPr>
-        <w:t>Reikia peržiūrėti</w:t>
       </w:r>
     </w:p>
     <w:p>
@@ -2741,7 +2727,7 @@
           <w:color w:val="333333"/>
           <w:sz w:val="19"/>
         </w:rPr>
-        <w:t>Automatinė patikra ES, JT, JAV OFAC ir JK konsoliduotuose sankcijų sąrašuose.</w:t>
+        <w:t>Nerasta EU, UN, UK, US OFAC konsoliduotuose sankcijų sąrašuose (automatinė patikra 2026-10-22).</w:t>
       </w:r>
     </w:p>
     <w:p>

--- a/docs/files/hepsor/hepsor_6M2026_lt.docx
+++ b/docs/files/hepsor/hepsor_6M2026_lt.docx
@@ -2,102 +2,277 @@
 <file path=word/document.xml><?xml version="1.0" encoding="utf-8"?>
 <w:document xmlns:wpc="http://schemas.microsoft.com/office/word/2010/wordprocessingCanvas" xmlns:mo="http://schemas.microsoft.com/office/mac/office/2008/main" xmlns:mc="http://schemas.openxmlformats.org/markup-compatibility/2006" xmlns:mv="urn:schemas-microsoft-com:mac:vml" xmlns:o="urn:schemas-microsoft-com:office:office" xmlns:r="http://schemas.openxmlformats.org/officeDocument/2006/relationships" xmlns:m="http://schemas.openxmlformats.org/officeDocument/2006/math" xmlns:v="urn:schemas-microsoft-com:vml" xmlns:wp14="http://schemas.microsoft.com/office/word/2010/wordprocessingDrawing" xmlns:wp="http://schemas.openxmlformats.org/drawingml/2006/wordprocessingDrawing" xmlns:w10="urn:schemas-microsoft-com:office:word" xmlns:w="http://schemas.openxmlformats.org/wordprocessingml/2006/main" xmlns:w14="http://schemas.microsoft.com/office/word/2010/wordml" xmlns:wpg="http://schemas.microsoft.com/office/word/2010/wordprocessingGroup" xmlns:wpi="http://schemas.microsoft.com/office/word/2010/wordprocessingInk" xmlns:wne="http://schemas.microsoft.com/office/word/2006/wordml" xmlns:wps="http://schemas.microsoft.com/office/word/2010/wordprocessingShape" mc:Ignorable="w14 wp14">
   <w:body>
+    <w:tbl>
+      <w:tblPr>
+        <w:tblW w:w="9639" w:type="dxa"/>
+        <w:tblBorders>
+          <w:top w:val="nil"/>
+          <w:left w:val="nil"/>
+          <w:bottom w:val="nil"/>
+          <w:right w:val="nil"/>
+          <w:insideH w:val="nil"/>
+          <w:insideV w:val="nil"/>
+        </w:tblBorders>
+        <w:tblLayout w:type="fixed"/>
+        <w:tblCellMar>
+          <w:top w:w="260" w:type="dxa"/>
+          <w:left w:w="280" w:type="dxa"/>
+          <w:bottom w:w="260" w:type="dxa"/>
+          <w:right w:w="280" w:type="dxa"/>
+        </w:tblCellMar>
+        <w:tblLook w:firstColumn="1" w:firstRow="1" w:lastColumn="0" w:lastRow="0" w:noHBand="0" w:noVBand="1" w:val="04A0"/>
+      </w:tblPr>
+      <w:tblGrid>
+        <w:gridCol w:w="7030"/>
+        <w:gridCol w:w="2608"/>
+      </w:tblGrid>
+      <w:tr>
+        <w:tc>
+          <w:tcPr>
+            <w:tcW w:type="dxa" w:w="7030"/>
+            <w:shd w:val="clear" w:color="auto" w:fill="1F4E79"/>
+          </w:tcPr>
+          <w:p>
+            <w:pPr>
+              <w:spacing w:before="0" w:after="0"/>
+            </w:pPr>
+            <w:r>
+              <w:rPr>
+                <w:b/>
+                <w:caps/>
+                <w:color w:val="AFC6DD"/>
+                <w:sz w:val="17"/>
+              </w:rPr>
+              <w:t>Emitento apžvalga · 6M2026</w:t>
+            </w:r>
+          </w:p>
+          <w:p>
+            <w:pPr>
+              <w:spacing w:before="40" w:after="0"/>
+            </w:pPr>
+            <w:r>
+              <w:rPr>
+                <w:b/>
+                <w:color w:val="FFFFFF"/>
+                <w:sz w:val="52"/>
+              </w:rPr>
+              <w:t>Hepsor</w:t>
+            </w:r>
+          </w:p>
+        </w:tc>
+        <w:tc>
+          <w:tcPr>
+            <w:tcW w:type="dxa" w:w="2608"/>
+            <w:shd w:val="clear" w:color="auto" w:fill="1F4E79"/>
+          </w:tcPr>
+          <w:p>
+            <w:pPr>
+              <w:spacing w:before="280" w:after="0"/>
+              <w:jc w:val="right"/>
+            </w:pPr>
+            <w:r>
+              <w:rPr>
+                <w:b/>
+                <w:color w:val="9A6400"/>
+                <w:sz w:val="19"/>
+                <w:shd w:val="clear" w:color="auto" w:fill="FDF1D8"/>
+              </w:rPr>
+              <w:t xml:space="preserve">  ●  STEBĖTI  </w:t>
+            </w:r>
+          </w:p>
+        </w:tc>
+      </w:tr>
+    </w:tbl>
     <w:p>
       <w:pPr>
-        <w:spacing w:after="0"/>
+        <w:pBdr>
+          <w:top w:val="single" w:sz="12" w:color="2A78D6" w:space="0"/>
+        </w:pBdr>
+        <w:spacing w:before="0" w:after="200" w:line="120" w:lineRule="auto"/>
       </w:pPr>
-      <w:r>
-        <w:rPr>
-          <w:b/>
-          <w:color w:val="1F4E79"/>
-          <w:sz w:val="48"/>
-        </w:rPr>
-        <w:t>Hepsor</w:t>
-      </w:r>
-    </w:p>
-    <w:p>
-      <w:r>
-        <w:rPr>
-          <w:color w:val="5F6B7A"/>
-          <w:sz w:val="24"/>
-        </w:rPr>
-        <w:t>Emitento apžvalga · 6M2026</w:t>
-      </w:r>
-    </w:p>
-    <w:p>
-      <w:pPr>
-        <w:spacing w:after="0"/>
-      </w:pPr>
-      <w:r>
-        <w:rPr>
-          <w:b/>
-          <w:sz w:val="19"/>
-        </w:rPr>
-        <w:t xml:space="preserve">Analizės data: </w:t>
-      </w:r>
-      <w:r>
-        <w:rPr>
-          <w:b w:val="0"/>
-          <w:sz w:val="19"/>
-        </w:rPr>
-        <w:t>2026-10-22</w:t>
-      </w:r>
-    </w:p>
-    <w:p>
-      <w:pPr>
-        <w:spacing w:after="0"/>
-      </w:pPr>
-      <w:r>
-        <w:rPr>
-          <w:b/>
-          <w:sz w:val="19"/>
-        </w:rPr>
-        <w:t xml:space="preserve">Reitingas: </w:t>
-      </w:r>
-      <w:r>
-        <w:rPr>
-          <w:b w:val="0"/>
-          <w:sz w:val="19"/>
-        </w:rPr>
-        <w:t>nerasta (no credit rating found)</w:t>
-      </w:r>
-    </w:p>
-    <w:p>
-      <w:pPr>
-        <w:spacing w:after="0"/>
-      </w:pPr>
-      <w:r>
-        <w:rPr>
-          <w:b/>
-          <w:sz w:val="19"/>
-        </w:rPr>
-        <w:t xml:space="preserve">Kita ataskaita: </w:t>
-      </w:r>
-      <w:r>
-        <w:rPr>
-          <w:b w:val="0"/>
-          <w:sz w:val="19"/>
-        </w:rPr>
-        <w:t>Q3 2026 interim report - expected late October / November 2026</w:t>
-      </w:r>
     </w:p>
     <w:tbl>
       <w:tblPr>
-        <w:tblW w:type="auto" w:w="0"/>
+        <w:tblW w:w="9639" w:type="dxa"/>
+        <w:tblBorders>
+          <w:top w:val="nil"/>
+          <w:left w:val="nil"/>
+          <w:bottom w:val="nil"/>
+          <w:right w:val="nil"/>
+          <w:insideH w:val="nil"/>
+          <w:insideV w:val="nil"/>
+        </w:tblBorders>
+        <w:tblLayout w:type="fixed"/>
+        <w:tblCellMar>
+          <w:top w:w="0" w:type="dxa"/>
+          <w:left w:w="0" w:type="dxa"/>
+          <w:bottom w:w="120" w:type="dxa"/>
+          <w:right w:w="160" w:type="dxa"/>
+        </w:tblCellMar>
         <w:tblLook w:firstColumn="1" w:firstRow="1" w:lastColumn="0" w:lastRow="0" w:noHBand="0" w:noVBand="1" w:val="04A0"/>
       </w:tblPr>
       <w:tblGrid>
-        <w:gridCol w:w="9972"/>
+        <w:gridCol w:w="3213"/>
+        <w:gridCol w:w="3213"/>
+        <w:gridCol w:w="3213"/>
+      </w:tblGrid>
+      <w:tr>
+        <w:tc>
+          <w:tcPr>
+            <w:tcW w:type="dxa" w:w="3213"/>
+            <w:tcBorders>
+              <w:top w:val="nil"/>
+              <w:left w:val="nil"/>
+              <w:bottom w:val="single" w:sz="4" w:color="C9D3DE" w:space="0"/>
+              <w:right w:val="nil"/>
+            </w:tcBorders>
+          </w:tcPr>
+          <w:p>
+            <w:pPr>
+              <w:spacing w:before="0" w:after="20"/>
+            </w:pPr>
+            <w:r>
+              <w:rPr>
+                <w:b/>
+                <w:caps/>
+                <w:color w:val="5F6B7A"/>
+                <w:sz w:val="15"/>
+              </w:rPr>
+              <w:t>Analizės data</w:t>
+            </w:r>
+          </w:p>
+          <w:p>
+            <w:pPr>
+              <w:spacing w:before="0" w:after="0"/>
+            </w:pPr>
+            <w:r>
+              <w:rPr>
+                <w:b w:val="0"/>
+                <w:sz w:val="19"/>
+              </w:rPr>
+              <w:t>2026-10-22</w:t>
+            </w:r>
+          </w:p>
+        </w:tc>
+        <w:tc>
+          <w:tcPr>
+            <w:tcW w:type="dxa" w:w="3213"/>
+            <w:tcBorders>
+              <w:top w:val="nil"/>
+              <w:left w:val="nil"/>
+              <w:bottom w:val="single" w:sz="4" w:color="C9D3DE" w:space="0"/>
+              <w:right w:val="nil"/>
+            </w:tcBorders>
+          </w:tcPr>
+          <w:p>
+            <w:pPr>
+              <w:spacing w:before="0" w:after="20"/>
+            </w:pPr>
+            <w:r>
+              <w:rPr>
+                <w:b/>
+                <w:caps/>
+                <w:color w:val="5F6B7A"/>
+                <w:sz w:val="15"/>
+              </w:rPr>
+              <w:t>Reitingas</w:t>
+            </w:r>
+          </w:p>
+          <w:p>
+            <w:pPr>
+              <w:spacing w:before="0" w:after="0"/>
+            </w:pPr>
+            <w:r>
+              <w:rPr>
+                <w:b w:val="0"/>
+                <w:sz w:val="19"/>
+              </w:rPr>
+              <w:t>nerasta (no credit rating found)</w:t>
+            </w:r>
+          </w:p>
+        </w:tc>
+        <w:tc>
+          <w:tcPr>
+            <w:tcW w:type="dxa" w:w="3213"/>
+            <w:tcBorders>
+              <w:top w:val="nil"/>
+              <w:left w:val="nil"/>
+              <w:bottom w:val="single" w:sz="4" w:color="C9D3DE" w:space="0"/>
+              <w:right w:val="nil"/>
+            </w:tcBorders>
+          </w:tcPr>
+          <w:p>
+            <w:pPr>
+              <w:spacing w:before="0" w:after="20"/>
+            </w:pPr>
+            <w:r>
+              <w:rPr>
+                <w:b/>
+                <w:caps/>
+                <w:color w:val="5F6B7A"/>
+                <w:sz w:val="15"/>
+              </w:rPr>
+              <w:t>Kita ataskaita</w:t>
+            </w:r>
+          </w:p>
+          <w:p>
+            <w:pPr>
+              <w:spacing w:before="0" w:after="0"/>
+            </w:pPr>
+            <w:r>
+              <w:rPr>
+                <w:b w:val="0"/>
+                <w:sz w:val="19"/>
+              </w:rPr>
+              <w:t>Q3 2026 interim report - expected late October / November 2026</w:t>
+            </w:r>
+          </w:p>
+        </w:tc>
+      </w:tr>
+    </w:tbl>
+    <w:p>
+      <w:pPr>
+        <w:spacing w:before="0" w:after="80"/>
+      </w:pPr>
+    </w:p>
+    <w:tbl>
+      <w:tblPr>
+        <w:tblW w:w="9639" w:type="dxa"/>
+        <w:tblBorders>
+          <w:top w:val="nil"/>
+          <w:left w:val="nil"/>
+          <w:bottom w:val="nil"/>
+          <w:right w:val="nil"/>
+          <w:insideH w:val="nil"/>
+          <w:insideV w:val="nil"/>
+        </w:tblBorders>
+        <w:tblLayout w:type="fixed"/>
+        <w:tblCellMar>
+          <w:top w:w="180" w:type="dxa"/>
+          <w:left w:w="260" w:type="dxa"/>
+          <w:bottom w:w="200" w:type="dxa"/>
+          <w:right w:w="260" w:type="dxa"/>
+        </w:tblCellMar>
+        <w:tblLook w:firstColumn="1" w:firstRow="1" w:lastColumn="0" w:lastRow="0" w:noHBand="0" w:noVBand="1" w:val="04A0"/>
+      </w:tblPr>
+      <w:tblGrid>
+        <w:gridCol w:w="9639"/>
       </w:tblGrid>
       <w:tr>
         <w:tc>
           <w:tcPr>
             <w:tcW w:type="dxa" w:w="9638"/>
+            <w:tcBorders>
+              <w:top w:val="nil"/>
+              <w:left w:val="single" w:sz="24" w:color="9A6400" w:space="0"/>
+              <w:bottom w:val="nil"/>
+              <w:right w:val="nil"/>
+            </w:tcBorders>
             <w:shd w:val="clear" w:color="auto" w:fill="FDF1D8"/>
           </w:tcPr>
           <w:p>
             <w:pPr>
-              <w:spacing w:before="60" w:after="60"/>
+              <w:spacing w:before="0" w:after="0" w:line="276" w:lineRule="auto"/>
             </w:pPr>
             <w:r>
               <w:rPr>
@@ -115,7 +290,7 @@
               </w:rPr>
               <w:t xml:space="preserve"> I pusm. Hepsor patyrė 2,2 mln. EUR nuostolį, nes mažai butų perduota pirkėjams (23 vs 102)</w:t>
             </w:r>
-            <w:hyperlink r:id="rId10">
+            <w:hyperlink r:id="rId12">
               <w:r>
                 <w:rPr>
                   <w:color w:val="2A78D6"/>
@@ -133,7 +308,7 @@
               </w:rPr>
               <w:t>. Nuosavo kapitalo dalis sumažėjo iki 23,1 %, o obligacijų sąlyga reikalauja ne mažiau 20 %</w:t>
             </w:r>
-            <w:hyperlink r:id="rId11">
+            <w:hyperlink r:id="rId13">
               <w:r>
                 <w:rPr>
                   <w:color w:val="2A78D6"/>
@@ -150,7 +325,7 @@
               </w:rPr>
               <w:t>,</w:t>
             </w:r>
-            <w:hyperlink r:id="rId12">
+            <w:hyperlink r:id="rId14">
               <w:r>
                 <w:rPr>
                   <w:color w:val="2A78D6"/>
@@ -168,7 +343,7 @@
               </w:rPr>
               <w:t>. Pardavimų sutartys auga (129 butai, +36 %, apskaičiuota įrankio), pajamos tikėtinos baigus projektus</w:t>
             </w:r>
-            <w:hyperlink r:id="rId10">
+            <w:hyperlink r:id="rId12">
               <w:r>
                 <w:rPr>
                   <w:color w:val="2A78D6"/>
@@ -192,63 +367,101 @@
     </w:tbl>
     <w:p>
       <w:pPr>
-        <w:spacing w:after="0"/>
+        <w:spacing w:before="0" w:after="120"/>
       </w:pPr>
     </w:p>
     <w:tbl>
       <w:tblPr>
-        <w:tblW w:type="auto" w:w="0"/>
-        <w:jc w:val="center"/>
+        <w:tblW w:w="9639" w:type="dxa"/>
+        <w:tblBorders>
+          <w:top w:val="nil"/>
+          <w:left w:val="nil"/>
+          <w:bottom w:val="nil"/>
+          <w:right w:val="nil"/>
+          <w:insideH w:val="nil"/>
+          <w:insideV w:val="nil"/>
+        </w:tblBorders>
+        <w:tblLayout w:type="fixed"/>
+        <w:tblCellMar>
+          <w:top w:w="150" w:type="dxa"/>
+          <w:left w:w="170" w:type="dxa"/>
+          <w:bottom w:w="150" w:type="dxa"/>
+          <w:right w:w="100" w:type="dxa"/>
+        </w:tblCellMar>
         <w:tblLook w:firstColumn="1" w:firstRow="1" w:lastColumn="0" w:lastRow="0" w:noHBand="0" w:noVBand="1" w:val="04A0"/>
-        <w:tblBorders>
-          <w:top w:val="single" w:sz="4" w:color="FFFFFF"/>
-          <w:left w:val="nil"/>
-          <w:bottom w:val="single" w:sz="4" w:color="FFFFFF"/>
-          <w:right w:val="nil"/>
-          <w:insideH w:val="single" w:sz="4" w:color="FFFFFF"/>
-          <w:insideV w:val="nil"/>
-        </w:tblBorders>
       </w:tblPr>
       <w:tblGrid>
-        <w:gridCol w:w="2493"/>
-        <w:gridCol w:w="2493"/>
-        <w:gridCol w:w="2493"/>
-        <w:gridCol w:w="2493"/>
+        <w:gridCol w:w="2260"/>
+        <w:gridCol w:w="198"/>
+        <w:gridCol w:w="2260"/>
+        <w:gridCol w:w="198"/>
+        <w:gridCol w:w="2260"/>
+        <w:gridCol w:w="198"/>
+        <w:gridCol w:w="2260"/>
       </w:tblGrid>
       <w:tr>
         <w:tc>
           <w:tcPr>
-            <w:tcW w:type="dxa" w:w="2493"/>
-            <w:shd w:val="clear" w:color="auto" w:fill="EAF1F8"/>
+            <w:tcW w:type="dxa" w:w="2261"/>
+            <w:tcBorders>
+              <w:top w:val="single" w:sz="18" w:color="2A78D6" w:space="0"/>
+              <w:left w:val="single" w:sz="4" w:color="C9D3DE" w:space="0"/>
+              <w:bottom w:val="single" w:sz="4" w:color="C9D3DE" w:space="0"/>
+              <w:right w:val="single" w:sz="4" w:color="C9D3DE" w:space="0"/>
+            </w:tcBorders>
           </w:tcPr>
           <w:p>
-            <w:r/>
+            <w:pPr>
+              <w:spacing w:before="0" w:after="60"/>
+            </w:pPr>
             <w:r>
               <w:rPr>
+                <w:b/>
+                <w:caps/>
                 <w:color w:val="5F6B7A"/>
-                <w:sz w:val="16"/>
+                <w:sz w:val="14"/>
               </w:rPr>
-              <w:t>Pajamos (6M2026)</w:t>
+              <w:t>Pajamos</w:t>
+            </w:r>
+            <w:r>
+              <w:rPr>
+                <w:b w:val="0"/>
+                <w:color w:val="5F6B7A"/>
+                <w:sz w:val="14"/>
+              </w:rPr>
+              <w:t xml:space="preserve">  ·  6M2026</w:t>
             </w:r>
           </w:p>
           <w:p>
             <w:pPr>
-              <w:spacing w:after="0"/>
+              <w:spacing w:before="0" w:after="20"/>
             </w:pPr>
             <w:r>
               <w:rPr>
                 <w:b/>
                 <w:color w:val="1F4E79"/>
-                <w:sz w:val="26"/>
+                <w:sz w:val="34"/>
               </w:rPr>
-              <w:t>6,2 mln. EUR</w:t>
+              <w:t>6,2</w:t>
+            </w:r>
+            <w:r>
+              <w:rPr>
+                <w:b w:val="0"/>
+                <w:color w:val="5F6B7A"/>
+                <w:sz w:val="18"/>
+              </w:rPr>
+              <w:t xml:space="preserve"> mln. EUR</w:t>
             </w:r>
           </w:p>
           <w:p>
+            <w:pPr>
+              <w:spacing w:before="0" w:after="0"/>
+            </w:pPr>
             <w:r>
               <w:rPr>
+                <w:b w:val="0"/>
                 <w:color w:val="5F6B7A"/>
-                <w:sz w:val="16"/>
+                <w:sz w:val="15"/>
               </w:rPr>
               <w:t>▼ 71,9 % vs 6M2025</w:t>
             </w:r>
@@ -256,37 +469,72 @@
         </w:tc>
         <w:tc>
           <w:tcPr>
-            <w:tcW w:type="dxa" w:w="2493"/>
-            <w:shd w:val="clear" w:color="auto" w:fill="EAF1F8"/>
+            <w:tcW w:type="dxa" w:w="198"/>
+          </w:tcPr>
+          <w:p/>
+        </w:tc>
+        <w:tc>
+          <w:tcPr>
+            <w:tcW w:type="dxa" w:w="2261"/>
+            <w:tcBorders>
+              <w:top w:val="single" w:sz="18" w:color="2A78D6" w:space="0"/>
+              <w:left w:val="single" w:sz="4" w:color="C9D3DE" w:space="0"/>
+              <w:bottom w:val="single" w:sz="4" w:color="C9D3DE" w:space="0"/>
+              <w:right w:val="single" w:sz="4" w:color="C9D3DE" w:space="0"/>
+            </w:tcBorders>
           </w:tcPr>
           <w:p>
-            <w:r/>
+            <w:pPr>
+              <w:spacing w:before="0" w:after="60"/>
+            </w:pPr>
             <w:r>
               <w:rPr>
+                <w:b/>
+                <w:caps/>
                 <w:color w:val="5F6B7A"/>
-                <w:sz w:val="16"/>
+                <w:sz w:val="14"/>
               </w:rPr>
-              <w:t>Grynasis pelnas (6M2026)</w:t>
+              <w:t>Grynasis pelnas</w:t>
+            </w:r>
+            <w:r>
+              <w:rPr>
+                <w:b w:val="0"/>
+                <w:color w:val="5F6B7A"/>
+                <w:sz w:val="14"/>
+              </w:rPr>
+              <w:t xml:space="preserve">  ·  6M2026</w:t>
             </w:r>
           </w:p>
           <w:p>
             <w:pPr>
-              <w:spacing w:after="0"/>
+              <w:spacing w:before="0" w:after="20"/>
             </w:pPr>
             <w:r>
               <w:rPr>
                 <w:b/>
                 <w:color w:val="1F4E79"/>
-                <w:sz w:val="26"/>
+                <w:sz w:val="34"/>
               </w:rPr>
-              <w:t>-2,21 mln. EUR</w:t>
+              <w:t>-2,21</w:t>
+            </w:r>
+            <w:r>
+              <w:rPr>
+                <w:b w:val="0"/>
+                <w:color w:val="5F6B7A"/>
+                <w:sz w:val="18"/>
+              </w:rPr>
+              <w:t xml:space="preserve"> mln. EUR</w:t>
             </w:r>
           </w:p>
           <w:p>
+            <w:pPr>
+              <w:spacing w:before="0" w:after="0"/>
+            </w:pPr>
             <w:r>
               <w:rPr>
+                <w:b w:val="0"/>
                 <w:color w:val="5F6B7A"/>
-                <w:sz w:val="16"/>
+                <w:sz w:val="15"/>
               </w:rPr>
               <w:t>▼ 889,3 % vs 6M2025</w:t>
             </w:r>
@@ -294,37 +542,72 @@
         </w:tc>
         <w:tc>
           <w:tcPr>
-            <w:tcW w:type="dxa" w:w="2493"/>
-            <w:shd w:val="clear" w:color="auto" w:fill="EAF1F8"/>
+            <w:tcW w:type="dxa" w:w="198"/>
+          </w:tcPr>
+          <w:p/>
+        </w:tc>
+        <w:tc>
+          <w:tcPr>
+            <w:tcW w:type="dxa" w:w="2261"/>
+            <w:tcBorders>
+              <w:top w:val="single" w:sz="18" w:color="2A78D6" w:space="0"/>
+              <w:left w:val="single" w:sz="4" w:color="C9D3DE" w:space="0"/>
+              <w:bottom w:val="single" w:sz="4" w:color="C9D3DE" w:space="0"/>
+              <w:right w:val="single" w:sz="4" w:color="C9D3DE" w:space="0"/>
+            </w:tcBorders>
           </w:tcPr>
           <w:p>
-            <w:r/>
+            <w:pPr>
+              <w:spacing w:before="0" w:after="60"/>
+            </w:pPr>
             <w:r>
               <w:rPr>
+                <w:b/>
+                <w:caps/>
                 <w:color w:val="5F6B7A"/>
-                <w:sz w:val="16"/>
+                <w:sz w:val="14"/>
               </w:rPr>
-              <w:t>Nuosavo kapitalo dalis (6M2026)</w:t>
+              <w:t>Nuosavo kapitalo dalis</w:t>
+            </w:r>
+            <w:r>
+              <w:rPr>
+                <w:b w:val="0"/>
+                <w:color w:val="5F6B7A"/>
+                <w:sz w:val="14"/>
+              </w:rPr>
+              <w:t xml:space="preserve">  ·  6M2026</w:t>
             </w:r>
           </w:p>
           <w:p>
             <w:pPr>
-              <w:spacing w:after="0"/>
+              <w:spacing w:before="0" w:after="20"/>
             </w:pPr>
             <w:r>
               <w:rPr>
                 <w:b/>
                 <w:color w:val="1F4E79"/>
-                <w:sz w:val="26"/>
+                <w:sz w:val="34"/>
               </w:rPr>
-              <w:t>23,1 %</w:t>
+              <w:t>23,1</w:t>
+            </w:r>
+            <w:r>
+              <w:rPr>
+                <w:b w:val="0"/>
+                <w:color w:val="5F6B7A"/>
+                <w:sz w:val="18"/>
+              </w:rPr>
+              <w:t xml:space="preserve"> %</w:t>
             </w:r>
           </w:p>
           <w:p>
+            <w:pPr>
+              <w:spacing w:before="0" w:after="0"/>
+            </w:pPr>
             <w:r>
               <w:rPr>
+                <w:b w:val="0"/>
                 <w:color w:val="5F6B7A"/>
-                <w:sz w:val="16"/>
+                <w:sz w:val="15"/>
               </w:rPr>
               <w:t>▼ 3,7 p. p. vs 6M2025</w:t>
             </w:r>
@@ -332,37 +615,72 @@
         </w:tc>
         <w:tc>
           <w:tcPr>
-            <w:tcW w:type="dxa" w:w="2493"/>
-            <w:shd w:val="clear" w:color="auto" w:fill="EAF1F8"/>
+            <w:tcW w:type="dxa" w:w="198"/>
+          </w:tcPr>
+          <w:p/>
+        </w:tc>
+        <w:tc>
+          <w:tcPr>
+            <w:tcW w:type="dxa" w:w="2261"/>
+            <w:tcBorders>
+              <w:top w:val="single" w:sz="18" w:color="2A78D6" w:space="0"/>
+              <w:left w:val="single" w:sz="4" w:color="C9D3DE" w:space="0"/>
+              <w:bottom w:val="single" w:sz="4" w:color="C9D3DE" w:space="0"/>
+              <w:right w:val="single" w:sz="4" w:color="C9D3DE" w:space="0"/>
+            </w:tcBorders>
           </w:tcPr>
           <w:p>
-            <w:r/>
+            <w:pPr>
+              <w:spacing w:before="0" w:after="60"/>
+            </w:pPr>
             <w:r>
               <w:rPr>
+                <w:b/>
+                <w:caps/>
                 <w:color w:val="5F6B7A"/>
-                <w:sz w:val="16"/>
+                <w:sz w:val="14"/>
               </w:rPr>
-              <w:t>Grynoji skola (6M2026)</w:t>
+              <w:t>Grynoji skola</w:t>
+            </w:r>
+            <w:r>
+              <w:rPr>
+                <w:b w:val="0"/>
+                <w:color w:val="5F6B7A"/>
+                <w:sz w:val="14"/>
+              </w:rPr>
+              <w:t xml:space="preserve">  ·  6M2026</w:t>
             </w:r>
           </w:p>
           <w:p>
             <w:pPr>
-              <w:spacing w:after="0"/>
+              <w:spacing w:before="0" w:after="20"/>
             </w:pPr>
             <w:r>
               <w:rPr>
                 <w:b/>
                 <w:color w:val="1F4E79"/>
-                <w:sz w:val="26"/>
+                <w:sz w:val="34"/>
               </w:rPr>
-              <w:t>56,2 mln. EUR</w:t>
+              <w:t>56,2</w:t>
+            </w:r>
+            <w:r>
+              <w:rPr>
+                <w:b w:val="0"/>
+                <w:color w:val="5F6B7A"/>
+                <w:sz w:val="18"/>
+              </w:rPr>
+              <w:t xml:space="preserve"> mln. EUR</w:t>
             </w:r>
           </w:p>
           <w:p>
+            <w:pPr>
+              <w:spacing w:before="0" w:after="0"/>
+            </w:pPr>
             <w:r>
               <w:rPr>
+                <w:b w:val="0"/>
                 <w:color w:val="5F6B7A"/>
-                <w:sz w:val="16"/>
+                <w:sz w:val="15"/>
               </w:rPr>
               <w:t>▲ 38,4 % vs 6M2025</w:t>
             </w:r>
@@ -372,11 +690,29 @@
     </w:tbl>
     <w:p>
       <w:pPr>
-        <w:spacing w:before="280" w:after="80"/>
+        <w:spacing w:before="0" w:after="40"/>
+      </w:pPr>
+    </w:p>
+    <w:p>
+      <w:pPr>
+        <w:keepNext/>
         <w:pBdr>
-          <w:bottom w:val="single" w:sz="6" w:color="C9D3DE" w:space="2"/>
+          <w:bottom w:val="single" w:sz="8" w:color="1F4E79" w:space="4"/>
         </w:pBdr>
+        <w:tabs>
+          <w:tab w:pos="482" w:val="left"/>
+        </w:tabs>
+        <w:spacing w:before="360" w:after="160"/>
       </w:pPr>
+      <w:r>
+        <w:rPr>
+          <w:b/>
+          <w:color w:val="2A78D6"/>
+          <w:sz w:val="18"/>
+        </w:rPr>
+        <w:t>01</w:t>
+        <w:tab/>
+      </w:r>
       <w:r>
         <w:rPr>
           <w:b/>
@@ -388,9 +724,21 @@
     </w:p>
     <w:p>
       <w:pPr>
-        <w:pStyle w:val="ListBullet"/>
-        <w:spacing w:after="60"/>
+        <w:tabs>
+          <w:tab w:pos="255" w:val="left"/>
+        </w:tabs>
+        <w:spacing w:before="0" w:after="80"/>
+        <w:ind w:left="255" w:hanging="255"/>
       </w:pPr>
+      <w:r>
+        <w:rPr>
+          <w:b/>
+          <w:color w:val="2A78D6"/>
+          <w:sz w:val="20"/>
+        </w:rPr>
+        <w:t>▪</w:t>
+        <w:tab/>
+      </w:r>
       <w:r>
         <w:rPr>
           <w:b/>
@@ -403,7 +751,7 @@
         </w:rPr>
         <w:t xml:space="preserve"> I pusm. pajamos 6,2 mln. EUR (22,1 mln.), EBITDA −0,9 mln. EUR, grynasis nuostolis 2,2 mln. EUR (pelnas 0,3 mln.); pajamos pripažįstamos tik perdavus butus</w:t>
       </w:r>
-      <w:hyperlink r:id="rId13">
+      <w:hyperlink r:id="rId15">
         <w:r>
           <w:rPr>
             <w:color w:val="2A78D6"/>
@@ -422,9 +770,21 @@
     </w:p>
     <w:p>
       <w:pPr>
-        <w:pStyle w:val="ListBullet"/>
-        <w:spacing w:after="60"/>
+        <w:tabs>
+          <w:tab w:pos="255" w:val="left"/>
+        </w:tabs>
+        <w:spacing w:before="0" w:after="80"/>
+        <w:ind w:left="255" w:hanging="255"/>
       </w:pPr>
+      <w:r>
+        <w:rPr>
+          <w:b/>
+          <w:color w:val="2A78D6"/>
+          <w:sz w:val="20"/>
+        </w:rPr>
+        <w:t>▪</w:t>
+        <w:tab/>
+      </w:r>
       <w:r>
         <w:rPr>
           <w:b/>
@@ -437,7 +797,7 @@
         </w:rPr>
         <w:t xml:space="preserve"> sudaryta 129 butų pirminių sutarčių už 25,7 mln. EUR (95 ir 18,5 mln. prieš metus); statoma 513 būstų</w:t>
       </w:r>
-      <w:hyperlink r:id="rId10">
+      <w:hyperlink r:id="rId12">
         <w:r>
           <w:rPr>
             <w:color w:val="2A78D6"/>
@@ -454,7 +814,7 @@
         </w:rPr>
         <w:t>,</w:t>
       </w:r>
-      <w:hyperlink r:id="rId14">
+      <w:hyperlink r:id="rId16">
         <w:r>
           <w:rPr>
             <w:color w:val="2A78D6"/>
@@ -473,9 +833,21 @@
     </w:p>
     <w:p>
       <w:pPr>
-        <w:pStyle w:val="ListBullet"/>
-        <w:spacing w:after="60"/>
+        <w:tabs>
+          <w:tab w:pos="255" w:val="left"/>
+        </w:tabs>
+        <w:spacing w:before="0" w:after="80"/>
+        <w:ind w:left="255" w:hanging="255"/>
       </w:pPr>
+      <w:r>
+        <w:rPr>
+          <w:b/>
+          <w:color w:val="2A78D6"/>
+          <w:sz w:val="20"/>
+        </w:rPr>
+        <w:t>▪</w:t>
+        <w:tab/>
+      </w:r>
       <w:r>
         <w:rPr>
           <w:b/>
@@ -488,7 +860,7 @@
         </w:rPr>
         <w:t xml:space="preserve"> palūkanų skola 58,7 mln. EUR (2025 m. pab. 47,7 mln.); grynoji skola apie 56,2 mln. EUR (apskaičiuota įrankio); pinigai 2,5 mln. EUR</w:t>
       </w:r>
-      <w:hyperlink r:id="rId11">
+      <w:hyperlink r:id="rId13">
         <w:r>
           <w:rPr>
             <w:color w:val="2A78D6"/>
@@ -507,9 +879,21 @@
     </w:p>
     <w:p>
       <w:pPr>
-        <w:pStyle w:val="ListBullet"/>
-        <w:spacing w:after="60"/>
+        <w:tabs>
+          <w:tab w:pos="255" w:val="left"/>
+        </w:tabs>
+        <w:spacing w:before="0" w:after="80"/>
+        <w:ind w:left="255" w:hanging="255"/>
       </w:pPr>
+      <w:r>
+        <w:rPr>
+          <w:b/>
+          <w:color w:val="2A78D6"/>
+          <w:sz w:val="20"/>
+        </w:rPr>
+        <w:t>▪</w:t>
+        <w:tab/>
+      </w:r>
       <w:r>
         <w:rPr>
           <w:b/>
@@ -522,7 +906,7 @@
         </w:rPr>
         <w:t xml:space="preserve"> 2026-09 išleista 5 mln. EUR 9,5 % obligacijų (2029), paklausa 2,4 karto didesnė</w:t>
       </w:r>
-      <w:hyperlink r:id="rId12">
+      <w:hyperlink r:id="rId14">
         <w:r>
           <w:rPr>
             <w:color w:val="2A78D6"/>
@@ -541,11 +925,24 @@
     </w:p>
     <w:p>
       <w:pPr>
-        <w:spacing w:before="280" w:after="80"/>
+        <w:keepNext/>
         <w:pBdr>
-          <w:bottom w:val="single" w:sz="6" w:color="C9D3DE" w:space="2"/>
+          <w:bottom w:val="single" w:sz="8" w:color="1F4E79" w:space="4"/>
         </w:pBdr>
+        <w:tabs>
+          <w:tab w:pos="482" w:val="left"/>
+        </w:tabs>
+        <w:spacing w:before="360" w:after="160"/>
       </w:pPr>
+      <w:r>
+        <w:rPr>
+          <w:b/>
+          <w:color w:val="2A78D6"/>
+          <w:sz w:val="18"/>
+        </w:rPr>
+        <w:t>02</w:t>
+        <w:tab/>
+      </w:r>
       <w:r>
         <w:rPr>
           <w:b/>
@@ -557,37 +954,53 @@
     </w:p>
     <w:tbl>
       <w:tblPr>
-        <w:tblW w:type="auto" w:w="0"/>
+        <w:tblW w:w="9639" w:type="dxa"/>
+        <w:tblBorders>
+          <w:top w:val="nil"/>
+          <w:left w:val="nil"/>
+          <w:bottom w:val="nil"/>
+          <w:right w:val="nil"/>
+          <w:insideH w:val="nil"/>
+          <w:insideV w:val="nil"/>
+        </w:tblBorders>
+        <w:tblLayout w:type="fixed"/>
+        <w:tblCellMar>
+          <w:top w:w="70" w:type="dxa"/>
+          <w:left w:w="100" w:type="dxa"/>
+          <w:bottom w:w="70" w:type="dxa"/>
+          <w:right w:w="100" w:type="dxa"/>
+        </w:tblCellMar>
         <w:tblLook w:firstColumn="1" w:firstRow="1" w:lastColumn="0" w:lastRow="0" w:noHBand="0" w:noVBand="1" w:val="04A0"/>
-        <w:tblBorders>
-          <w:top w:val="single" w:sz="4" w:color="C9D3DE"/>
-          <w:left w:val="nil"/>
-          <w:bottom w:val="single" w:sz="4" w:color="C9D3DE"/>
-          <w:right w:val="nil"/>
-          <w:insideH w:val="single" w:sz="4" w:color="C9D3DE"/>
-          <w:insideV w:val="nil"/>
-        </w:tblBorders>
       </w:tblPr>
       <w:tblGrid>
-        <w:gridCol w:w="1994"/>
-        <w:gridCol w:w="1994"/>
-        <w:gridCol w:w="1994"/>
-        <w:gridCol w:w="1994"/>
-        <w:gridCol w:w="1994"/>
+        <w:gridCol w:w="1701"/>
+        <w:gridCol w:w="2608"/>
+        <w:gridCol w:w="963"/>
+        <w:gridCol w:w="1304"/>
+        <w:gridCol w:w="3061"/>
       </w:tblGrid>
       <w:tr>
         <w:tc>
           <w:tcPr>
             <w:tcW w:type="dxa" w:w="1701"/>
-            <w:shd w:val="clear" w:color="auto" w:fill="1F4E79"/>
+            <w:tcBorders>
+              <w:top w:val="single" w:sz="12" w:color="1F4E79" w:space="0"/>
+              <w:left w:val="nil"/>
+              <w:bottom w:val="single" w:sz="4" w:color="C9D3DE" w:space="0"/>
+              <w:right w:val="nil"/>
+            </w:tcBorders>
+            <w:shd w:val="clear" w:color="auto" w:fill="EAF1F8"/>
           </w:tcPr>
           <w:p>
-            <w:r/>
+            <w:pPr>
+              <w:spacing w:before="0" w:after="0"/>
+            </w:pPr>
             <w:r>
               <w:rPr>
                 <w:b/>
-                <w:color w:val="FFFFFF"/>
-                <w:sz w:val="17"/>
+                <w:caps/>
+                <w:color w:val="1F4E79"/>
+                <w:sz w:val="16"/>
               </w:rPr>
               <w:t>ISIN</w:t>
             </w:r>
@@ -596,15 +1009,24 @@
         <w:tc>
           <w:tcPr>
             <w:tcW w:type="dxa" w:w="2608"/>
-            <w:shd w:val="clear" w:color="auto" w:fill="1F4E79"/>
+            <w:tcBorders>
+              <w:top w:val="single" w:sz="12" w:color="1F4E79" w:space="0"/>
+              <w:left w:val="nil"/>
+              <w:bottom w:val="single" w:sz="4" w:color="C9D3DE" w:space="0"/>
+              <w:right w:val="nil"/>
+            </w:tcBorders>
+            <w:shd w:val="clear" w:color="auto" w:fill="EAF1F8"/>
           </w:tcPr>
           <w:p>
-            <w:r/>
+            <w:pPr>
+              <w:spacing w:before="0" w:after="0"/>
+            </w:pPr>
             <w:r>
               <w:rPr>
                 <w:b/>
-                <w:color w:val="FFFFFF"/>
-                <w:sz w:val="17"/>
+                <w:caps/>
+                <w:color w:val="1F4E79"/>
+                <w:sz w:val="16"/>
               </w:rPr>
               <w:t>Priemonė</w:t>
             </w:r>
@@ -613,18 +1035,25 @@
         <w:tc>
           <w:tcPr>
             <w:tcW w:type="dxa" w:w="964"/>
-            <w:shd w:val="clear" w:color="auto" w:fill="1F4E79"/>
+            <w:tcBorders>
+              <w:top w:val="single" w:sz="12" w:color="1F4E79" w:space="0"/>
+              <w:left w:val="nil"/>
+              <w:bottom w:val="single" w:sz="4" w:color="C9D3DE" w:space="0"/>
+              <w:right w:val="nil"/>
+            </w:tcBorders>
+            <w:shd w:val="clear" w:color="auto" w:fill="EAF1F8"/>
           </w:tcPr>
           <w:p>
             <w:pPr>
+              <w:spacing w:before="0" w:after="0"/>
               <w:jc w:val="right"/>
             </w:pPr>
-            <w:r/>
             <w:r>
               <w:rPr>
                 <w:b/>
-                <w:color w:val="FFFFFF"/>
-                <w:sz w:val="17"/>
+                <w:caps/>
+                <w:color w:val="1F4E79"/>
+                <w:sz w:val="16"/>
               </w:rPr>
               <w:t>Kuponas</w:t>
             </w:r>
@@ -633,15 +1062,24 @@
         <w:tc>
           <w:tcPr>
             <w:tcW w:type="dxa" w:w="1304"/>
-            <w:shd w:val="clear" w:color="auto" w:fill="1F4E79"/>
+            <w:tcBorders>
+              <w:top w:val="single" w:sz="12" w:color="1F4E79" w:space="0"/>
+              <w:left w:val="nil"/>
+              <w:bottom w:val="single" w:sz="4" w:color="C9D3DE" w:space="0"/>
+              <w:right w:val="nil"/>
+            </w:tcBorders>
+            <w:shd w:val="clear" w:color="auto" w:fill="EAF1F8"/>
           </w:tcPr>
           <w:p>
-            <w:r/>
+            <w:pPr>
+              <w:spacing w:before="0" w:after="0"/>
+            </w:pPr>
             <w:r>
               <w:rPr>
                 <w:b/>
-                <w:color w:val="FFFFFF"/>
-                <w:sz w:val="17"/>
+                <w:caps/>
+                <w:color w:val="1F4E79"/>
+                <w:sz w:val="16"/>
               </w:rPr>
               <w:t>Išpirkimas</w:t>
             </w:r>
@@ -650,15 +1088,24 @@
         <w:tc>
           <w:tcPr>
             <w:tcW w:type="dxa" w:w="3061"/>
-            <w:shd w:val="clear" w:color="auto" w:fill="1F4E79"/>
+            <w:tcBorders>
+              <w:top w:val="single" w:sz="12" w:color="1F4E79" w:space="0"/>
+              <w:left w:val="nil"/>
+              <w:bottom w:val="single" w:sz="4" w:color="C9D3DE" w:space="0"/>
+              <w:right w:val="nil"/>
+            </w:tcBorders>
+            <w:shd w:val="clear" w:color="auto" w:fill="EAF1F8"/>
           </w:tcPr>
           <w:p>
-            <w:r/>
+            <w:pPr>
+              <w:spacing w:before="0" w:after="0"/>
+            </w:pPr>
             <w:r>
               <w:rPr>
                 <w:b/>
-                <w:color w:val="FFFFFF"/>
-                <w:sz w:val="17"/>
+                <w:caps/>
+                <w:color w:val="1F4E79"/>
+                <w:sz w:val="16"/>
               </w:rPr>
               <w:t>Pastaba</w:t>
             </w:r>
@@ -669,12 +1116,17 @@
         <w:tc>
           <w:tcPr>
             <w:tcW w:type="dxa" w:w="1701"/>
+            <w:tcBorders>
+              <w:top w:val="nil"/>
+              <w:left w:val="nil"/>
+              <w:bottom w:val="single" w:sz="4" w:color="DDE3EA" w:space="0"/>
+              <w:right w:val="nil"/>
+            </w:tcBorders>
           </w:tcPr>
           <w:p>
             <w:pPr>
-              <w:spacing w:after="0"/>
+              <w:spacing w:before="0" w:after="0"/>
             </w:pPr>
-            <w:r/>
             <w:r>
               <w:rPr>
                 <w:b w:val="0"/>
@@ -687,12 +1139,17 @@
         <w:tc>
           <w:tcPr>
             <w:tcW w:type="dxa" w:w="2608"/>
+            <w:tcBorders>
+              <w:top w:val="nil"/>
+              <w:left w:val="nil"/>
+              <w:bottom w:val="single" w:sz="4" w:color="DDE3EA" w:space="0"/>
+              <w:right w:val="nil"/>
+            </w:tcBorders>
           </w:tcPr>
           <w:p>
             <w:pPr>
-              <w:spacing w:after="0"/>
+              <w:spacing w:before="0" w:after="0"/>
             </w:pPr>
-            <w:r/>
             <w:r>
               <w:rPr>
                 <w:b w:val="0"/>
@@ -705,13 +1162,18 @@
         <w:tc>
           <w:tcPr>
             <w:tcW w:type="dxa" w:w="964"/>
+            <w:tcBorders>
+              <w:top w:val="nil"/>
+              <w:left w:val="nil"/>
+              <w:bottom w:val="single" w:sz="4" w:color="DDE3EA" w:space="0"/>
+              <w:right w:val="nil"/>
+            </w:tcBorders>
           </w:tcPr>
           <w:p>
             <w:pPr>
-              <w:spacing w:after="0"/>
+              <w:spacing w:before="0" w:after="0"/>
               <w:jc w:val="right"/>
             </w:pPr>
-            <w:r/>
             <w:r>
               <w:rPr>
                 <w:b w:val="0"/>
@@ -724,12 +1186,17 @@
         <w:tc>
           <w:tcPr>
             <w:tcW w:type="dxa" w:w="1304"/>
+            <w:tcBorders>
+              <w:top w:val="nil"/>
+              <w:left w:val="nil"/>
+              <w:bottom w:val="single" w:sz="4" w:color="DDE3EA" w:space="0"/>
+              <w:right w:val="nil"/>
+            </w:tcBorders>
           </w:tcPr>
           <w:p>
             <w:pPr>
-              <w:spacing w:after="0"/>
+              <w:spacing w:before="0" w:after="0"/>
             </w:pPr>
-            <w:r/>
             <w:r>
               <w:rPr>
                 <w:b w:val="0"/>
@@ -742,12 +1209,17 @@
         <w:tc>
           <w:tcPr>
             <w:tcW w:type="dxa" w:w="3061"/>
+            <w:tcBorders>
+              <w:top w:val="nil"/>
+              <w:left w:val="nil"/>
+              <w:bottom w:val="single" w:sz="4" w:color="DDE3EA" w:space="0"/>
+              <w:right w:val="nil"/>
+            </w:tcBorders>
           </w:tcPr>
           <w:p>
             <w:pPr>
-              <w:spacing w:after="0"/>
+              <w:spacing w:before="0" w:after="0"/>
             </w:pPr>
-            <w:r/>
             <w:r>
               <w:rPr>
                 <w:b w:val="0"/>
@@ -761,11 +1233,29 @@
     </w:tbl>
     <w:p>
       <w:pPr>
-        <w:spacing w:before="280" w:after="80"/>
+        <w:spacing w:before="0" w:after="40"/>
+      </w:pPr>
+    </w:p>
+    <w:p>
+      <w:pPr>
+        <w:keepNext/>
         <w:pBdr>
-          <w:bottom w:val="single" w:sz="6" w:color="C9D3DE" w:space="2"/>
+          <w:bottom w:val="single" w:sz="8" w:color="1F4E79" w:space="4"/>
         </w:pBdr>
+        <w:tabs>
+          <w:tab w:pos="482" w:val="left"/>
+        </w:tabs>
+        <w:spacing w:before="360" w:after="160"/>
       </w:pPr>
+      <w:r>
+        <w:rPr>
+          <w:b/>
+          <w:color w:val="2A78D6"/>
+          <w:sz w:val="18"/>
+        </w:rPr>
+        <w:t>03</w:t>
+        <w:tab/>
+      </w:r>
       <w:r>
         <w:rPr>
           <w:b/>
@@ -777,38 +1267,54 @@
     </w:p>
     <w:tbl>
       <w:tblPr>
-        <w:tblW w:type="auto" w:w="0"/>
+        <w:tblW w:w="9639" w:type="dxa"/>
+        <w:tblBorders>
+          <w:top w:val="nil"/>
+          <w:left w:val="nil"/>
+          <w:bottom w:val="nil"/>
+          <w:right w:val="nil"/>
+          <w:insideH w:val="nil"/>
+          <w:insideV w:val="nil"/>
+        </w:tblBorders>
+        <w:tblLayout w:type="fixed"/>
+        <w:tblCellMar>
+          <w:top w:w="70" w:type="dxa"/>
+          <w:left w:w="100" w:type="dxa"/>
+          <w:bottom w:w="70" w:type="dxa"/>
+          <w:right w:w="100" w:type="dxa"/>
+        </w:tblCellMar>
         <w:tblLook w:firstColumn="1" w:firstRow="1" w:lastColumn="0" w:lastRow="0" w:noHBand="0" w:noVBand="1" w:val="04A0"/>
-        <w:tblBorders>
-          <w:top w:val="single" w:sz="4" w:color="C9D3DE"/>
-          <w:left w:val="nil"/>
-          <w:bottom w:val="single" w:sz="4" w:color="C9D3DE"/>
-          <w:right w:val="nil"/>
-          <w:insideH w:val="single" w:sz="4" w:color="C9D3DE"/>
-          <w:insideV w:val="nil"/>
-        </w:tblBorders>
       </w:tblPr>
       <w:tblGrid>
-        <w:gridCol w:w="1662"/>
-        <w:gridCol w:w="1662"/>
-        <w:gridCol w:w="1662"/>
-        <w:gridCol w:w="1662"/>
-        <w:gridCol w:w="1662"/>
-        <w:gridCol w:w="1662"/>
+        <w:gridCol w:w="2864"/>
+        <w:gridCol w:w="1156"/>
+        <w:gridCol w:w="1156"/>
+        <w:gridCol w:w="1156"/>
+        <w:gridCol w:w="1156"/>
+        <w:gridCol w:w="2148"/>
       </w:tblGrid>
       <w:tr>
         <w:tc>
           <w:tcPr>
-            <w:tcW w:type="dxa" w:w="2948"/>
-            <w:shd w:val="clear" w:color="auto" w:fill="1F4E79"/>
+            <w:tcW w:type="dxa" w:w="2864"/>
+            <w:tcBorders>
+              <w:top w:val="single" w:sz="12" w:color="1F4E79" w:space="0"/>
+              <w:left w:val="nil"/>
+              <w:bottom w:val="single" w:sz="4" w:color="C9D3DE" w:space="0"/>
+              <w:right w:val="nil"/>
+            </w:tcBorders>
+            <w:shd w:val="clear" w:color="auto" w:fill="EAF1F8"/>
           </w:tcPr>
           <w:p>
-            <w:r/>
+            <w:pPr>
+              <w:spacing w:before="0" w:after="0"/>
+            </w:pPr>
             <w:r>
               <w:rPr>
                 <w:b/>
-                <w:color w:val="FFFFFF"/>
-                <w:sz w:val="17"/>
+                <w:caps/>
+                <w:color w:val="1F4E79"/>
+                <w:sz w:val="16"/>
               </w:rPr>
               <w:t>Rodiklis</w:t>
             </w:r>
@@ -816,19 +1322,26 @@
         </w:tc>
         <w:tc>
           <w:tcPr>
-            <w:tcW w:type="dxa" w:w="1191"/>
-            <w:shd w:val="clear" w:color="auto" w:fill="1F4E79"/>
+            <w:tcW w:type="dxa" w:w="1157"/>
+            <w:tcBorders>
+              <w:top w:val="single" w:sz="12" w:color="1F4E79" w:space="0"/>
+              <w:left w:val="nil"/>
+              <w:bottom w:val="single" w:sz="4" w:color="C9D3DE" w:space="0"/>
+              <w:right w:val="nil"/>
+            </w:tcBorders>
+            <w:shd w:val="clear" w:color="auto" w:fill="EAF1F8"/>
           </w:tcPr>
           <w:p>
             <w:pPr>
+              <w:spacing w:before="0" w:after="0"/>
               <w:jc w:val="right"/>
             </w:pPr>
-            <w:r/>
             <w:r>
               <w:rPr>
                 <w:b/>
-                <w:color w:val="FFFFFF"/>
-                <w:sz w:val="17"/>
+                <w:caps/>
+                <w:color w:val="1F4E79"/>
+                <w:sz w:val="16"/>
               </w:rPr>
               <w:t>FY2024</w:t>
             </w:r>
@@ -836,19 +1349,26 @@
         </w:tc>
         <w:tc>
           <w:tcPr>
-            <w:tcW w:type="dxa" w:w="1191"/>
-            <w:shd w:val="clear" w:color="auto" w:fill="1F4E79"/>
+            <w:tcW w:type="dxa" w:w="1157"/>
+            <w:tcBorders>
+              <w:top w:val="single" w:sz="12" w:color="1F4E79" w:space="0"/>
+              <w:left w:val="nil"/>
+              <w:bottom w:val="single" w:sz="4" w:color="C9D3DE" w:space="0"/>
+              <w:right w:val="nil"/>
+            </w:tcBorders>
+            <w:shd w:val="clear" w:color="auto" w:fill="EAF1F8"/>
           </w:tcPr>
           <w:p>
             <w:pPr>
+              <w:spacing w:before="0" w:after="0"/>
               <w:jc w:val="right"/>
             </w:pPr>
-            <w:r/>
             <w:r>
               <w:rPr>
                 <w:b/>
-                <w:color w:val="FFFFFF"/>
-                <w:sz w:val="17"/>
+                <w:caps/>
+                <w:color w:val="1F4E79"/>
+                <w:sz w:val="16"/>
               </w:rPr>
               <w:t>FY2025</w:t>
             </w:r>
@@ -856,19 +1376,26 @@
         </w:tc>
         <w:tc>
           <w:tcPr>
-            <w:tcW w:type="dxa" w:w="1191"/>
-            <w:shd w:val="clear" w:color="auto" w:fill="1F4E79"/>
+            <w:tcW w:type="dxa" w:w="1157"/>
+            <w:tcBorders>
+              <w:top w:val="single" w:sz="12" w:color="1F4E79" w:space="0"/>
+              <w:left w:val="nil"/>
+              <w:bottom w:val="single" w:sz="4" w:color="C9D3DE" w:space="0"/>
+              <w:right w:val="nil"/>
+            </w:tcBorders>
+            <w:shd w:val="clear" w:color="auto" w:fill="EAF1F8"/>
           </w:tcPr>
           <w:p>
             <w:pPr>
+              <w:spacing w:before="0" w:after="0"/>
               <w:jc w:val="right"/>
             </w:pPr>
-            <w:r/>
             <w:r>
               <w:rPr>
                 <w:b/>
-                <w:color w:val="FFFFFF"/>
-                <w:sz w:val="17"/>
+                <w:caps/>
+                <w:color w:val="1F4E79"/>
+                <w:sz w:val="16"/>
               </w:rPr>
               <w:t>6M2025</w:t>
             </w:r>
@@ -876,19 +1403,26 @@
         </w:tc>
         <w:tc>
           <w:tcPr>
-            <w:tcW w:type="dxa" w:w="1191"/>
-            <w:shd w:val="clear" w:color="auto" w:fill="1F4E79"/>
+            <w:tcW w:type="dxa" w:w="1157"/>
+            <w:tcBorders>
+              <w:top w:val="single" w:sz="12" w:color="1F4E79" w:space="0"/>
+              <w:left w:val="nil"/>
+              <w:bottom w:val="single" w:sz="4" w:color="C9D3DE" w:space="0"/>
+              <w:right w:val="nil"/>
+            </w:tcBorders>
+            <w:shd w:val="clear" w:color="auto" w:fill="EAF1F8"/>
           </w:tcPr>
           <w:p>
             <w:pPr>
+              <w:spacing w:before="0" w:after="0"/>
               <w:jc w:val="right"/>
             </w:pPr>
-            <w:r/>
             <w:r>
               <w:rPr>
                 <w:b/>
-                <w:color w:val="FFFFFF"/>
-                <w:sz w:val="17"/>
+                <w:caps/>
+                <w:color w:val="1F4E79"/>
+                <w:sz w:val="16"/>
               </w:rPr>
               <w:t>6M2026</w:t>
             </w:r>
@@ -896,19 +1430,26 @@
         </w:tc>
         <w:tc>
           <w:tcPr>
-            <w:tcW w:type="dxa" w:w="2211"/>
-            <w:shd w:val="clear" w:color="auto" w:fill="1F4E79"/>
+            <w:tcW w:type="dxa" w:w="2148"/>
+            <w:tcBorders>
+              <w:top w:val="single" w:sz="12" w:color="1F4E79" w:space="0"/>
+              <w:left w:val="nil"/>
+              <w:bottom w:val="single" w:sz="4" w:color="C9D3DE" w:space="0"/>
+              <w:right w:val="nil"/>
+            </w:tcBorders>
+            <w:shd w:val="clear" w:color="auto" w:fill="EAF1F8"/>
           </w:tcPr>
           <w:p>
             <w:pPr>
+              <w:spacing w:before="0" w:after="0"/>
               <w:jc w:val="right"/>
             </w:pPr>
-            <w:r/>
             <w:r>
               <w:rPr>
                 <w:b/>
-                <w:color w:val="FFFFFF"/>
-                <w:sz w:val="17"/>
+                <w:caps/>
+                <w:color w:val="1F4E79"/>
+                <w:sz w:val="16"/>
               </w:rPr>
               <w:t>Pokytis</w:t>
             </w:r>
@@ -918,13 +1459,18 @@
       <w:tr>
         <w:tc>
           <w:tcPr>
-            <w:tcW w:type="dxa" w:w="2948"/>
+            <w:tcW w:type="dxa" w:w="2864"/>
+            <w:tcBorders>
+              <w:top w:val="nil"/>
+              <w:left w:val="nil"/>
+              <w:bottom w:val="single" w:sz="4" w:color="DDE3EA" w:space="0"/>
+              <w:right w:val="nil"/>
+            </w:tcBorders>
           </w:tcPr>
           <w:p>
             <w:pPr>
-              <w:spacing w:after="0"/>
+              <w:spacing w:before="0" w:after="0"/>
             </w:pPr>
-            <w:r/>
             <w:r>
               <w:rPr>
                 <w:b w:val="0"/>
@@ -932,7 +1478,7 @@
               </w:rPr>
               <w:t>Pajamos, mln. EUR</w:t>
             </w:r>
-            <w:hyperlink r:id="rId15">
+            <w:hyperlink r:id="rId17">
               <w:r>
                 <w:rPr>
                   <w:color w:val="2A78D6"/>
@@ -949,7 +1495,7 @@
               </w:rPr>
               <w:t>,</w:t>
             </w:r>
-            <w:hyperlink r:id="rId11">
+            <w:hyperlink r:id="rId13">
               <w:r>
                 <w:rPr>
                   <w:color w:val="2A78D6"/>
@@ -963,14 +1509,19 @@
         </w:tc>
         <w:tc>
           <w:tcPr>
-            <w:tcW w:type="dxa" w:w="1191"/>
+            <w:tcW w:type="dxa" w:w="1157"/>
+            <w:tcBorders>
+              <w:top w:val="nil"/>
+              <w:left w:val="nil"/>
+              <w:bottom w:val="single" w:sz="4" w:color="DDE3EA" w:space="0"/>
+              <w:right w:val="nil"/>
+            </w:tcBorders>
           </w:tcPr>
           <w:p>
             <w:pPr>
-              <w:spacing w:after="0"/>
+              <w:spacing w:before="0" w:after="0"/>
               <w:jc w:val="right"/>
             </w:pPr>
-            <w:r/>
             <w:r>
               <w:rPr>
                 <w:b w:val="0"/>
@@ -982,14 +1533,19 @@
         </w:tc>
         <w:tc>
           <w:tcPr>
-            <w:tcW w:type="dxa" w:w="1191"/>
+            <w:tcW w:type="dxa" w:w="1157"/>
+            <w:tcBorders>
+              <w:top w:val="nil"/>
+              <w:left w:val="nil"/>
+              <w:bottom w:val="single" w:sz="4" w:color="DDE3EA" w:space="0"/>
+              <w:right w:val="nil"/>
+            </w:tcBorders>
           </w:tcPr>
           <w:p>
             <w:pPr>
-              <w:spacing w:after="0"/>
+              <w:spacing w:before="0" w:after="0"/>
               <w:jc w:val="right"/>
             </w:pPr>
-            <w:r/>
             <w:r>
               <w:rPr>
                 <w:b w:val="0"/>
@@ -1001,14 +1557,19 @@
         </w:tc>
         <w:tc>
           <w:tcPr>
-            <w:tcW w:type="dxa" w:w="1191"/>
+            <w:tcW w:type="dxa" w:w="1157"/>
+            <w:tcBorders>
+              <w:top w:val="nil"/>
+              <w:left w:val="nil"/>
+              <w:bottom w:val="single" w:sz="4" w:color="DDE3EA" w:space="0"/>
+              <w:right w:val="nil"/>
+            </w:tcBorders>
           </w:tcPr>
           <w:p>
             <w:pPr>
-              <w:spacing w:after="0"/>
+              <w:spacing w:before="0" w:after="0"/>
               <w:jc w:val="right"/>
             </w:pPr>
-            <w:r/>
             <w:r>
               <w:rPr>
                 <w:b w:val="0"/>
@@ -1020,14 +1581,19 @@
         </w:tc>
         <w:tc>
           <w:tcPr>
-            <w:tcW w:type="dxa" w:w="1191"/>
+            <w:tcW w:type="dxa" w:w="1157"/>
+            <w:tcBorders>
+              <w:top w:val="nil"/>
+              <w:left w:val="nil"/>
+              <w:bottom w:val="single" w:sz="4" w:color="DDE3EA" w:space="0"/>
+              <w:right w:val="nil"/>
+            </w:tcBorders>
           </w:tcPr>
           <w:p>
             <w:pPr>
-              <w:spacing w:after="0"/>
+              <w:spacing w:before="0" w:after="0"/>
               <w:jc w:val="right"/>
             </w:pPr>
-            <w:r/>
             <w:r>
               <w:rPr>
                 <w:b w:val="0"/>
@@ -1039,14 +1605,19 @@
         </w:tc>
         <w:tc>
           <w:tcPr>
-            <w:tcW w:type="dxa" w:w="2211"/>
+            <w:tcW w:type="dxa" w:w="2148"/>
+            <w:tcBorders>
+              <w:top w:val="nil"/>
+              <w:left w:val="nil"/>
+              <w:bottom w:val="single" w:sz="4" w:color="DDE3EA" w:space="0"/>
+              <w:right w:val="nil"/>
+            </w:tcBorders>
           </w:tcPr>
           <w:p>
             <w:pPr>
-              <w:spacing w:after="0"/>
+              <w:spacing w:before="0" w:after="0"/>
               <w:jc w:val="right"/>
             </w:pPr>
-            <w:r/>
             <w:r>
               <w:rPr>
                 <w:b/>
@@ -1061,14 +1632,18 @@
       <w:tr>
         <w:tc>
           <w:tcPr>
-            <w:tcW w:type="dxa" w:w="2948"/>
-            <w:shd w:val="clear" w:color="auto" w:fill="F6F8FA"/>
+            <w:tcW w:type="dxa" w:w="2864"/>
+            <w:tcBorders>
+              <w:top w:val="nil"/>
+              <w:left w:val="nil"/>
+              <w:bottom w:val="single" w:sz="4" w:color="DDE3EA" w:space="0"/>
+              <w:right w:val="nil"/>
+            </w:tcBorders>
           </w:tcPr>
           <w:p>
             <w:pPr>
-              <w:spacing w:after="0"/>
+              <w:spacing w:before="0" w:after="0"/>
             </w:pPr>
-            <w:r/>
             <w:r>
               <w:rPr>
                 <w:b w:val="0"/>
@@ -1076,7 +1651,7 @@
               </w:rPr>
               <w:t>EBITDA, mln. EUR</w:t>
             </w:r>
-            <w:hyperlink r:id="rId15">
+            <w:hyperlink r:id="rId17">
               <w:r>
                 <w:rPr>
                   <w:color w:val="2A78D6"/>
@@ -1093,7 +1668,7 @@
               </w:rPr>
               <w:t>,</w:t>
             </w:r>
-            <w:hyperlink r:id="rId11">
+            <w:hyperlink r:id="rId13">
               <w:r>
                 <w:rPr>
                   <w:color w:val="2A78D6"/>
@@ -1107,15 +1682,19 @@
         </w:tc>
         <w:tc>
           <w:tcPr>
-            <w:tcW w:type="dxa" w:w="1191"/>
-            <w:shd w:val="clear" w:color="auto" w:fill="F6F8FA"/>
+            <w:tcW w:type="dxa" w:w="1157"/>
+            <w:tcBorders>
+              <w:top w:val="nil"/>
+              <w:left w:val="nil"/>
+              <w:bottom w:val="single" w:sz="4" w:color="DDE3EA" w:space="0"/>
+              <w:right w:val="nil"/>
+            </w:tcBorders>
           </w:tcPr>
           <w:p>
             <w:pPr>
-              <w:spacing w:after="0"/>
+              <w:spacing w:before="0" w:after="0"/>
               <w:jc w:val="right"/>
             </w:pPr>
-            <w:r/>
             <w:r>
               <w:rPr>
                 <w:b w:val="0"/>
@@ -1127,15 +1706,19 @@
         </w:tc>
         <w:tc>
           <w:tcPr>
-            <w:tcW w:type="dxa" w:w="1191"/>
-            <w:shd w:val="clear" w:color="auto" w:fill="F6F8FA"/>
+            <w:tcW w:type="dxa" w:w="1157"/>
+            <w:tcBorders>
+              <w:top w:val="nil"/>
+              <w:left w:val="nil"/>
+              <w:bottom w:val="single" w:sz="4" w:color="DDE3EA" w:space="0"/>
+              <w:right w:val="nil"/>
+            </w:tcBorders>
           </w:tcPr>
           <w:p>
             <w:pPr>
-              <w:spacing w:after="0"/>
+              <w:spacing w:before="0" w:after="0"/>
               <w:jc w:val="right"/>
             </w:pPr>
-            <w:r/>
             <w:r>
               <w:rPr>
                 <w:b w:val="0"/>
@@ -1147,15 +1730,19 @@
         </w:tc>
         <w:tc>
           <w:tcPr>
-            <w:tcW w:type="dxa" w:w="1191"/>
-            <w:shd w:val="clear" w:color="auto" w:fill="F6F8FA"/>
+            <w:tcW w:type="dxa" w:w="1157"/>
+            <w:tcBorders>
+              <w:top w:val="nil"/>
+              <w:left w:val="nil"/>
+              <w:bottom w:val="single" w:sz="4" w:color="DDE3EA" w:space="0"/>
+              <w:right w:val="nil"/>
+            </w:tcBorders>
           </w:tcPr>
           <w:p>
             <w:pPr>
-              <w:spacing w:after="0"/>
+              <w:spacing w:before="0" w:after="0"/>
               <w:jc w:val="right"/>
             </w:pPr>
-            <w:r/>
             <w:r>
               <w:rPr>
                 <w:b w:val="0"/>
@@ -1167,15 +1754,19 @@
         </w:tc>
         <w:tc>
           <w:tcPr>
-            <w:tcW w:type="dxa" w:w="1191"/>
-            <w:shd w:val="clear" w:color="auto" w:fill="F6F8FA"/>
+            <w:tcW w:type="dxa" w:w="1157"/>
+            <w:tcBorders>
+              <w:top w:val="nil"/>
+              <w:left w:val="nil"/>
+              <w:bottom w:val="single" w:sz="4" w:color="DDE3EA" w:space="0"/>
+              <w:right w:val="nil"/>
+            </w:tcBorders>
           </w:tcPr>
           <w:p>
             <w:pPr>
-              <w:spacing w:after="0"/>
+              <w:spacing w:before="0" w:after="0"/>
               <w:jc w:val="right"/>
             </w:pPr>
-            <w:r/>
             <w:r>
               <w:rPr>
                 <w:b w:val="0"/>
@@ -1187,15 +1778,19 @@
         </w:tc>
         <w:tc>
           <w:tcPr>
-            <w:tcW w:type="dxa" w:w="2211"/>
-            <w:shd w:val="clear" w:color="auto" w:fill="F6F8FA"/>
+            <w:tcW w:type="dxa" w:w="2148"/>
+            <w:tcBorders>
+              <w:top w:val="nil"/>
+              <w:left w:val="nil"/>
+              <w:bottom w:val="single" w:sz="4" w:color="DDE3EA" w:space="0"/>
+              <w:right w:val="nil"/>
+            </w:tcBorders>
           </w:tcPr>
           <w:p>
             <w:pPr>
-              <w:spacing w:after="0"/>
+              <w:spacing w:before="0" w:after="0"/>
               <w:jc w:val="right"/>
             </w:pPr>
-            <w:r/>
             <w:r>
               <w:rPr>
                 <w:b/>
@@ -1210,13 +1805,18 @@
       <w:tr>
         <w:tc>
           <w:tcPr>
-            <w:tcW w:type="dxa" w:w="2948"/>
+            <w:tcW w:type="dxa" w:w="2864"/>
+            <w:tcBorders>
+              <w:top w:val="nil"/>
+              <w:left w:val="nil"/>
+              <w:bottom w:val="single" w:sz="4" w:color="DDE3EA" w:space="0"/>
+              <w:right w:val="nil"/>
+            </w:tcBorders>
           </w:tcPr>
           <w:p>
             <w:pPr>
-              <w:spacing w:after="0"/>
+              <w:spacing w:before="0" w:after="0"/>
             </w:pPr>
-            <w:r/>
             <w:r>
               <w:rPr>
                 <w:b w:val="0"/>
@@ -1224,7 +1824,7 @@
               </w:rPr>
               <w:t>Grynasis pelnas, mln. EUR</w:t>
             </w:r>
-            <w:hyperlink r:id="rId15">
+            <w:hyperlink r:id="rId17">
               <w:r>
                 <w:rPr>
                   <w:color w:val="2A78D6"/>
@@ -1241,7 +1841,7 @@
               </w:rPr>
               <w:t>,</w:t>
             </w:r>
-            <w:hyperlink r:id="rId11">
+            <w:hyperlink r:id="rId13">
               <w:r>
                 <w:rPr>
                   <w:color w:val="2A78D6"/>
@@ -1255,14 +1855,19 @@
         </w:tc>
         <w:tc>
           <w:tcPr>
-            <w:tcW w:type="dxa" w:w="1191"/>
+            <w:tcW w:type="dxa" w:w="1157"/>
+            <w:tcBorders>
+              <w:top w:val="nil"/>
+              <w:left w:val="nil"/>
+              <w:bottom w:val="single" w:sz="4" w:color="DDE3EA" w:space="0"/>
+              <w:right w:val="nil"/>
+            </w:tcBorders>
           </w:tcPr>
           <w:p>
             <w:pPr>
-              <w:spacing w:after="0"/>
+              <w:spacing w:before="0" w:after="0"/>
               <w:jc w:val="right"/>
             </w:pPr>
-            <w:r/>
             <w:r>
               <w:rPr>
                 <w:b w:val="0"/>
@@ -1274,14 +1879,19 @@
         </w:tc>
         <w:tc>
           <w:tcPr>
-            <w:tcW w:type="dxa" w:w="1191"/>
+            <w:tcW w:type="dxa" w:w="1157"/>
+            <w:tcBorders>
+              <w:top w:val="nil"/>
+              <w:left w:val="nil"/>
+              <w:bottom w:val="single" w:sz="4" w:color="DDE3EA" w:space="0"/>
+              <w:right w:val="nil"/>
+            </w:tcBorders>
           </w:tcPr>
           <w:p>
             <w:pPr>
-              <w:spacing w:after="0"/>
+              <w:spacing w:before="0" w:after="0"/>
               <w:jc w:val="right"/>
             </w:pPr>
-            <w:r/>
             <w:r>
               <w:rPr>
                 <w:b w:val="0"/>
@@ -1293,14 +1903,19 @@
         </w:tc>
         <w:tc>
           <w:tcPr>
-            <w:tcW w:type="dxa" w:w="1191"/>
+            <w:tcW w:type="dxa" w:w="1157"/>
+            <w:tcBorders>
+              <w:top w:val="nil"/>
+              <w:left w:val="nil"/>
+              <w:bottom w:val="single" w:sz="4" w:color="DDE3EA" w:space="0"/>
+              <w:right w:val="nil"/>
+            </w:tcBorders>
           </w:tcPr>
           <w:p>
             <w:pPr>
-              <w:spacing w:after="0"/>
+              <w:spacing w:before="0" w:after="0"/>
               <w:jc w:val="right"/>
             </w:pPr>
-            <w:r/>
             <w:r>
               <w:rPr>
                 <w:b w:val="0"/>
@@ -1312,14 +1927,19 @@
         </w:tc>
         <w:tc>
           <w:tcPr>
-            <w:tcW w:type="dxa" w:w="1191"/>
+            <w:tcW w:type="dxa" w:w="1157"/>
+            <w:tcBorders>
+              <w:top w:val="nil"/>
+              <w:left w:val="nil"/>
+              <w:bottom w:val="single" w:sz="4" w:color="DDE3EA" w:space="0"/>
+              <w:right w:val="nil"/>
+            </w:tcBorders>
           </w:tcPr>
           <w:p>
             <w:pPr>
-              <w:spacing w:after="0"/>
+              <w:spacing w:before="0" w:after="0"/>
               <w:jc w:val="right"/>
             </w:pPr>
-            <w:r/>
             <w:r>
               <w:rPr>
                 <w:b w:val="0"/>
@@ -1331,14 +1951,19 @@
         </w:tc>
         <w:tc>
           <w:tcPr>
-            <w:tcW w:type="dxa" w:w="2211"/>
+            <w:tcW w:type="dxa" w:w="2148"/>
+            <w:tcBorders>
+              <w:top w:val="nil"/>
+              <w:left w:val="nil"/>
+              <w:bottom w:val="single" w:sz="4" w:color="DDE3EA" w:space="0"/>
+              <w:right w:val="nil"/>
+            </w:tcBorders>
           </w:tcPr>
           <w:p>
             <w:pPr>
-              <w:spacing w:after="0"/>
+              <w:spacing w:before="0" w:after="0"/>
               <w:jc w:val="right"/>
             </w:pPr>
-            <w:r/>
             <w:r>
               <w:rPr>
                 <w:b/>
@@ -1353,14 +1978,18 @@
       <w:tr>
         <w:tc>
           <w:tcPr>
-            <w:tcW w:type="dxa" w:w="2948"/>
-            <w:shd w:val="clear" w:color="auto" w:fill="F6F8FA"/>
+            <w:tcW w:type="dxa" w:w="2864"/>
+            <w:tcBorders>
+              <w:top w:val="nil"/>
+              <w:left w:val="nil"/>
+              <w:bottom w:val="single" w:sz="4" w:color="DDE3EA" w:space="0"/>
+              <w:right w:val="nil"/>
+            </w:tcBorders>
           </w:tcPr>
           <w:p>
             <w:pPr>
-              <w:spacing w:after="0"/>
+              <w:spacing w:before="0" w:after="0"/>
             </w:pPr>
-            <w:r/>
             <w:r>
               <w:rPr>
                 <w:b w:val="0"/>
@@ -1368,7 +1997,7 @@
               </w:rPr>
               <w:t>Turtas, mln. EUR</w:t>
             </w:r>
-            <w:hyperlink r:id="rId15">
+            <w:hyperlink r:id="rId17">
               <w:r>
                 <w:rPr>
                   <w:color w:val="2A78D6"/>
@@ -1385,7 +2014,7 @@
               </w:rPr>
               <w:t>,</w:t>
             </w:r>
-            <w:hyperlink r:id="rId11">
+            <w:hyperlink r:id="rId13">
               <w:r>
                 <w:rPr>
                   <w:color w:val="2A78D6"/>
@@ -1399,15 +2028,19 @@
         </w:tc>
         <w:tc>
           <w:tcPr>
-            <w:tcW w:type="dxa" w:w="1191"/>
-            <w:shd w:val="clear" w:color="auto" w:fill="F6F8FA"/>
+            <w:tcW w:type="dxa" w:w="1157"/>
+            <w:tcBorders>
+              <w:top w:val="nil"/>
+              <w:left w:val="nil"/>
+              <w:bottom w:val="single" w:sz="4" w:color="DDE3EA" w:space="0"/>
+              <w:right w:val="nil"/>
+            </w:tcBorders>
           </w:tcPr>
           <w:p>
             <w:pPr>
-              <w:spacing w:after="0"/>
+              <w:spacing w:before="0" w:after="0"/>
               <w:jc w:val="right"/>
             </w:pPr>
-            <w:r/>
             <w:r>
               <w:rPr>
                 <w:b w:val="0"/>
@@ -1419,15 +2052,19 @@
         </w:tc>
         <w:tc>
           <w:tcPr>
-            <w:tcW w:type="dxa" w:w="1191"/>
-            <w:shd w:val="clear" w:color="auto" w:fill="F6F8FA"/>
+            <w:tcW w:type="dxa" w:w="1157"/>
+            <w:tcBorders>
+              <w:top w:val="nil"/>
+              <w:left w:val="nil"/>
+              <w:bottom w:val="single" w:sz="4" w:color="DDE3EA" w:space="0"/>
+              <w:right w:val="nil"/>
+            </w:tcBorders>
           </w:tcPr>
           <w:p>
             <w:pPr>
-              <w:spacing w:after="0"/>
+              <w:spacing w:before="0" w:after="0"/>
               <w:jc w:val="right"/>
             </w:pPr>
-            <w:r/>
             <w:r>
               <w:rPr>
                 <w:b w:val="0"/>
@@ -1439,15 +2076,19 @@
         </w:tc>
         <w:tc>
           <w:tcPr>
-            <w:tcW w:type="dxa" w:w="1191"/>
-            <w:shd w:val="clear" w:color="auto" w:fill="F6F8FA"/>
+            <w:tcW w:type="dxa" w:w="1157"/>
+            <w:tcBorders>
+              <w:top w:val="nil"/>
+              <w:left w:val="nil"/>
+              <w:bottom w:val="single" w:sz="4" w:color="DDE3EA" w:space="0"/>
+              <w:right w:val="nil"/>
+            </w:tcBorders>
           </w:tcPr>
           <w:p>
             <w:pPr>
-              <w:spacing w:after="0"/>
+              <w:spacing w:before="0" w:after="0"/>
               <w:jc w:val="right"/>
             </w:pPr>
-            <w:r/>
             <w:r>
               <w:rPr>
                 <w:b w:val="0"/>
@@ -1459,15 +2100,19 @@
         </w:tc>
         <w:tc>
           <w:tcPr>
-            <w:tcW w:type="dxa" w:w="1191"/>
-            <w:shd w:val="clear" w:color="auto" w:fill="F6F8FA"/>
+            <w:tcW w:type="dxa" w:w="1157"/>
+            <w:tcBorders>
+              <w:top w:val="nil"/>
+              <w:left w:val="nil"/>
+              <w:bottom w:val="single" w:sz="4" w:color="DDE3EA" w:space="0"/>
+              <w:right w:val="nil"/>
+            </w:tcBorders>
           </w:tcPr>
           <w:p>
             <w:pPr>
-              <w:spacing w:after="0"/>
+              <w:spacing w:before="0" w:after="0"/>
               <w:jc w:val="right"/>
             </w:pPr>
-            <w:r/>
             <w:r>
               <w:rPr>
                 <w:b w:val="0"/>
@@ -1479,15 +2124,19 @@
         </w:tc>
         <w:tc>
           <w:tcPr>
-            <w:tcW w:type="dxa" w:w="2211"/>
-            <w:shd w:val="clear" w:color="auto" w:fill="F6F8FA"/>
+            <w:tcW w:type="dxa" w:w="2148"/>
+            <w:tcBorders>
+              <w:top w:val="nil"/>
+              <w:left w:val="nil"/>
+              <w:bottom w:val="single" w:sz="4" w:color="DDE3EA" w:space="0"/>
+              <w:right w:val="nil"/>
+            </w:tcBorders>
           </w:tcPr>
           <w:p>
             <w:pPr>
-              <w:spacing w:after="0"/>
+              <w:spacing w:before="0" w:after="0"/>
               <w:jc w:val="right"/>
             </w:pPr>
-            <w:r/>
             <w:r>
               <w:rPr>
                 <w:b w:val="0"/>
@@ -1502,13 +2151,18 @@
       <w:tr>
         <w:tc>
           <w:tcPr>
-            <w:tcW w:type="dxa" w:w="2948"/>
+            <w:tcW w:type="dxa" w:w="2864"/>
+            <w:tcBorders>
+              <w:top w:val="nil"/>
+              <w:left w:val="nil"/>
+              <w:bottom w:val="single" w:sz="4" w:color="DDE3EA" w:space="0"/>
+              <w:right w:val="nil"/>
+            </w:tcBorders>
           </w:tcPr>
           <w:p>
             <w:pPr>
-              <w:spacing w:after="0"/>
+              <w:spacing w:before="0" w:after="0"/>
             </w:pPr>
-            <w:r/>
             <w:r>
               <w:rPr>
                 <w:b w:val="0"/>
@@ -1516,7 +2170,7 @@
               </w:rPr>
               <w:t>Nuosavas kapitalas, mln. EUR</w:t>
             </w:r>
-            <w:hyperlink r:id="rId11">
+            <w:hyperlink r:id="rId13">
               <w:r>
                 <w:rPr>
                   <w:color w:val="2A78D6"/>
@@ -1530,14 +2184,19 @@
         </w:tc>
         <w:tc>
           <w:tcPr>
-            <w:tcW w:type="dxa" w:w="1191"/>
+            <w:tcW w:type="dxa" w:w="1157"/>
+            <w:tcBorders>
+              <w:top w:val="nil"/>
+              <w:left w:val="nil"/>
+              <w:bottom w:val="single" w:sz="4" w:color="DDE3EA" w:space="0"/>
+              <w:right w:val="nil"/>
+            </w:tcBorders>
           </w:tcPr>
           <w:p>
             <w:pPr>
-              <w:spacing w:after="0"/>
+              <w:spacing w:before="0" w:after="0"/>
               <w:jc w:val="right"/>
             </w:pPr>
-            <w:r/>
             <w:r>
               <w:rPr>
                 <w:b w:val="0"/>
@@ -1549,14 +2208,19 @@
         </w:tc>
         <w:tc>
           <w:tcPr>
-            <w:tcW w:type="dxa" w:w="1191"/>
+            <w:tcW w:type="dxa" w:w="1157"/>
+            <w:tcBorders>
+              <w:top w:val="nil"/>
+              <w:left w:val="nil"/>
+              <w:bottom w:val="single" w:sz="4" w:color="DDE3EA" w:space="0"/>
+              <w:right w:val="nil"/>
+            </w:tcBorders>
           </w:tcPr>
           <w:p>
             <w:pPr>
-              <w:spacing w:after="0"/>
+              <w:spacing w:before="0" w:after="0"/>
               <w:jc w:val="right"/>
             </w:pPr>
-            <w:r/>
             <w:r>
               <w:rPr>
                 <w:b w:val="0"/>
@@ -1568,14 +2232,19 @@
         </w:tc>
         <w:tc>
           <w:tcPr>
-            <w:tcW w:type="dxa" w:w="1191"/>
+            <w:tcW w:type="dxa" w:w="1157"/>
+            <w:tcBorders>
+              <w:top w:val="nil"/>
+              <w:left w:val="nil"/>
+              <w:bottom w:val="single" w:sz="4" w:color="DDE3EA" w:space="0"/>
+              <w:right w:val="nil"/>
+            </w:tcBorders>
           </w:tcPr>
           <w:p>
             <w:pPr>
-              <w:spacing w:after="0"/>
+              <w:spacing w:before="0" w:after="0"/>
               <w:jc w:val="right"/>
             </w:pPr>
-            <w:r/>
             <w:r>
               <w:rPr>
                 <w:b w:val="0"/>
@@ -1587,14 +2256,19 @@
         </w:tc>
         <w:tc>
           <w:tcPr>
-            <w:tcW w:type="dxa" w:w="1191"/>
+            <w:tcW w:type="dxa" w:w="1157"/>
+            <w:tcBorders>
+              <w:top w:val="nil"/>
+              <w:left w:val="nil"/>
+              <w:bottom w:val="single" w:sz="4" w:color="DDE3EA" w:space="0"/>
+              <w:right w:val="nil"/>
+            </w:tcBorders>
           </w:tcPr>
           <w:p>
             <w:pPr>
-              <w:spacing w:after="0"/>
+              <w:spacing w:before="0" w:after="0"/>
               <w:jc w:val="right"/>
             </w:pPr>
-            <w:r/>
             <w:r>
               <w:rPr>
                 <w:b w:val="0"/>
@@ -1606,14 +2280,19 @@
         </w:tc>
         <w:tc>
           <w:tcPr>
-            <w:tcW w:type="dxa" w:w="2211"/>
+            <w:tcW w:type="dxa" w:w="2148"/>
+            <w:tcBorders>
+              <w:top w:val="nil"/>
+              <w:left w:val="nil"/>
+              <w:bottom w:val="single" w:sz="4" w:color="DDE3EA" w:space="0"/>
+              <w:right w:val="nil"/>
+            </w:tcBorders>
           </w:tcPr>
           <w:p>
             <w:pPr>
-              <w:spacing w:after="0"/>
+              <w:spacing w:before="0" w:after="0"/>
               <w:jc w:val="right"/>
             </w:pPr>
-            <w:r/>
             <w:r>
               <w:rPr>
                 <w:b/>
@@ -1628,14 +2307,18 @@
       <w:tr>
         <w:tc>
           <w:tcPr>
-            <w:tcW w:type="dxa" w:w="2948"/>
-            <w:shd w:val="clear" w:color="auto" w:fill="F6F8FA"/>
+            <w:tcW w:type="dxa" w:w="2864"/>
+            <w:tcBorders>
+              <w:top w:val="nil"/>
+              <w:left w:val="nil"/>
+              <w:bottom w:val="single" w:sz="4" w:color="DDE3EA" w:space="0"/>
+              <w:right w:val="nil"/>
+            </w:tcBorders>
           </w:tcPr>
           <w:p>
             <w:pPr>
-              <w:spacing w:after="0"/>
+              <w:spacing w:before="0" w:after="0"/>
             </w:pPr>
-            <w:r/>
             <w:r>
               <w:rPr>
                 <w:b w:val="0"/>
@@ -1643,7 +2326,7 @@
               </w:rPr>
               <w:t>Nuosavo kapitalo dalis</w:t>
             </w:r>
-            <w:hyperlink r:id="rId15">
+            <w:hyperlink r:id="rId17">
               <w:r>
                 <w:rPr>
                   <w:color w:val="2A78D6"/>
@@ -1660,7 +2343,7 @@
               </w:rPr>
               <w:t>,</w:t>
             </w:r>
-            <w:hyperlink r:id="rId11">
+            <w:hyperlink r:id="rId13">
               <w:r>
                 <w:rPr>
                   <w:color w:val="2A78D6"/>
@@ -1674,15 +2357,19 @@
         </w:tc>
         <w:tc>
           <w:tcPr>
-            <w:tcW w:type="dxa" w:w="1191"/>
-            <w:shd w:val="clear" w:color="auto" w:fill="F6F8FA"/>
+            <w:tcW w:type="dxa" w:w="1157"/>
+            <w:tcBorders>
+              <w:top w:val="nil"/>
+              <w:left w:val="nil"/>
+              <w:bottom w:val="single" w:sz="4" w:color="DDE3EA" w:space="0"/>
+              <w:right w:val="nil"/>
+            </w:tcBorders>
           </w:tcPr>
           <w:p>
             <w:pPr>
-              <w:spacing w:after="0"/>
+              <w:spacing w:before="0" w:after="0"/>
               <w:jc w:val="right"/>
             </w:pPr>
-            <w:r/>
             <w:r>
               <w:rPr>
                 <w:b w:val="0"/>
@@ -1694,15 +2381,19 @@
         </w:tc>
         <w:tc>
           <w:tcPr>
-            <w:tcW w:type="dxa" w:w="1191"/>
-            <w:shd w:val="clear" w:color="auto" w:fill="F6F8FA"/>
+            <w:tcW w:type="dxa" w:w="1157"/>
+            <w:tcBorders>
+              <w:top w:val="nil"/>
+              <w:left w:val="nil"/>
+              <w:bottom w:val="single" w:sz="4" w:color="DDE3EA" w:space="0"/>
+              <w:right w:val="nil"/>
+            </w:tcBorders>
           </w:tcPr>
           <w:p>
             <w:pPr>
-              <w:spacing w:after="0"/>
+              <w:spacing w:before="0" w:after="0"/>
               <w:jc w:val="right"/>
             </w:pPr>
-            <w:r/>
             <w:r>
               <w:rPr>
                 <w:b w:val="0"/>
@@ -1714,15 +2405,19 @@
         </w:tc>
         <w:tc>
           <w:tcPr>
-            <w:tcW w:type="dxa" w:w="1191"/>
-            <w:shd w:val="clear" w:color="auto" w:fill="F6F8FA"/>
+            <w:tcW w:type="dxa" w:w="1157"/>
+            <w:tcBorders>
+              <w:top w:val="nil"/>
+              <w:left w:val="nil"/>
+              <w:bottom w:val="single" w:sz="4" w:color="DDE3EA" w:space="0"/>
+              <w:right w:val="nil"/>
+            </w:tcBorders>
           </w:tcPr>
           <w:p>
             <w:pPr>
-              <w:spacing w:after="0"/>
+              <w:spacing w:before="0" w:after="0"/>
               <w:jc w:val="right"/>
             </w:pPr>
-            <w:r/>
             <w:r>
               <w:rPr>
                 <w:b w:val="0"/>
@@ -1734,15 +2429,20 @@
         </w:tc>
         <w:tc>
           <w:tcPr>
-            <w:tcW w:type="dxa" w:w="1191"/>
+            <w:tcW w:type="dxa" w:w="1157"/>
+            <w:tcBorders>
+              <w:top w:val="nil"/>
+              <w:left w:val="nil"/>
+              <w:bottom w:val="single" w:sz="4" w:color="DDE3EA" w:space="0"/>
+              <w:right w:val="nil"/>
+            </w:tcBorders>
             <w:shd w:val="clear" w:color="auto" w:fill="FDE7E5"/>
           </w:tcPr>
           <w:p>
             <w:pPr>
-              <w:spacing w:after="0"/>
+              <w:spacing w:before="0" w:after="0"/>
               <w:jc w:val="right"/>
             </w:pPr>
-            <w:r/>
             <w:r>
               <w:rPr>
                 <w:b/>
@@ -1754,15 +2454,19 @@
         </w:tc>
         <w:tc>
           <w:tcPr>
-            <w:tcW w:type="dxa" w:w="2211"/>
-            <w:shd w:val="clear" w:color="auto" w:fill="F6F8FA"/>
+            <w:tcW w:type="dxa" w:w="2148"/>
+            <w:tcBorders>
+              <w:top w:val="nil"/>
+              <w:left w:val="nil"/>
+              <w:bottom w:val="single" w:sz="4" w:color="DDE3EA" w:space="0"/>
+              <w:right w:val="nil"/>
+            </w:tcBorders>
           </w:tcPr>
           <w:p>
             <w:pPr>
-              <w:spacing w:after="0"/>
+              <w:spacing w:before="0" w:after="0"/>
               <w:jc w:val="right"/>
             </w:pPr>
-            <w:r/>
             <w:r>
               <w:rPr>
                 <w:b/>
@@ -1777,13 +2481,18 @@
       <w:tr>
         <w:tc>
           <w:tcPr>
-            <w:tcW w:type="dxa" w:w="2948"/>
+            <w:tcW w:type="dxa" w:w="2864"/>
+            <w:tcBorders>
+              <w:top w:val="nil"/>
+              <w:left w:val="nil"/>
+              <w:bottom w:val="single" w:sz="4" w:color="DDE3EA" w:space="0"/>
+              <w:right w:val="nil"/>
+            </w:tcBorders>
           </w:tcPr>
           <w:p>
             <w:pPr>
-              <w:spacing w:after="0"/>
+              <w:spacing w:before="0" w:after="0"/>
             </w:pPr>
-            <w:r/>
             <w:r>
               <w:rPr>
                 <w:b w:val="0"/>
@@ -1791,7 +2500,7 @@
               </w:rPr>
               <w:t>Grynoji skola, mln. EUR</w:t>
             </w:r>
-            <w:hyperlink r:id="rId16">
+            <w:hyperlink r:id="rId18">
               <w:r>
                 <w:rPr>
                   <w:color w:val="2A78D6"/>
@@ -1805,14 +2514,19 @@
         </w:tc>
         <w:tc>
           <w:tcPr>
-            <w:tcW w:type="dxa" w:w="1191"/>
+            <w:tcW w:type="dxa" w:w="1157"/>
+            <w:tcBorders>
+              <w:top w:val="nil"/>
+              <w:left w:val="nil"/>
+              <w:bottom w:val="single" w:sz="4" w:color="DDE3EA" w:space="0"/>
+              <w:right w:val="nil"/>
+            </w:tcBorders>
           </w:tcPr>
           <w:p>
             <w:pPr>
-              <w:spacing w:after="0"/>
+              <w:spacing w:before="0" w:after="0"/>
               <w:jc w:val="right"/>
             </w:pPr>
-            <w:r/>
             <w:r>
               <w:rPr>
                 <w:b w:val="0"/>
@@ -1824,14 +2538,19 @@
         </w:tc>
         <w:tc>
           <w:tcPr>
-            <w:tcW w:type="dxa" w:w="1191"/>
+            <w:tcW w:type="dxa" w:w="1157"/>
+            <w:tcBorders>
+              <w:top w:val="nil"/>
+              <w:left w:val="nil"/>
+              <w:bottom w:val="single" w:sz="4" w:color="DDE3EA" w:space="0"/>
+              <w:right w:val="nil"/>
+            </w:tcBorders>
           </w:tcPr>
           <w:p>
             <w:pPr>
-              <w:spacing w:after="0"/>
+              <w:spacing w:before="0" w:after="0"/>
               <w:jc w:val="right"/>
             </w:pPr>
-            <w:r/>
             <w:r>
               <w:rPr>
                 <w:b w:val="0"/>
@@ -1843,14 +2562,19 @@
         </w:tc>
         <w:tc>
           <w:tcPr>
-            <w:tcW w:type="dxa" w:w="1191"/>
+            <w:tcW w:type="dxa" w:w="1157"/>
+            <w:tcBorders>
+              <w:top w:val="nil"/>
+              <w:left w:val="nil"/>
+              <w:bottom w:val="single" w:sz="4" w:color="DDE3EA" w:space="0"/>
+              <w:right w:val="nil"/>
+            </w:tcBorders>
           </w:tcPr>
           <w:p>
             <w:pPr>
-              <w:spacing w:after="0"/>
+              <w:spacing w:before="0" w:after="0"/>
               <w:jc w:val="right"/>
             </w:pPr>
-            <w:r/>
             <w:r>
               <w:rPr>
                 <w:b w:val="0"/>
@@ -1862,14 +2586,19 @@
         </w:tc>
         <w:tc>
           <w:tcPr>
-            <w:tcW w:type="dxa" w:w="1191"/>
+            <w:tcW w:type="dxa" w:w="1157"/>
+            <w:tcBorders>
+              <w:top w:val="nil"/>
+              <w:left w:val="nil"/>
+              <w:bottom w:val="single" w:sz="4" w:color="DDE3EA" w:space="0"/>
+              <w:right w:val="nil"/>
+            </w:tcBorders>
           </w:tcPr>
           <w:p>
             <w:pPr>
-              <w:spacing w:after="0"/>
+              <w:spacing w:before="0" w:after="0"/>
               <w:jc w:val="right"/>
             </w:pPr>
-            <w:r/>
             <w:r>
               <w:rPr>
                 <w:b w:val="0"/>
@@ -1881,14 +2610,19 @@
         </w:tc>
         <w:tc>
           <w:tcPr>
-            <w:tcW w:type="dxa" w:w="2211"/>
+            <w:tcW w:type="dxa" w:w="2148"/>
+            <w:tcBorders>
+              <w:top w:val="nil"/>
+              <w:left w:val="nil"/>
+              <w:bottom w:val="single" w:sz="4" w:color="DDE3EA" w:space="0"/>
+              <w:right w:val="nil"/>
+            </w:tcBorders>
           </w:tcPr>
           <w:p>
             <w:pPr>
-              <w:spacing w:after="0"/>
+              <w:spacing w:before="0" w:after="0"/>
               <w:jc w:val="right"/>
             </w:pPr>
-            <w:r/>
             <w:r>
               <w:rPr>
                 <w:b/>
@@ -1902,9 +2636,17 @@
       </w:tr>
     </w:tbl>
     <w:p>
+      <w:pPr>
+        <w:spacing w:before="0" w:after="40"/>
+      </w:pPr>
+    </w:p>
+    <w:p>
+      <w:pPr>
+        <w:spacing w:before="40" w:after="60"/>
+      </w:pPr>
       <w:r>
         <w:rPr>
-          <w:i/>
+          <w:b w:val="0"/>
           <w:color w:val="5F6B7A"/>
           <w:sz w:val="16"/>
         </w:rPr>
@@ -1912,9 +2654,12 @@
       </w:r>
     </w:p>
     <w:p>
+      <w:pPr>
+        <w:spacing w:before="40" w:after="60"/>
+      </w:pPr>
       <w:r>
         <w:rPr>
-          <w:i/>
+          <w:b w:val="0"/>
           <w:color w:val="5F6B7A"/>
           <w:sz w:val="16"/>
         </w:rPr>
@@ -1938,7 +2683,7 @@
                     <pic:cNvPicPr/>
                   </pic:nvPicPr>
                   <pic:blipFill>
-                    <a:blip r:embed="rId17"/>
+                    <a:blip r:embed="rId19"/>
                     <a:stretch>
                       <a:fillRect/>
                     </a:stretch>
@@ -1959,11 +2704,24 @@
     </w:p>
     <w:p>
       <w:pPr>
-        <w:spacing w:before="280" w:after="80"/>
+        <w:keepNext/>
         <w:pBdr>
-          <w:bottom w:val="single" w:sz="6" w:color="C9D3DE" w:space="2"/>
+          <w:bottom w:val="single" w:sz="8" w:color="1F4E79" w:space="4"/>
         </w:pBdr>
+        <w:tabs>
+          <w:tab w:pos="482" w:val="left"/>
+        </w:tabs>
+        <w:spacing w:before="360" w:after="160"/>
       </w:pPr>
+      <w:r>
+        <w:rPr>
+          <w:b/>
+          <w:color w:val="2A78D6"/>
+          <w:sz w:val="18"/>
+        </w:rPr>
+        <w:t>04</w:t>
+        <w:tab/>
+      </w:r>
       <w:r>
         <w:rPr>
           <w:b/>
@@ -1975,9 +2733,21 @@
     </w:p>
     <w:p>
       <w:pPr>
-        <w:pStyle w:val="ListBullet"/>
-        <w:spacing w:after="60"/>
+        <w:tabs>
+          <w:tab w:pos="255" w:val="left"/>
+        </w:tabs>
+        <w:spacing w:before="0" w:after="80"/>
+        <w:ind w:left="255" w:hanging="255"/>
       </w:pPr>
+      <w:r>
+        <w:rPr>
+          <w:b/>
+          <w:color w:val="2A78D6"/>
+          <w:sz w:val="20"/>
+        </w:rPr>
+        <w:t>▪</w:t>
+        <w:tab/>
+      </w:r>
       <w:r>
         <w:rPr>
           <w:b/>
@@ -1990,7 +2760,7 @@
         </w:rPr>
         <w:t xml:space="preserve"> 29 projektai, apie 195 000 kv. m parduodamo ploto, pardavimų potencialas 542 mln. EUR</w:t>
       </w:r>
-      <w:hyperlink r:id="rId18">
+      <w:hyperlink r:id="rId20">
         <w:r>
           <w:rPr>
             <w:color w:val="2A78D6"/>
@@ -2009,9 +2779,21 @@
     </w:p>
     <w:p>
       <w:pPr>
-        <w:pStyle w:val="ListBullet"/>
-        <w:spacing w:after="60"/>
+        <w:tabs>
+          <w:tab w:pos="255" w:val="left"/>
+        </w:tabs>
+        <w:spacing w:before="0" w:after="80"/>
+        <w:ind w:left="255" w:hanging="255"/>
       </w:pPr>
+      <w:r>
+        <w:rPr>
+          <w:b/>
+          <w:color w:val="2A78D6"/>
+          <w:sz w:val="20"/>
+        </w:rPr>
+        <w:t>▪</w:t>
+        <w:tab/>
+      </w:r>
       <w:r>
         <w:rPr>
           <w:b/>
@@ -2024,7 +2806,7 @@
         </w:rPr>
         <w:t xml:space="preserve"> Manufaktuuri 12 Taline (49 butai, perdavimai nuo III ketv., 27 parduoti), Dzelzavas 74C Rygoje (103 butai, IV ketv., 42 parduoti)</w:t>
       </w:r>
-      <w:hyperlink r:id="rId19">
+      <w:hyperlink r:id="rId21">
         <w:r>
           <w:rPr>
             <w:color w:val="2A78D6"/>
@@ -2043,11 +2825,24 @@
     </w:p>
     <w:p>
       <w:pPr>
-        <w:spacing w:before="280" w:after="80"/>
+        <w:keepNext/>
         <w:pBdr>
-          <w:bottom w:val="single" w:sz="6" w:color="C9D3DE" w:space="2"/>
+          <w:bottom w:val="single" w:sz="8" w:color="1F4E79" w:space="4"/>
         </w:pBdr>
+        <w:tabs>
+          <w:tab w:pos="482" w:val="left"/>
+        </w:tabs>
+        <w:spacing w:before="360" w:after="160"/>
       </w:pPr>
+      <w:r>
+        <w:rPr>
+          <w:b/>
+          <w:color w:val="2A78D6"/>
+          <w:sz w:val="18"/>
+        </w:rPr>
+        <w:t>05</w:t>
+        <w:tab/>
+      </w:r>
       <w:r>
         <w:rPr>
           <w:b/>
@@ -2059,16 +2854,28 @@
     </w:p>
     <w:p>
       <w:pPr>
-        <w:pStyle w:val="ListBullet"/>
-        <w:spacing w:after="60"/>
+        <w:tabs>
+          <w:tab w:pos="255" w:val="left"/>
+        </w:tabs>
+        <w:spacing w:before="0" w:after="80"/>
+        <w:ind w:left="255" w:hanging="255"/>
       </w:pPr>
+      <w:r>
+        <w:rPr>
+          <w:b/>
+          <w:color w:val="2A78D6"/>
+          <w:sz w:val="20"/>
+        </w:rPr>
+        <w:t>▪</w:t>
+        <w:tab/>
+      </w:r>
       <w:r>
         <w:rPr>
           <w:b w:val="0"/>
         </w:rPr>
         <w:t>2025 m. pajamos 35,4 mln. EUR (38,4 mln.), pelnas 1,0 mln. EUR (2,1 mln.), nuosavo kapitalo dalis 29,5 % (24,8 %)</w:t>
       </w:r>
-      <w:hyperlink r:id="rId15">
+      <w:hyperlink r:id="rId17">
         <w:r>
           <w:rPr>
             <w:color w:val="2A78D6"/>
@@ -2087,16 +2894,28 @@
     </w:p>
     <w:p>
       <w:pPr>
-        <w:pStyle w:val="ListBullet"/>
-        <w:spacing w:after="60"/>
+        <w:tabs>
+          <w:tab w:pos="255" w:val="left"/>
+        </w:tabs>
+        <w:spacing w:before="0" w:after="80"/>
+        <w:ind w:left="255" w:hanging="255"/>
       </w:pPr>
+      <w:r>
+        <w:rPr>
+          <w:b/>
+          <w:color w:val="2A78D6"/>
+          <w:sz w:val="20"/>
+        </w:rPr>
+        <w:t>▪</w:t>
+        <w:tab/>
+      </w:r>
       <w:r>
         <w:rPr>
           <w:b w:val="0"/>
         </w:rPr>
         <w:t>Koreguota nuosavo kapitalo dalis (su subordinuotomis akcininkų paskolomis) – 37,9 %; I pusm. išmokėta 1,06 mln. EUR dividendų</w:t>
       </w:r>
-      <w:hyperlink r:id="rId11">
+      <w:hyperlink r:id="rId13">
         <w:r>
           <w:rPr>
             <w:color w:val="2A78D6"/>
@@ -2115,11 +2934,24 @@
     </w:p>
     <w:p>
       <w:pPr>
-        <w:spacing w:before="280" w:after="80"/>
+        <w:keepNext/>
         <w:pBdr>
-          <w:bottom w:val="single" w:sz="6" w:color="C9D3DE" w:space="2"/>
+          <w:bottom w:val="single" w:sz="8" w:color="1F4E79" w:space="4"/>
         </w:pBdr>
+        <w:tabs>
+          <w:tab w:pos="482" w:val="left"/>
+        </w:tabs>
+        <w:spacing w:before="360" w:after="160"/>
       </w:pPr>
+      <w:r>
+        <w:rPr>
+          <w:b/>
+          <w:color w:val="2A78D6"/>
+          <w:sz w:val="18"/>
+        </w:rPr>
+        <w:t>06</w:t>
+        <w:tab/>
+      </w:r>
       <w:r>
         <w:rPr>
           <w:b/>
@@ -2131,36 +2963,52 @@
     </w:p>
     <w:tbl>
       <w:tblPr>
-        <w:tblW w:type="auto" w:w="0"/>
+        <w:tblW w:w="9638" w:type="dxa"/>
+        <w:tblBorders>
+          <w:top w:val="nil"/>
+          <w:left w:val="nil"/>
+          <w:bottom w:val="nil"/>
+          <w:right w:val="nil"/>
+          <w:insideH w:val="nil"/>
+          <w:insideV w:val="nil"/>
+        </w:tblBorders>
+        <w:tblLayout w:type="fixed"/>
+        <w:tblCellMar>
+          <w:top w:w="70" w:type="dxa"/>
+          <w:left w:w="100" w:type="dxa"/>
+          <w:bottom w:w="70" w:type="dxa"/>
+          <w:right w:w="100" w:type="dxa"/>
+        </w:tblCellMar>
         <w:tblLook w:firstColumn="1" w:firstRow="1" w:lastColumn="0" w:lastRow="0" w:noHBand="0" w:noVBand="1" w:val="04A0"/>
-        <w:tblBorders>
-          <w:top w:val="single" w:sz="4" w:color="C9D3DE"/>
-          <w:left w:val="nil"/>
-          <w:bottom w:val="single" w:sz="4" w:color="C9D3DE"/>
-          <w:right w:val="nil"/>
-          <w:insideH w:val="single" w:sz="4" w:color="C9D3DE"/>
-          <w:insideV w:val="nil"/>
-        </w:tblBorders>
       </w:tblPr>
       <w:tblGrid>
-        <w:gridCol w:w="2493"/>
-        <w:gridCol w:w="2493"/>
-        <w:gridCol w:w="2493"/>
-        <w:gridCol w:w="2493"/>
+        <w:gridCol w:w="2577"/>
+        <w:gridCol w:w="2577"/>
+        <w:gridCol w:w="3138"/>
+        <w:gridCol w:w="1344"/>
       </w:tblGrid>
       <w:tr>
         <w:tc>
           <w:tcPr>
-            <w:tcW w:type="dxa" w:w="2608"/>
-            <w:shd w:val="clear" w:color="auto" w:fill="1F4E79"/>
+            <w:tcW w:type="dxa" w:w="2578"/>
+            <w:tcBorders>
+              <w:top w:val="single" w:sz="12" w:color="1F4E79" w:space="0"/>
+              <w:left w:val="nil"/>
+              <w:bottom w:val="single" w:sz="4" w:color="C9D3DE" w:space="0"/>
+              <w:right w:val="nil"/>
+            </w:tcBorders>
+            <w:shd w:val="clear" w:color="auto" w:fill="EAF1F8"/>
           </w:tcPr>
           <w:p>
-            <w:r/>
+            <w:pPr>
+              <w:spacing w:before="0" w:after="0"/>
+            </w:pPr>
             <w:r>
               <w:rPr>
                 <w:b/>
-                <w:color w:val="FFFFFF"/>
-                <w:sz w:val="17"/>
+                <w:caps/>
+                <w:color w:val="1F4E79"/>
+                <w:sz w:val="16"/>
               </w:rPr>
               <w:t>Planas / tikslas</w:t>
             </w:r>
@@ -2168,16 +3016,25 @@
         </w:tc>
         <w:tc>
           <w:tcPr>
-            <w:tcW w:type="dxa" w:w="2608"/>
-            <w:shd w:val="clear" w:color="auto" w:fill="1F4E79"/>
+            <w:tcW w:type="dxa" w:w="2578"/>
+            <w:tcBorders>
+              <w:top w:val="single" w:sz="12" w:color="1F4E79" w:space="0"/>
+              <w:left w:val="nil"/>
+              <w:bottom w:val="single" w:sz="4" w:color="C9D3DE" w:space="0"/>
+              <w:right w:val="nil"/>
+            </w:tcBorders>
+            <w:shd w:val="clear" w:color="auto" w:fill="EAF1F8"/>
           </w:tcPr>
           <w:p>
-            <w:r/>
+            <w:pPr>
+              <w:spacing w:before="0" w:after="0"/>
+            </w:pPr>
             <w:r>
               <w:rPr>
                 <w:b/>
-                <w:color w:val="FFFFFF"/>
-                <w:sz w:val="17"/>
+                <w:caps/>
+                <w:color w:val="1F4E79"/>
+                <w:sz w:val="16"/>
               </w:rPr>
               <w:t>Rezultatas</w:t>
             </w:r>
@@ -2185,16 +3042,25 @@
         </w:tc>
         <w:tc>
           <w:tcPr>
-            <w:tcW w:type="dxa" w:w="3175"/>
-            <w:shd w:val="clear" w:color="auto" w:fill="1F4E79"/>
+            <w:tcW w:type="dxa" w:w="3138"/>
+            <w:tcBorders>
+              <w:top w:val="single" w:sz="12" w:color="1F4E79" w:space="0"/>
+              <w:left w:val="nil"/>
+              <w:bottom w:val="single" w:sz="4" w:color="C9D3DE" w:space="0"/>
+              <w:right w:val="nil"/>
+            </w:tcBorders>
+            <w:shd w:val="clear" w:color="auto" w:fill="EAF1F8"/>
           </w:tcPr>
           <w:p>
-            <w:r/>
+            <w:pPr>
+              <w:spacing w:before="0" w:after="0"/>
+            </w:pPr>
             <w:r>
               <w:rPr>
                 <w:b/>
-                <w:color w:val="FFFFFF"/>
-                <w:sz w:val="17"/>
+                <w:caps/>
+                <w:color w:val="1F4E79"/>
+                <w:sz w:val="16"/>
               </w:rPr>
               <w:t>Kas pasikeitė ir kodėl</w:t>
             </w:r>
@@ -2202,16 +3068,25 @@
         </w:tc>
         <w:tc>
           <w:tcPr>
-            <w:tcW w:type="dxa" w:w="1361"/>
-            <w:shd w:val="clear" w:color="auto" w:fill="1F4E79"/>
+            <w:tcW w:type="dxa" w:w="1345"/>
+            <w:tcBorders>
+              <w:top w:val="single" w:sz="12" w:color="1F4E79" w:space="0"/>
+              <w:left w:val="nil"/>
+              <w:bottom w:val="single" w:sz="4" w:color="C9D3DE" w:space="0"/>
+              <w:right w:val="nil"/>
+            </w:tcBorders>
+            <w:shd w:val="clear" w:color="auto" w:fill="EAF1F8"/>
           </w:tcPr>
           <w:p>
-            <w:r/>
+            <w:pPr>
+              <w:spacing w:before="0" w:after="0"/>
+            </w:pPr>
             <w:r>
               <w:rPr>
                 <w:b/>
-                <w:color w:val="FFFFFF"/>
-                <w:sz w:val="17"/>
+                <w:caps/>
+                <w:color w:val="1F4E79"/>
+                <w:sz w:val="16"/>
               </w:rPr>
               <w:t>Būsena</w:t>
             </w:r>
@@ -2221,13 +3096,18 @@
       <w:tr>
         <w:tc>
           <w:tcPr>
-            <w:tcW w:type="dxa" w:w="2608"/>
+            <w:tcW w:type="dxa" w:w="2578"/>
+            <w:tcBorders>
+              <w:top w:val="nil"/>
+              <w:left w:val="nil"/>
+              <w:bottom w:val="single" w:sz="4" w:color="DDE3EA" w:space="0"/>
+              <w:right w:val="nil"/>
+            </w:tcBorders>
           </w:tcPr>
           <w:p>
             <w:pPr>
-              <w:spacing w:after="0"/>
+              <w:spacing w:before="0" w:after="0"/>
             </w:pPr>
-            <w:r/>
             <w:r>
               <w:rPr>
                 <w:b w:val="0"/>
@@ -2239,13 +3119,18 @@
         </w:tc>
         <w:tc>
           <w:tcPr>
-            <w:tcW w:type="dxa" w:w="2608"/>
+            <w:tcW w:type="dxa" w:w="2578"/>
+            <w:tcBorders>
+              <w:top w:val="nil"/>
+              <w:left w:val="nil"/>
+              <w:bottom w:val="single" w:sz="4" w:color="DDE3EA" w:space="0"/>
+              <w:right w:val="nil"/>
+            </w:tcBorders>
           </w:tcPr>
           <w:p>
             <w:pPr>
-              <w:spacing w:after="0"/>
+              <w:spacing w:before="0" w:after="0"/>
             </w:pPr>
-            <w:r/>
             <w:r>
               <w:rPr>
                 <w:b w:val="0"/>
@@ -2253,7 +3138,7 @@
               </w:rPr>
               <w:t>Laukiama III ketv. ataskaitos</w:t>
             </w:r>
-            <w:hyperlink r:id="rId19">
+            <w:hyperlink r:id="rId21">
               <w:r>
                 <w:rPr>
                   <w:color w:val="2A78D6"/>
@@ -2267,13 +3152,18 @@
         </w:tc>
         <w:tc>
           <w:tcPr>
-            <w:tcW w:type="dxa" w:w="3175"/>
+            <w:tcW w:type="dxa" w:w="3138"/>
+            <w:tcBorders>
+              <w:top w:val="nil"/>
+              <w:left w:val="nil"/>
+              <w:bottom w:val="single" w:sz="4" w:color="DDE3EA" w:space="0"/>
+              <w:right w:val="nil"/>
+            </w:tcBorders>
           </w:tcPr>
           <w:p>
             <w:pPr>
-              <w:spacing w:after="0"/>
+              <w:spacing w:before="0" w:after="0"/>
             </w:pPr>
-            <w:r/>
             <w:r>
               <w:rPr>
                 <w:b w:val="0"/>
@@ -2281,7 +3171,7 @@
               </w:rPr>
               <w:t>Pagal planą</w:t>
             </w:r>
-            <w:hyperlink r:id="rId19">
+            <w:hyperlink r:id="rId21">
               <w:r>
                 <w:rPr>
                   <w:color w:val="2A78D6"/>
@@ -2302,14 +3192,19 @@
         </w:tc>
         <w:tc>
           <w:tcPr>
-            <w:tcW w:type="dxa" w:w="1361"/>
+            <w:tcW w:type="dxa" w:w="1345"/>
+            <w:tcBorders>
+              <w:top w:val="nil"/>
+              <w:left w:val="nil"/>
+              <w:bottom w:val="single" w:sz="4" w:color="DDE3EA" w:space="0"/>
+              <w:right w:val="nil"/>
+            </w:tcBorders>
             <w:shd w:val="clear" w:color="auto" w:fill="EAF1F8"/>
           </w:tcPr>
           <w:p>
             <w:pPr>
-              <w:spacing w:after="0"/>
+              <w:spacing w:before="0" w:after="0"/>
             </w:pPr>
-            <w:r/>
             <w:r>
               <w:rPr>
                 <w:b/>
@@ -2323,14 +3218,18 @@
       <w:tr>
         <w:tc>
           <w:tcPr>
-            <w:tcW w:type="dxa" w:w="2608"/>
-            <w:shd w:val="clear" w:color="auto" w:fill="F6F8FA"/>
+            <w:tcW w:type="dxa" w:w="2578"/>
+            <w:tcBorders>
+              <w:top w:val="nil"/>
+              <w:left w:val="nil"/>
+              <w:bottom w:val="single" w:sz="4" w:color="DDE3EA" w:space="0"/>
+              <w:right w:val="nil"/>
+            </w:tcBorders>
           </w:tcPr>
           <w:p>
             <w:pPr>
-              <w:spacing w:after="0"/>
+              <w:spacing w:before="0" w:after="0"/>
             </w:pPr>
-            <w:r/>
             <w:r>
               <w:rPr>
                 <w:b w:val="0"/>
@@ -2342,14 +3241,18 @@
         </w:tc>
         <w:tc>
           <w:tcPr>
-            <w:tcW w:type="dxa" w:w="2608"/>
-            <w:shd w:val="clear" w:color="auto" w:fill="F6F8FA"/>
+            <w:tcW w:type="dxa" w:w="2578"/>
+            <w:tcBorders>
+              <w:top w:val="nil"/>
+              <w:left w:val="nil"/>
+              <w:bottom w:val="single" w:sz="4" w:color="DDE3EA" w:space="0"/>
+              <w:right w:val="nil"/>
+            </w:tcBorders>
           </w:tcPr>
           <w:p>
             <w:pPr>
-              <w:spacing w:after="0"/>
+              <w:spacing w:before="0" w:after="0"/>
             </w:pPr>
-            <w:r/>
             <w:r>
               <w:rPr>
                 <w:b w:val="0"/>
@@ -2357,7 +3260,7 @@
               </w:rPr>
               <w:t>Naujas planas</w:t>
             </w:r>
-            <w:hyperlink r:id="rId14">
+            <w:hyperlink r:id="rId16">
               <w:r>
                 <w:rPr>
                   <w:color w:val="2A78D6"/>
@@ -2371,14 +3274,18 @@
         </w:tc>
         <w:tc>
           <w:tcPr>
-            <w:tcW w:type="dxa" w:w="3175"/>
-            <w:shd w:val="clear" w:color="auto" w:fill="F6F8FA"/>
+            <w:tcW w:type="dxa" w:w="3138"/>
+            <w:tcBorders>
+              <w:top w:val="nil"/>
+              <w:left w:val="nil"/>
+              <w:bottom w:val="single" w:sz="4" w:color="DDE3EA" w:space="0"/>
+              <w:right w:val="nil"/>
+            </w:tcBorders>
           </w:tcPr>
           <w:p>
             <w:pPr>
-              <w:spacing w:after="0"/>
+              <w:spacing w:before="0" w:after="0"/>
             </w:pPr>
-            <w:r/>
             <w:r>
               <w:rPr>
                 <w:b w:val="0"/>
@@ -2386,7 +3293,7 @@
               </w:rPr>
               <w:t>Naujas</w:t>
             </w:r>
-            <w:hyperlink r:id="rId14">
+            <w:hyperlink r:id="rId16">
               <w:r>
                 <w:rPr>
                   <w:color w:val="2A78D6"/>
@@ -2407,14 +3314,19 @@
         </w:tc>
         <w:tc>
           <w:tcPr>
-            <w:tcW w:type="dxa" w:w="1361"/>
+            <w:tcW w:type="dxa" w:w="1345"/>
+            <w:tcBorders>
+              <w:top w:val="nil"/>
+              <w:left w:val="nil"/>
+              <w:bottom w:val="single" w:sz="4" w:color="DDE3EA" w:space="0"/>
+              <w:right w:val="nil"/>
+            </w:tcBorders>
             <w:shd w:val="clear" w:color="auto" w:fill="EAF1F8"/>
           </w:tcPr>
           <w:p>
             <w:pPr>
-              <w:spacing w:after="0"/>
+              <w:spacing w:before="0" w:after="0"/>
             </w:pPr>
-            <w:r/>
             <w:r>
               <w:rPr>
                 <w:b/>
@@ -2428,11 +3340,29 @@
     </w:tbl>
     <w:p>
       <w:pPr>
-        <w:spacing w:before="280" w:after="80"/>
+        <w:spacing w:before="0" w:after="40"/>
+      </w:pPr>
+    </w:p>
+    <w:p>
+      <w:pPr>
+        <w:keepNext/>
         <w:pBdr>
-          <w:bottom w:val="single" w:sz="6" w:color="C9D3DE" w:space="2"/>
+          <w:bottom w:val="single" w:sz="8" w:color="1F4E79" w:space="4"/>
         </w:pBdr>
+        <w:tabs>
+          <w:tab w:pos="482" w:val="left"/>
+        </w:tabs>
+        <w:spacing w:before="360" w:after="160"/>
       </w:pPr>
+      <w:r>
+        <w:rPr>
+          <w:b/>
+          <w:color w:val="2A78D6"/>
+          <w:sz w:val="18"/>
+        </w:rPr>
+        <w:t>07</w:t>
+        <w:tab/>
+      </w:r>
       <w:r>
         <w:rPr>
           <w:b/>
@@ -2444,9 +3374,21 @@
     </w:p>
     <w:p>
       <w:pPr>
-        <w:pStyle w:val="ListBullet"/>
-        <w:spacing w:after="60"/>
+        <w:tabs>
+          <w:tab w:pos="255" w:val="left"/>
+        </w:tabs>
+        <w:spacing w:before="0" w:after="80"/>
+        <w:ind w:left="255" w:hanging="255"/>
       </w:pPr>
+      <w:r>
+        <w:rPr>
+          <w:b/>
+          <w:color w:val="2A78D6"/>
+          <w:sz w:val="20"/>
+        </w:rPr>
+        <w:t>▪</w:t>
+        <w:tab/>
+      </w:r>
       <w:r>
         <w:rPr>
           <w:b/>
@@ -2459,7 +3401,7 @@
         </w:rPr>
         <w:t xml:space="preserve"> Hepsor AS akcija (HPR1T, Nasdaq Tallinn); akcijų 3 912 522</w:t>
       </w:r>
-      <w:hyperlink r:id="rId20">
+      <w:hyperlink r:id="rId22">
         <w:r>
           <w:rPr>
             <w:color w:val="2A78D6"/>
@@ -2478,9 +3420,21 @@
     </w:p>
     <w:p>
       <w:pPr>
-        <w:pStyle w:val="ListBullet"/>
-        <w:spacing w:after="60"/>
+        <w:tabs>
+          <w:tab w:pos="255" w:val="left"/>
+        </w:tabs>
+        <w:spacing w:before="0" w:after="80"/>
+        <w:ind w:left="255" w:hanging="255"/>
       </w:pPr>
+      <w:r>
+        <w:rPr>
+          <w:b/>
+          <w:color w:val="2A78D6"/>
+          <w:sz w:val="20"/>
+        </w:rPr>
+        <w:t>▪</w:t>
+        <w:tab/>
+      </w:r>
       <w:r>
         <w:rPr>
           <w:b/>
@@ -2493,7 +3447,7 @@
         </w:rPr>
         <w:t xml:space="preserve"> obligacijos (8 mln. EUR 2028 ir 5 mln. EUR 2029, abi 9,5 %) reikalauja nuosavo kapitalo dalies ≥20 % – yra 23,1 %</w:t>
       </w:r>
-      <w:hyperlink r:id="rId21">
+      <w:hyperlink r:id="rId23">
         <w:r>
           <w:rPr>
             <w:color w:val="2A78D6"/>
@@ -2510,7 +3464,7 @@
         </w:rPr>
         <w:t>,</w:t>
       </w:r>
-      <w:hyperlink r:id="rId12">
+      <w:hyperlink r:id="rId14">
         <w:r>
           <w:rPr>
             <w:color w:val="2A78D6"/>
@@ -2527,7 +3481,7 @@
         </w:rPr>
         <w:t>,</w:t>
       </w:r>
-      <w:hyperlink r:id="rId11">
+      <w:hyperlink r:id="rId13">
         <w:r>
           <w:rPr>
             <w:color w:val="2A78D6"/>
@@ -2546,9 +3500,21 @@
     </w:p>
     <w:p>
       <w:pPr>
-        <w:pStyle w:val="ListBullet"/>
-        <w:spacing w:after="60"/>
+        <w:tabs>
+          <w:tab w:pos="255" w:val="left"/>
+        </w:tabs>
+        <w:spacing w:before="0" w:after="80"/>
+        <w:ind w:left="255" w:hanging="255"/>
       </w:pPr>
+      <w:r>
+        <w:rPr>
+          <w:b/>
+          <w:color w:val="2A78D6"/>
+          <w:sz w:val="20"/>
+        </w:rPr>
+        <w:t>▪</w:t>
+        <w:tab/>
+      </w:r>
       <w:r>
         <w:rPr>
           <w:b/>
@@ -2564,11 +3530,66 @@
     </w:p>
     <w:p>
       <w:pPr>
-        <w:spacing w:before="280" w:after="80"/>
+        <w:keepNext/>
         <w:pBdr>
-          <w:bottom w:val="single" w:sz="6" w:color="C9D3DE" w:space="2"/>
+          <w:bottom w:val="single" w:sz="8" w:color="1F4E79" w:space="4"/>
         </w:pBdr>
+        <w:tabs>
+          <w:tab w:pos="482" w:val="left"/>
+        </w:tabs>
+        <w:spacing w:before="360" w:after="160"/>
       </w:pPr>
+      <w:r>
+        <w:rPr>
+          <w:b/>
+          <w:color w:val="2A78D6"/>
+          <w:sz w:val="18"/>
+        </w:rPr>
+        <w:t>08</w:t>
+        <w:tab/>
+      </w:r>
+      <w:r>
+        <w:rPr>
+          <w:b/>
+          <w:color w:val="1F4E79"/>
+          <w:sz w:val="28"/>
+        </w:rPr>
+        <w:t>Ką rašo spauda</w:t>
+      </w:r>
+    </w:p>
+    <w:p>
+      <w:pPr>
+        <w:spacing w:before="40" w:after="60"/>
+      </w:pPr>
+      <w:r>
+        <w:rPr>
+          <w:b w:val="0"/>
+          <w:color w:val="5F6B7A"/>
+          <w:sz w:val="18"/>
+        </w:rPr>
+        <w:t>Per šį laikotarpį naujienų apie emitentą nerasta.</w:t>
+      </w:r>
+    </w:p>
+    <w:p>
+      <w:pPr>
+        <w:keepNext/>
+        <w:pBdr>
+          <w:bottom w:val="single" w:sz="8" w:color="1F4E79" w:space="4"/>
+        </w:pBdr>
+        <w:tabs>
+          <w:tab w:pos="482" w:val="left"/>
+        </w:tabs>
+        <w:spacing w:before="360" w:after="160"/>
+      </w:pPr>
+      <w:r>
+        <w:rPr>
+          <w:b/>
+          <w:color w:val="2A78D6"/>
+          <w:sz w:val="18"/>
+        </w:rPr>
+        <w:t>09</w:t>
+        <w:tab/>
+      </w:r>
       <w:r>
         <w:rPr>
           <w:b/>
@@ -2580,658 +3601,1412 @@
     </w:p>
     <w:p>
       <w:pPr>
-        <w:spacing w:before="160"/>
+        <w:keepNext/>
+        <w:shd w:val="clear" w:color="auto" w:fill="EAF1F8"/>
+        <w:spacing w:before="200" w:after="80"/>
+        <w:ind w:left="85"/>
       </w:pPr>
       <w:r>
         <w:rPr>
           <w:b/>
-          <w:sz w:val="22"/>
+          <w:caps/>
+          <w:color w:val="1F4E79"/>
+          <w:sz w:val="19"/>
         </w:rPr>
         <w:t>Exclusionary screening (companies)</w:t>
       </w:r>
     </w:p>
+    <w:tbl>
+      <w:tblPr>
+        <w:tblW w:w="9639" w:type="dxa"/>
+        <w:tblBorders>
+          <w:top w:val="nil"/>
+          <w:left w:val="nil"/>
+          <w:bottom w:val="nil"/>
+          <w:right w:val="nil"/>
+          <w:insideH w:val="nil"/>
+          <w:insideV w:val="nil"/>
+        </w:tblBorders>
+        <w:tblLayout w:type="fixed"/>
+        <w:tblCellMar>
+          <w:top w:w="90" w:type="dxa"/>
+          <w:left w:w="0" w:type="dxa"/>
+          <w:bottom w:w="110" w:type="dxa"/>
+          <w:right w:w="0" w:type="dxa"/>
+        </w:tblCellMar>
+        <w:tblLook w:firstColumn="1" w:firstRow="1" w:lastColumn="0" w:lastRow="0" w:noHBand="0" w:noVBand="1" w:val="04A0"/>
+      </w:tblPr>
+      <w:tblGrid>
+        <w:gridCol w:w="340"/>
+        <w:gridCol w:w="9298"/>
+      </w:tblGrid>
+      <w:tr>
+        <w:tc>
+          <w:tcPr>
+            <w:tcW w:type="dxa" w:w="340"/>
+            <w:tcBorders>
+              <w:top w:val="nil"/>
+              <w:left w:val="nil"/>
+              <w:bottom w:val="single" w:sz="4" w:color="E3E8EE" w:space="0"/>
+              <w:right w:val="nil"/>
+            </w:tcBorders>
+          </w:tcPr>
+          <w:p>
+            <w:pPr>
+              <w:spacing w:before="0" w:after="0"/>
+            </w:pPr>
+            <w:r>
+              <w:rPr>
+                <w:rFonts w:ascii="Segoe UI Symbol" w:hAnsi="Segoe UI Symbol"/>
+                <w:b w:val="0"/>
+                <w:color w:val="1B7F3B"/>
+                <w:sz w:val="24"/>
+              </w:rPr>
+              <w:t>☑</w:t>
+            </w:r>
+          </w:p>
+        </w:tc>
+        <w:tc>
+          <w:tcPr>
+            <w:tcW w:type="dxa" w:w="9298"/>
+            <w:tcBorders>
+              <w:top w:val="nil"/>
+              <w:left w:val="nil"/>
+              <w:bottom w:val="single" w:sz="4" w:color="E3E8EE" w:space="0"/>
+              <w:right w:val="nil"/>
+            </w:tcBorders>
+          </w:tcPr>
+          <w:p>
+            <w:pPr>
+              <w:spacing w:before="0" w:after="40"/>
+            </w:pPr>
+            <w:r>
+              <w:rPr>
+                <w:b/>
+                <w:color w:val="1A1A1A"/>
+                <w:sz w:val="19"/>
+              </w:rPr>
+              <w:t>Yes, the company is not involved in excluded sectors: controversial and nuclear weapons, tobacco, gambling and restricted sectors in fossil fuel</w:t>
+            </w:r>
+          </w:p>
+          <w:p>
+            <w:pPr>
+              <w:tabs>
+                <w:tab w:pos="198" w:val="left"/>
+              </w:tabs>
+              <w:spacing w:before="0" w:after="20"/>
+              <w:ind w:left="198" w:hanging="198"/>
+            </w:pPr>
+            <w:r>
+              <w:rPr>
+                <w:b w:val="0"/>
+                <w:color w:val="5F6B7A"/>
+                <w:sz w:val="18"/>
+              </w:rPr>
+              <w:t>•</w:t>
+              <w:tab/>
+            </w:r>
+            <w:r>
+              <w:rPr>
+                <w:b w:val="0"/>
+                <w:color w:val="333333"/>
+                <w:sz w:val="18"/>
+              </w:rPr>
+              <w:t>NT plėtra</w:t>
+            </w:r>
+          </w:p>
+          <w:p>
+            <w:pPr>
+              <w:tabs>
+                <w:tab w:pos="198" w:val="left"/>
+              </w:tabs>
+              <w:spacing w:before="0" w:after="20"/>
+              <w:ind w:left="198" w:hanging="198"/>
+            </w:pPr>
+            <w:r>
+              <w:rPr>
+                <w:b w:val="0"/>
+                <w:color w:val="5F6B7A"/>
+                <w:sz w:val="18"/>
+              </w:rPr>
+              <w:t>•</w:t>
+              <w:tab/>
+            </w:r>
+            <w:r>
+              <w:rPr>
+                <w:b w:val="0"/>
+                <w:color w:val="333333"/>
+                <w:sz w:val="18"/>
+              </w:rPr>
+              <w:t>Išskirtuose sektoriuose veiklos nėra</w:t>
+            </w:r>
+            <w:hyperlink r:id="rId15">
+              <w:r>
+                <w:rPr>
+                  <w:color w:val="2A78D6"/>
+                  <w:vertAlign w:val="superscript"/>
+                  <w:sz w:val="15"/>
+                </w:rPr>
+                <w:t xml:space="preserve">15</w:t>
+              </w:r>
+            </w:hyperlink>
+            <w:r>
+              <w:rPr>
+                <w:b w:val="0"/>
+                <w:color w:val="333333"/>
+                <w:sz w:val="18"/>
+              </w:rPr>
+              <w:t>.</w:t>
+            </w:r>
+          </w:p>
+        </w:tc>
+      </w:tr>
+    </w:tbl>
+    <w:tbl>
+      <w:tblPr>
+        <w:tblW w:w="9639" w:type="dxa"/>
+        <w:tblBorders>
+          <w:top w:val="nil"/>
+          <w:left w:val="nil"/>
+          <w:bottom w:val="nil"/>
+          <w:right w:val="nil"/>
+          <w:insideH w:val="nil"/>
+          <w:insideV w:val="nil"/>
+        </w:tblBorders>
+        <w:tblLayout w:type="fixed"/>
+        <w:tblCellMar>
+          <w:top w:w="90" w:type="dxa"/>
+          <w:left w:w="0" w:type="dxa"/>
+          <w:bottom w:w="110" w:type="dxa"/>
+          <w:right w:w="0" w:type="dxa"/>
+        </w:tblCellMar>
+        <w:tblLook w:firstColumn="1" w:firstRow="1" w:lastColumn="0" w:lastRow="0" w:noHBand="0" w:noVBand="1" w:val="04A0"/>
+      </w:tblPr>
+      <w:tblGrid>
+        <w:gridCol w:w="340"/>
+        <w:gridCol w:w="9298"/>
+      </w:tblGrid>
+      <w:tr>
+        <w:tc>
+          <w:tcPr>
+            <w:tcW w:type="dxa" w:w="340"/>
+            <w:tcBorders>
+              <w:top w:val="nil"/>
+              <w:left w:val="nil"/>
+              <w:bottom w:val="single" w:sz="4" w:color="E3E8EE" w:space="0"/>
+              <w:right w:val="nil"/>
+            </w:tcBorders>
+          </w:tcPr>
+          <w:p>
+            <w:pPr>
+              <w:spacing w:before="0" w:after="0"/>
+            </w:pPr>
+            <w:r>
+              <w:rPr>
+                <w:rFonts w:ascii="Segoe UI Symbol" w:hAnsi="Segoe UI Symbol"/>
+                <w:b w:val="0"/>
+                <w:color w:val="1B7F3B"/>
+                <w:sz w:val="24"/>
+              </w:rPr>
+              <w:t>☑</w:t>
+            </w:r>
+          </w:p>
+        </w:tc>
+        <w:tc>
+          <w:tcPr>
+            <w:tcW w:type="dxa" w:w="9298"/>
+            <w:tcBorders>
+              <w:top w:val="nil"/>
+              <w:left w:val="nil"/>
+              <w:bottom w:val="single" w:sz="4" w:color="E3E8EE" w:space="0"/>
+              <w:right w:val="nil"/>
+            </w:tcBorders>
+          </w:tcPr>
+          <w:p>
+            <w:pPr>
+              <w:spacing w:before="0" w:after="40"/>
+            </w:pPr>
+            <w:r>
+              <w:rPr>
+                <w:b/>
+                <w:color w:val="1A1A1A"/>
+                <w:sz w:val="19"/>
+              </w:rPr>
+              <w:t>Yes, the company does not have red flag/signal related to controversies based on UN Global Compact, OECD Guidelines for Multinational Enterprises or any other relevant principles/standards</w:t>
+            </w:r>
+          </w:p>
+          <w:p>
+            <w:pPr>
+              <w:tabs>
+                <w:tab w:pos="198" w:val="left"/>
+              </w:tabs>
+              <w:spacing w:before="0" w:after="20"/>
+              <w:ind w:left="198" w:hanging="198"/>
+            </w:pPr>
+            <w:r>
+              <w:rPr>
+                <w:b w:val="0"/>
+                <w:color w:val="5F6B7A"/>
+                <w:sz w:val="18"/>
+              </w:rPr>
+              <w:t>•</w:t>
+              <w:tab/>
+            </w:r>
+            <w:r>
+              <w:rPr>
+                <w:b w:val="0"/>
+                <w:color w:val="333333"/>
+                <w:sz w:val="18"/>
+              </w:rPr>
+              <w:t>Ginčų pagal JT Pasaulinį susitarimą ar EBPO gaires nerasta.</w:t>
+            </w:r>
+          </w:p>
+        </w:tc>
+      </w:tr>
+    </w:tbl>
+    <w:tbl>
+      <w:tblPr>
+        <w:tblW w:w="9639" w:type="dxa"/>
+        <w:tblBorders>
+          <w:top w:val="nil"/>
+          <w:left w:val="nil"/>
+          <w:bottom w:val="nil"/>
+          <w:right w:val="nil"/>
+          <w:insideH w:val="nil"/>
+          <w:insideV w:val="nil"/>
+        </w:tblBorders>
+        <w:tblLayout w:type="fixed"/>
+        <w:tblCellMar>
+          <w:top w:w="90" w:type="dxa"/>
+          <w:left w:w="0" w:type="dxa"/>
+          <w:bottom w:w="110" w:type="dxa"/>
+          <w:right w:w="0" w:type="dxa"/>
+        </w:tblCellMar>
+        <w:tblLook w:firstColumn="1" w:firstRow="1" w:lastColumn="0" w:lastRow="0" w:noHBand="0" w:noVBand="1" w:val="04A0"/>
+      </w:tblPr>
+      <w:tblGrid>
+        <w:gridCol w:w="340"/>
+        <w:gridCol w:w="9298"/>
+      </w:tblGrid>
+      <w:tr>
+        <w:tc>
+          <w:tcPr>
+            <w:tcW w:type="dxa" w:w="340"/>
+            <w:tcBorders>
+              <w:top w:val="nil"/>
+              <w:left w:val="nil"/>
+              <w:bottom w:val="single" w:sz="4" w:color="E3E8EE" w:space="0"/>
+              <w:right w:val="nil"/>
+            </w:tcBorders>
+          </w:tcPr>
+          <w:p>
+            <w:pPr>
+              <w:spacing w:before="0" w:after="0"/>
+            </w:pPr>
+            <w:r>
+              <w:rPr>
+                <w:rFonts w:ascii="Segoe UI Symbol" w:hAnsi="Segoe UI Symbol"/>
+                <w:b w:val="0"/>
+                <w:color w:val="1B7F3B"/>
+                <w:sz w:val="24"/>
+              </w:rPr>
+              <w:t>☑</w:t>
+            </w:r>
+          </w:p>
+        </w:tc>
+        <w:tc>
+          <w:tcPr>
+            <w:tcW w:type="dxa" w:w="9298"/>
+            <w:tcBorders>
+              <w:top w:val="nil"/>
+              <w:left w:val="nil"/>
+              <w:bottom w:val="single" w:sz="4" w:color="E3E8EE" w:space="0"/>
+              <w:right w:val="nil"/>
+            </w:tcBorders>
+          </w:tcPr>
+          <w:p>
+            <w:pPr>
+              <w:spacing w:before="0" w:after="40"/>
+            </w:pPr>
+            <w:r>
+              <w:rPr>
+                <w:b/>
+                <w:color w:val="1A1A1A"/>
+                <w:sz w:val="19"/>
+              </w:rPr>
+              <w:t>Yes, the company is not in the list of sanctions (add a screenshot)</w:t>
+            </w:r>
+          </w:p>
+          <w:p>
+            <w:pPr>
+              <w:tabs>
+                <w:tab w:pos="198" w:val="left"/>
+              </w:tabs>
+              <w:spacing w:before="0" w:after="20"/>
+              <w:ind w:left="198" w:hanging="198"/>
+            </w:pPr>
+            <w:r>
+              <w:rPr>
+                <w:b w:val="0"/>
+                <w:color w:val="5F6B7A"/>
+                <w:sz w:val="18"/>
+              </w:rPr>
+              <w:t>•</w:t>
+              <w:tab/>
+            </w:r>
+            <w:r>
+              <w:rPr>
+                <w:b w:val="0"/>
+                <w:color w:val="333333"/>
+                <w:sz w:val="18"/>
+              </w:rPr>
+              <w:t>Nerasta EU, UN, UK, US OFAC konsoliduotuose sankcijų sąrašuose (automatinė patikra 2026-10-22).</w:t>
+            </w:r>
+          </w:p>
+        </w:tc>
+      </w:tr>
+    </w:tbl>
+    <w:tbl>
+      <w:tblPr>
+        <w:tblW w:w="9639" w:type="dxa"/>
+        <w:tblBorders>
+          <w:top w:val="nil"/>
+          <w:left w:val="nil"/>
+          <w:bottom w:val="nil"/>
+          <w:right w:val="nil"/>
+          <w:insideH w:val="nil"/>
+          <w:insideV w:val="nil"/>
+        </w:tblBorders>
+        <w:tblLayout w:type="fixed"/>
+        <w:tblCellMar>
+          <w:top w:w="90" w:type="dxa"/>
+          <w:left w:w="0" w:type="dxa"/>
+          <w:bottom w:w="110" w:type="dxa"/>
+          <w:right w:w="0" w:type="dxa"/>
+        </w:tblCellMar>
+        <w:tblLook w:firstColumn="1" w:firstRow="1" w:lastColumn="0" w:lastRow="0" w:noHBand="0" w:noVBand="1" w:val="04A0"/>
+      </w:tblPr>
+      <w:tblGrid>
+        <w:gridCol w:w="340"/>
+        <w:gridCol w:w="9298"/>
+      </w:tblGrid>
+      <w:tr>
+        <w:tc>
+          <w:tcPr>
+            <w:tcW w:type="dxa" w:w="340"/>
+            <w:tcBorders>
+              <w:top w:val="nil"/>
+              <w:left w:val="nil"/>
+              <w:bottom w:val="single" w:sz="4" w:color="E3E8EE" w:space="0"/>
+              <w:right w:val="nil"/>
+            </w:tcBorders>
+          </w:tcPr>
+          <w:p>
+            <w:pPr>
+              <w:spacing w:before="0" w:after="0"/>
+            </w:pPr>
+            <w:r>
+              <w:rPr>
+                <w:rFonts w:ascii="Segoe UI Symbol" w:hAnsi="Segoe UI Symbol"/>
+                <w:b w:val="0"/>
+                <w:color w:val="1B7F3B"/>
+                <w:sz w:val="24"/>
+              </w:rPr>
+              <w:t>☑</w:t>
+            </w:r>
+          </w:p>
+        </w:tc>
+        <w:tc>
+          <w:tcPr>
+            <w:tcW w:type="dxa" w:w="9298"/>
+            <w:tcBorders>
+              <w:top w:val="nil"/>
+              <w:left w:val="nil"/>
+              <w:bottom w:val="single" w:sz="4" w:color="E3E8EE" w:space="0"/>
+              <w:right w:val="nil"/>
+            </w:tcBorders>
+          </w:tcPr>
+          <w:p>
+            <w:pPr>
+              <w:spacing w:before="0" w:after="40"/>
+            </w:pPr>
+            <w:r>
+              <w:rPr>
+                <w:b/>
+                <w:color w:val="1A1A1A"/>
+                <w:sz w:val="19"/>
+              </w:rPr>
+              <w:t>Yes, issues were not identified from adverse media checks (add a screenshot)</w:t>
+            </w:r>
+          </w:p>
+          <w:p>
+            <w:pPr>
+              <w:tabs>
+                <w:tab w:pos="198" w:val="left"/>
+              </w:tabs>
+              <w:spacing w:before="0" w:after="20"/>
+              <w:ind w:left="198" w:hanging="198"/>
+            </w:pPr>
+            <w:r>
+              <w:rPr>
+                <w:b w:val="0"/>
+                <w:color w:val="5F6B7A"/>
+                <w:sz w:val="18"/>
+              </w:rPr>
+              <w:t>•</w:t>
+              <w:tab/>
+            </w:r>
+            <w:r>
+              <w:rPr>
+                <w:b w:val="0"/>
+                <w:color w:val="333333"/>
+                <w:sz w:val="18"/>
+              </w:rPr>
+              <w:t>Neigiamų naujienų nerasta (2026-10-22).</w:t>
+            </w:r>
+          </w:p>
+          <w:p>
+            <w:pPr>
+              <w:tabs>
+                <w:tab w:pos="198" w:val="left"/>
+              </w:tabs>
+              <w:spacing w:before="0" w:after="20"/>
+              <w:ind w:left="198" w:hanging="198"/>
+            </w:pPr>
+            <w:r>
+              <w:rPr>
+                <w:b w:val="0"/>
+                <w:color w:val="5F6B7A"/>
+                <w:sz w:val="18"/>
+              </w:rPr>
+              <w:t>•</w:t>
+              <w:tab/>
+            </w:r>
+            <w:r>
+              <w:rPr>
+                <w:b w:val="0"/>
+                <w:color w:val="333333"/>
+                <w:sz w:val="18"/>
+              </w:rPr>
+              <w:t>Naujienų suvestinė 2026-07-24 – 2026-10-22: 0 pranešimų, iš jų su neigiamu žodžiu antraštėje – 0 (plačiau – skiltyje „Ką rašo spauda“).</w:t>
+            </w:r>
+          </w:p>
+        </w:tc>
+      </w:tr>
+    </w:tbl>
     <w:p>
       <w:pPr>
-        <w:spacing w:before="80" w:after="20"/>
+        <w:spacing w:before="120" w:after="40"/>
       </w:pPr>
       <w:r>
         <w:rPr>
-          <w:sz w:val="24"/>
-        </w:rPr>
-        <w:t xml:space="preserve">☑ </w:t>
-      </w:r>
-      <w:r>
-        <w:t>Yes, the company is not involved in excluded sectors: controversial and nuclear weapons, tobacco, gambling and restricted sectors in fossil fuel</w:t>
-      </w:r>
-    </w:p>
-    <w:p>
-      <w:pPr>
-        <w:spacing w:after="0"/>
-        <w:ind w:left="510" w:hanging="198"/>
-      </w:pPr>
-      <w:r>
-        <w:rPr>
-          <w:sz w:val="19"/>
-        </w:rPr>
-        <w:t xml:space="preserve">•  </w:t>
-      </w:r>
-      <w:r>
-        <w:rPr>
-          <w:b w:val="0"/>
+          <w:i/>
           <w:color w:val="333333"/>
-          <w:sz w:val="19"/>
-        </w:rPr>
-        <w:t>NT plėtra</w:t>
-      </w:r>
-    </w:p>
-    <w:p>
-      <w:pPr>
-        <w:spacing w:after="120"/>
-        <w:ind w:left="510" w:hanging="198"/>
-      </w:pPr>
-      <w:r>
-        <w:rPr>
-          <w:sz w:val="19"/>
-        </w:rPr>
-        <w:t xml:space="preserve">•  </w:t>
-      </w:r>
-      <w:r>
-        <w:rPr>
-          <w:b w:val="0"/>
-          <w:color w:val="333333"/>
-          <w:sz w:val="19"/>
-        </w:rPr>
-        <w:t>Išskirtuose sektoriuose veiklos nėra</w:t>
-      </w:r>
-      <w:hyperlink r:id="rId13">
-        <w:r>
-          <w:rPr>
-            <w:color w:val="2A78D6"/>
-            <w:vertAlign w:val="superscript"/>
-            <w:sz w:val="16"/>
-          </w:rPr>
-          <w:t xml:space="preserve">15</w:t>
-        </w:r>
-      </w:hyperlink>
-      <w:r>
-        <w:rPr>
-          <w:b w:val="0"/>
-          <w:color w:val="333333"/>
-          <w:sz w:val="19"/>
-        </w:rPr>
-        <w:t>.</w:t>
-      </w:r>
-    </w:p>
-    <w:p>
-      <w:pPr>
-        <w:spacing w:before="80" w:after="20"/>
-      </w:pPr>
-      <w:r>
-        <w:rPr>
-          <w:sz w:val="24"/>
-        </w:rPr>
-        <w:t xml:space="preserve">☑ </w:t>
-      </w:r>
-      <w:r>
-        <w:t>Yes, the company does not have red flag/signal related to controversies based on UN Global Compact, OECD Guidelines for Multinational Enterprises or any other relevant principles/standards</w:t>
-      </w:r>
-    </w:p>
-    <w:p>
-      <w:pPr>
-        <w:spacing w:after="120"/>
-        <w:ind w:left="510" w:hanging="198"/>
-      </w:pPr>
-      <w:r>
-        <w:rPr>
-          <w:sz w:val="19"/>
-        </w:rPr>
-        <w:t xml:space="preserve">•  </w:t>
-      </w:r>
-      <w:r>
-        <w:rPr>
-          <w:b w:val="0"/>
-          <w:color w:val="333333"/>
-          <w:sz w:val="19"/>
-        </w:rPr>
-        <w:t>Ginčų pagal JT Pasaulinį susitarimą ar EBPO gaires nerasta.</w:t>
-      </w:r>
-    </w:p>
-    <w:p>
-      <w:pPr>
-        <w:spacing w:before="80" w:after="20"/>
-      </w:pPr>
-      <w:r>
-        <w:rPr>
-          <w:sz w:val="24"/>
-        </w:rPr>
-        <w:t xml:space="preserve">☑ </w:t>
-      </w:r>
-      <w:r>
-        <w:t>Yes, the company is not in the list of sanctions (add a screenshot)</w:t>
-      </w:r>
-    </w:p>
-    <w:p>
-      <w:pPr>
-        <w:spacing w:after="120"/>
-        <w:ind w:left="510" w:hanging="198"/>
-      </w:pPr>
-      <w:r>
-        <w:rPr>
-          <w:sz w:val="19"/>
-        </w:rPr>
-        <w:t xml:space="preserve">•  </w:t>
-      </w:r>
-      <w:r>
-        <w:rPr>
-          <w:b w:val="0"/>
-          <w:color w:val="333333"/>
-          <w:sz w:val="19"/>
-        </w:rPr>
-        <w:t>Nerasta EU, UN, UK, US OFAC konsoliduotuose sankcijų sąrašuose (automatinė patikra 2026-10-22).</w:t>
-      </w:r>
-    </w:p>
-    <w:p>
-      <w:pPr>
-        <w:spacing w:before="80" w:after="20"/>
-      </w:pPr>
-      <w:r>
-        <w:rPr>
-          <w:sz w:val="24"/>
-        </w:rPr>
-        <w:t xml:space="preserve">☑ </w:t>
-      </w:r>
-      <w:r>
-        <w:t>Yes, issues were not identified from adverse media checks (add a screenshot)</w:t>
-      </w:r>
-    </w:p>
-    <w:p>
-      <w:pPr>
-        <w:spacing w:after="120"/>
-        <w:ind w:left="510" w:hanging="198"/>
-      </w:pPr>
-      <w:r>
-        <w:rPr>
-          <w:sz w:val="19"/>
-        </w:rPr>
-        <w:t xml:space="preserve">•  </w:t>
-      </w:r>
-      <w:r>
-        <w:rPr>
-          <w:b w:val="0"/>
-          <w:color w:val="333333"/>
-          <w:sz w:val="19"/>
-        </w:rPr>
-        <w:t>Neigiamų naujienų nerasta (2026-10-22).</w:t>
-      </w:r>
-    </w:p>
-    <w:p>
-      <w:r>
-        <w:rPr>
-          <w:i/>
-          <w:sz w:val="19"/>
+          <w:sz w:val="18"/>
         </w:rPr>
         <w:t>In case any red flags, risks, unclarities were identified then additional checks (sanctions screening and adverse media checks) on the company’s Ultimate Beneficial Owners and/or senior management shall be performed.</w:t>
       </w:r>
     </w:p>
     <w:p>
       <w:pPr>
-        <w:spacing w:before="80"/>
+        <w:spacing w:before="120" w:after="40"/>
       </w:pPr>
       <w:r>
         <w:rPr>
           <w:b/>
+          <w:sz w:val="19"/>
         </w:rPr>
         <w:t xml:space="preserve">Additional comments: </w:t>
       </w:r>
     </w:p>
     <w:p>
       <w:pPr>
-        <w:spacing w:before="160"/>
+        <w:keepNext/>
+        <w:shd w:val="clear" w:color="auto" w:fill="EAF1F8"/>
+        <w:spacing w:before="200" w:after="80"/>
+        <w:ind w:left="85"/>
       </w:pPr>
       <w:r>
         <w:rPr>
           <w:b/>
-          <w:sz w:val="22"/>
+          <w:caps/>
+          <w:color w:val="1F4E79"/>
+          <w:sz w:val="19"/>
         </w:rPr>
         <w:t>ESG integration and positive screening (positive answers imply higher allocation)</w:t>
       </w:r>
     </w:p>
+    <w:tbl>
+      <w:tblPr>
+        <w:tblW w:w="9639" w:type="dxa"/>
+        <w:tblBorders>
+          <w:top w:val="nil"/>
+          <w:left w:val="nil"/>
+          <w:bottom w:val="nil"/>
+          <w:right w:val="nil"/>
+          <w:insideH w:val="nil"/>
+          <w:insideV w:val="nil"/>
+        </w:tblBorders>
+        <w:tblLayout w:type="fixed"/>
+        <w:tblCellMar>
+          <w:top w:w="90" w:type="dxa"/>
+          <w:left w:w="0" w:type="dxa"/>
+          <w:bottom w:w="110" w:type="dxa"/>
+          <w:right w:w="0" w:type="dxa"/>
+        </w:tblCellMar>
+        <w:tblLook w:firstColumn="1" w:firstRow="1" w:lastColumn="0" w:lastRow="0" w:noHBand="0" w:noVBand="1" w:val="04A0"/>
+      </w:tblPr>
+      <w:tblGrid>
+        <w:gridCol w:w="340"/>
+        <w:gridCol w:w="9298"/>
+      </w:tblGrid>
+      <w:tr>
+        <w:tc>
+          <w:tcPr>
+            <w:tcW w:type="dxa" w:w="340"/>
+            <w:tcBorders>
+              <w:top w:val="nil"/>
+              <w:left w:val="nil"/>
+              <w:bottom w:val="single" w:sz="4" w:color="E3E8EE" w:space="0"/>
+              <w:right w:val="nil"/>
+            </w:tcBorders>
+          </w:tcPr>
+          <w:p>
+            <w:pPr>
+              <w:spacing w:before="0" w:after="0"/>
+            </w:pPr>
+            <w:r>
+              <w:rPr>
+                <w:rFonts w:ascii="Segoe UI Symbol" w:hAnsi="Segoe UI Symbol"/>
+                <w:b w:val="0"/>
+                <w:color w:val="1B7F3B"/>
+                <w:sz w:val="24"/>
+              </w:rPr>
+              <w:t>☑</w:t>
+            </w:r>
+          </w:p>
+        </w:tc>
+        <w:tc>
+          <w:tcPr>
+            <w:tcW w:type="dxa" w:w="9298"/>
+            <w:tcBorders>
+              <w:top w:val="nil"/>
+              <w:left w:val="nil"/>
+              <w:bottom w:val="single" w:sz="4" w:color="E3E8EE" w:space="0"/>
+              <w:right w:val="nil"/>
+            </w:tcBorders>
+          </w:tcPr>
+          <w:p>
+            <w:pPr>
+              <w:spacing w:before="0" w:after="40"/>
+            </w:pPr>
+            <w:r>
+              <w:rPr>
+                <w:b/>
+                <w:color w:val="1A1A1A"/>
+                <w:sz w:val="19"/>
+              </w:rPr>
+              <w:t>Yes, the company is promoting environmental or social characteristics (activities, ESG policy, good ESG rating, etc)</w:t>
+            </w:r>
+          </w:p>
+          <w:p>
+            <w:pPr>
+              <w:tabs>
+                <w:tab w:pos="198" w:val="left"/>
+              </w:tabs>
+              <w:spacing w:before="0" w:after="20"/>
+              <w:ind w:left="198" w:hanging="198"/>
+            </w:pPr>
+            <w:r>
+              <w:rPr>
+                <w:b w:val="0"/>
+                <w:color w:val="5F6B7A"/>
+                <w:sz w:val="18"/>
+              </w:rPr>
+              <w:t>•</w:t>
+              <w:tab/>
+            </w:r>
+            <w:r>
+              <w:rPr>
+                <w:b w:val="0"/>
+                <w:color w:val="333333"/>
+                <w:sz w:val="18"/>
+              </w:rPr>
+              <w:t>Bendrovė nurodo diegianti inovatyvius inžinerinius sprendimus, didinančius pastatų energinį efektyvumą</w:t>
+            </w:r>
+            <w:hyperlink r:id="rId15">
+              <w:r>
+                <w:rPr>
+                  <w:color w:val="2A78D6"/>
+                  <w:vertAlign w:val="superscript"/>
+                  <w:sz w:val="15"/>
+                </w:rPr>
+                <w:t xml:space="preserve">15</w:t>
+              </w:r>
+            </w:hyperlink>
+            <w:r>
+              <w:rPr>
+                <w:b w:val="0"/>
+                <w:color w:val="333333"/>
+                <w:sz w:val="18"/>
+              </w:rPr>
+              <w:t>.</w:t>
+            </w:r>
+          </w:p>
+        </w:tc>
+      </w:tr>
+    </w:tbl>
+    <w:tbl>
+      <w:tblPr>
+        <w:tblW w:w="9639" w:type="dxa"/>
+        <w:tblBorders>
+          <w:top w:val="nil"/>
+          <w:left w:val="nil"/>
+          <w:bottom w:val="nil"/>
+          <w:right w:val="nil"/>
+          <w:insideH w:val="nil"/>
+          <w:insideV w:val="nil"/>
+        </w:tblBorders>
+        <w:tblLayout w:type="fixed"/>
+        <w:tblCellMar>
+          <w:top w:w="90" w:type="dxa"/>
+          <w:left w:w="0" w:type="dxa"/>
+          <w:bottom w:w="110" w:type="dxa"/>
+          <w:right w:w="0" w:type="dxa"/>
+        </w:tblCellMar>
+        <w:tblLook w:firstColumn="1" w:firstRow="1" w:lastColumn="0" w:lastRow="0" w:noHBand="0" w:noVBand="1" w:val="04A0"/>
+      </w:tblPr>
+      <w:tblGrid>
+        <w:gridCol w:w="340"/>
+        <w:gridCol w:w="9298"/>
+      </w:tblGrid>
+      <w:tr>
+        <w:tc>
+          <w:tcPr>
+            <w:tcW w:type="dxa" w:w="340"/>
+            <w:tcBorders>
+              <w:top w:val="nil"/>
+              <w:left w:val="nil"/>
+              <w:bottom w:val="single" w:sz="4" w:color="E3E8EE" w:space="0"/>
+              <w:right w:val="nil"/>
+            </w:tcBorders>
+          </w:tcPr>
+          <w:p>
+            <w:pPr>
+              <w:spacing w:before="0" w:after="0"/>
+            </w:pPr>
+            <w:r>
+              <w:rPr>
+                <w:rFonts w:ascii="Segoe UI Symbol" w:hAnsi="Segoe UI Symbol"/>
+                <w:b w:val="0"/>
+                <w:color w:val="9AA5B1"/>
+                <w:sz w:val="24"/>
+              </w:rPr>
+              <w:t>☐</w:t>
+            </w:r>
+          </w:p>
+        </w:tc>
+        <w:tc>
+          <w:tcPr>
+            <w:tcW w:type="dxa" w:w="9298"/>
+            <w:tcBorders>
+              <w:top w:val="nil"/>
+              <w:left w:val="nil"/>
+              <w:bottom w:val="single" w:sz="4" w:color="E3E8EE" w:space="0"/>
+              <w:right w:val="nil"/>
+            </w:tcBorders>
+          </w:tcPr>
+          <w:p>
+            <w:pPr>
+              <w:spacing w:before="0" w:after="40"/>
+            </w:pPr>
+            <w:r>
+              <w:rPr>
+                <w:b/>
+                <w:color w:val="1A1A1A"/>
+                <w:sz w:val="19"/>
+              </w:rPr>
+              <w:t>Yes, the activities of the company or it’s strategy is aligned with the taxonomy and/or Paris agreement targets (e.g. net zero commitment)</w:t>
+            </w:r>
+          </w:p>
+          <w:p>
+            <w:pPr>
+              <w:tabs>
+                <w:tab w:pos="198" w:val="left"/>
+              </w:tabs>
+              <w:spacing w:before="0" w:after="20"/>
+              <w:ind w:left="198" w:hanging="198"/>
+            </w:pPr>
+            <w:r>
+              <w:rPr>
+                <w:b w:val="0"/>
+                <w:color w:val="5F6B7A"/>
+                <w:sz w:val="18"/>
+              </w:rPr>
+              <w:t>•</w:t>
+              <w:tab/>
+            </w:r>
+            <w:r>
+              <w:rPr>
+                <w:b w:val="0"/>
+                <w:color w:val="333333"/>
+                <w:sz w:val="18"/>
+              </w:rPr>
+              <w:t>Klimato tikslų ir tvarumo ataskaitos nerasta.</w:t>
+            </w:r>
+          </w:p>
+        </w:tc>
+      </w:tr>
+    </w:tbl>
+    <w:tbl>
+      <w:tblPr>
+        <w:tblW w:w="9639" w:type="dxa"/>
+        <w:tblBorders>
+          <w:top w:val="nil"/>
+          <w:left w:val="nil"/>
+          <w:bottom w:val="nil"/>
+          <w:right w:val="nil"/>
+          <w:insideH w:val="nil"/>
+          <w:insideV w:val="nil"/>
+        </w:tblBorders>
+        <w:tblLayout w:type="fixed"/>
+        <w:tblCellMar>
+          <w:top w:w="90" w:type="dxa"/>
+          <w:left w:w="0" w:type="dxa"/>
+          <w:bottom w:w="110" w:type="dxa"/>
+          <w:right w:w="0" w:type="dxa"/>
+        </w:tblCellMar>
+        <w:tblLook w:firstColumn="1" w:firstRow="1" w:lastColumn="0" w:lastRow="0" w:noHBand="0" w:noVBand="1" w:val="04A0"/>
+      </w:tblPr>
+      <w:tblGrid>
+        <w:gridCol w:w="340"/>
+        <w:gridCol w:w="9298"/>
+      </w:tblGrid>
+      <w:tr>
+        <w:tc>
+          <w:tcPr>
+            <w:tcW w:type="dxa" w:w="340"/>
+            <w:tcBorders>
+              <w:top w:val="nil"/>
+              <w:left w:val="nil"/>
+              <w:bottom w:val="single" w:sz="4" w:color="E3E8EE" w:space="0"/>
+              <w:right w:val="nil"/>
+            </w:tcBorders>
+          </w:tcPr>
+          <w:p>
+            <w:pPr>
+              <w:spacing w:before="0" w:after="0"/>
+            </w:pPr>
+            <w:r>
+              <w:rPr>
+                <w:rFonts w:ascii="Segoe UI Symbol" w:hAnsi="Segoe UI Symbol"/>
+                <w:b w:val="0"/>
+                <w:color w:val="1B7F3B"/>
+                <w:sz w:val="24"/>
+              </w:rPr>
+              <w:t>☑</w:t>
+            </w:r>
+          </w:p>
+        </w:tc>
+        <w:tc>
+          <w:tcPr>
+            <w:tcW w:type="dxa" w:w="9298"/>
+            <w:tcBorders>
+              <w:top w:val="nil"/>
+              <w:left w:val="nil"/>
+              <w:bottom w:val="single" w:sz="4" w:color="E3E8EE" w:space="0"/>
+              <w:right w:val="nil"/>
+            </w:tcBorders>
+          </w:tcPr>
+          <w:p>
+            <w:pPr>
+              <w:spacing w:before="0" w:after="40"/>
+            </w:pPr>
+            <w:r>
+              <w:rPr>
+                <w:b/>
+                <w:color w:val="1A1A1A"/>
+                <w:sz w:val="19"/>
+              </w:rPr>
+              <w:t>Yes, the company does not have yellow flag/signal related to controversies based on UN Global Compact or any other relevant principles/standards</w:t>
+            </w:r>
+          </w:p>
+          <w:p>
+            <w:pPr>
+              <w:tabs>
+                <w:tab w:pos="198" w:val="left"/>
+              </w:tabs>
+              <w:spacing w:before="0" w:after="20"/>
+              <w:ind w:left="198" w:hanging="198"/>
+            </w:pPr>
+            <w:r>
+              <w:rPr>
+                <w:b w:val="0"/>
+                <w:color w:val="5F6B7A"/>
+                <w:sz w:val="18"/>
+              </w:rPr>
+              <w:t>•</w:t>
+              <w:tab/>
+            </w:r>
+            <w:r>
+              <w:rPr>
+                <w:b w:val="0"/>
+                <w:color w:val="333333"/>
+                <w:sz w:val="18"/>
+              </w:rPr>
+              <w:t>Geltonų signalų nerasta.</w:t>
+            </w:r>
+          </w:p>
+        </w:tc>
+      </w:tr>
+    </w:tbl>
+    <w:tbl>
+      <w:tblPr>
+        <w:tblW w:w="9639" w:type="dxa"/>
+        <w:tblBorders>
+          <w:top w:val="nil"/>
+          <w:left w:val="nil"/>
+          <w:bottom w:val="nil"/>
+          <w:right w:val="nil"/>
+          <w:insideH w:val="nil"/>
+          <w:insideV w:val="nil"/>
+        </w:tblBorders>
+        <w:tblLayout w:type="fixed"/>
+        <w:tblCellMar>
+          <w:top w:w="90" w:type="dxa"/>
+          <w:left w:w="0" w:type="dxa"/>
+          <w:bottom w:w="110" w:type="dxa"/>
+          <w:right w:w="0" w:type="dxa"/>
+        </w:tblCellMar>
+        <w:tblLook w:firstColumn="1" w:firstRow="1" w:lastColumn="0" w:lastRow="0" w:noHBand="0" w:noVBand="1" w:val="04A0"/>
+      </w:tblPr>
+      <w:tblGrid>
+        <w:gridCol w:w="340"/>
+        <w:gridCol w:w="9298"/>
+      </w:tblGrid>
+      <w:tr>
+        <w:tc>
+          <w:tcPr>
+            <w:tcW w:type="dxa" w:w="340"/>
+            <w:tcBorders>
+              <w:top w:val="nil"/>
+              <w:left w:val="nil"/>
+              <w:bottom w:val="single" w:sz="4" w:color="E3E8EE" w:space="0"/>
+              <w:right w:val="nil"/>
+            </w:tcBorders>
+          </w:tcPr>
+          <w:p>
+            <w:pPr>
+              <w:spacing w:before="0" w:after="0"/>
+            </w:pPr>
+            <w:r>
+              <w:rPr>
+                <w:rFonts w:ascii="Segoe UI Symbol" w:hAnsi="Segoe UI Symbol"/>
+                <w:b w:val="0"/>
+                <w:color w:val="1B7F3B"/>
+                <w:sz w:val="24"/>
+              </w:rPr>
+              <w:t>☑</w:t>
+            </w:r>
+          </w:p>
+        </w:tc>
+        <w:tc>
+          <w:tcPr>
+            <w:tcW w:type="dxa" w:w="9298"/>
+            <w:tcBorders>
+              <w:top w:val="nil"/>
+              <w:left w:val="nil"/>
+              <w:bottom w:val="single" w:sz="4" w:color="E3E8EE" w:space="0"/>
+              <w:right w:val="nil"/>
+            </w:tcBorders>
+          </w:tcPr>
+          <w:p>
+            <w:pPr>
+              <w:spacing w:before="0" w:after="40"/>
+            </w:pPr>
+            <w:r>
+              <w:rPr>
+                <w:b/>
+                <w:color w:val="1A1A1A"/>
+                <w:sz w:val="19"/>
+              </w:rPr>
+              <w:t>Yes, the company fulfills the expectations from SEB thematic and sector policies</w:t>
+            </w:r>
+          </w:p>
+          <w:p>
+            <w:pPr>
+              <w:spacing w:before="40" w:after="0"/>
+            </w:pPr>
+            <w:r>
+              <w:rPr>
+                <w:b/>
+                <w:color w:val="333333"/>
+                <w:sz w:val="18"/>
+              </w:rPr>
+              <w:t>Taikoma</w:t>
+            </w:r>
+          </w:p>
+          <w:p>
+            <w:pPr>
+              <w:tabs>
+                <w:tab w:pos="198" w:val="left"/>
+              </w:tabs>
+              <w:spacing w:before="0" w:after="20"/>
+              <w:ind w:left="198" w:hanging="198"/>
+            </w:pPr>
+            <w:r>
+              <w:rPr>
+                <w:b w:val="0"/>
+                <w:color w:val="5F6B7A"/>
+                <w:sz w:val="18"/>
+              </w:rPr>
+              <w:t>•</w:t>
+              <w:tab/>
+            </w:r>
+            <w:r>
+              <w:rPr>
+                <w:b w:val="0"/>
+                <w:color w:val="333333"/>
+                <w:sz w:val="18"/>
+              </w:rPr>
+              <w:t>NT ir statybos politika</w:t>
+            </w:r>
+            <w:hyperlink r:id="rId24">
+              <w:r>
+                <w:rPr>
+                  <w:color w:val="2A78D6"/>
+                  <w:vertAlign w:val="superscript"/>
+                  <w:sz w:val="15"/>
+                </w:rPr>
+                <w:t xml:space="preserve">16</w:t>
+              </w:r>
+            </w:hyperlink>
+            <w:r>
+              <w:rPr>
+                <w:b w:val="0"/>
+                <w:color w:val="333333"/>
+                <w:sz w:val="18"/>
+              </w:rPr>
+              <w:t>.</w:t>
+            </w:r>
+          </w:p>
+          <w:p>
+            <w:pPr>
+              <w:spacing w:before="40" w:after="0"/>
+            </w:pPr>
+            <w:r>
+              <w:rPr>
+                <w:b/>
+                <w:color w:val="333333"/>
+                <w:sz w:val="18"/>
+              </w:rPr>
+              <w:t>Atitinka</w:t>
+            </w:r>
+          </w:p>
+          <w:p>
+            <w:pPr>
+              <w:tabs>
+                <w:tab w:pos="198" w:val="left"/>
+              </w:tabs>
+              <w:spacing w:before="0" w:after="20"/>
+              <w:ind w:left="198" w:hanging="198"/>
+            </w:pPr>
+            <w:r>
+              <w:rPr>
+                <w:b w:val="0"/>
+                <w:color w:val="5F6B7A"/>
+                <w:sz w:val="18"/>
+              </w:rPr>
+              <w:t>•</w:t>
+              <w:tab/>
+            </w:r>
+            <w:r>
+              <w:rPr>
+                <w:b w:val="0"/>
+                <w:color w:val="333333"/>
+                <w:sz w:val="18"/>
+              </w:rPr>
+              <w:t>Energiškai efektyvūs nauji pastatai ES</w:t>
+            </w:r>
+            <w:hyperlink r:id="rId15">
+              <w:r>
+                <w:rPr>
+                  <w:color w:val="2A78D6"/>
+                  <w:vertAlign w:val="superscript"/>
+                  <w:sz w:val="15"/>
+                </w:rPr>
+                <w:t xml:space="preserve">15</w:t>
+              </w:r>
+            </w:hyperlink>
+            <w:r>
+              <w:rPr>
+                <w:b w:val="0"/>
+                <w:color w:val="333333"/>
+                <w:sz w:val="18"/>
+              </w:rPr>
+              <w:t>.</w:t>
+            </w:r>
+          </w:p>
+          <w:p>
+            <w:pPr>
+              <w:spacing w:before="40" w:after="0"/>
+            </w:pPr>
+            <w:r>
+              <w:rPr>
+                <w:b/>
+                <w:color w:val="333333"/>
+                <w:sz w:val="18"/>
+              </w:rPr>
+              <w:t>Galėtų būti geriau</w:t>
+            </w:r>
+          </w:p>
+          <w:p>
+            <w:pPr>
+              <w:tabs>
+                <w:tab w:pos="198" w:val="left"/>
+              </w:tabs>
+              <w:spacing w:before="0" w:after="20"/>
+              <w:ind w:left="198" w:hanging="198"/>
+            </w:pPr>
+            <w:r>
+              <w:rPr>
+                <w:b w:val="0"/>
+                <w:color w:val="5F6B7A"/>
+                <w:sz w:val="18"/>
+              </w:rPr>
+              <w:t>•</w:t>
+              <w:tab/>
+            </w:r>
+            <w:r>
+              <w:rPr>
+                <w:b w:val="0"/>
+                <w:color w:val="333333"/>
+                <w:sz w:val="18"/>
+              </w:rPr>
+              <w:t>Tvarumo ataskaita ir pereinamojo laikotarpio planas nerasti.</w:t>
+            </w:r>
+          </w:p>
+        </w:tc>
+      </w:tr>
+    </w:tbl>
     <w:p>
       <w:pPr>
-        <w:spacing w:before="80" w:after="20"/>
-      </w:pPr>
-      <w:r>
-        <w:rPr>
-          <w:sz w:val="24"/>
-        </w:rPr>
-        <w:t xml:space="preserve">☑ </w:t>
-      </w:r>
-      <w:r>
-        <w:t>Yes, the company is promoting environmental or social characteristics (activities, ESG policy, good ESG rating, etc)</w:t>
-      </w:r>
-    </w:p>
-    <w:p>
-      <w:pPr>
-        <w:spacing w:after="120"/>
-        <w:ind w:left="510" w:hanging="198"/>
-      </w:pPr>
-      <w:r>
-        <w:rPr>
-          <w:sz w:val="19"/>
-        </w:rPr>
-        <w:t xml:space="preserve">•  </w:t>
-      </w:r>
-      <w:r>
-        <w:rPr>
-          <w:b w:val="0"/>
-          <w:color w:val="333333"/>
-          <w:sz w:val="19"/>
-        </w:rPr>
-        <w:t>Bendrovė nurodo diegianti inovatyvius inžinerinius sprendimus, didinančius pastatų energinį efektyvumą</w:t>
-      </w:r>
-      <w:hyperlink r:id="rId13">
-        <w:r>
-          <w:rPr>
-            <w:color w:val="2A78D6"/>
-            <w:vertAlign w:val="superscript"/>
-            <w:sz w:val="16"/>
-          </w:rPr>
-          <w:t xml:space="preserve">15</w:t>
-        </w:r>
-      </w:hyperlink>
-      <w:r>
-        <w:rPr>
-          <w:b w:val="0"/>
-          <w:color w:val="333333"/>
-          <w:sz w:val="19"/>
-        </w:rPr>
-        <w:t>.</w:t>
-      </w:r>
-    </w:p>
-    <w:p>
-      <w:pPr>
-        <w:spacing w:before="80" w:after="20"/>
-      </w:pPr>
-      <w:r>
-        <w:rPr>
-          <w:sz w:val="24"/>
-        </w:rPr>
-        <w:t xml:space="preserve">☐ </w:t>
-      </w:r>
-      <w:r>
-        <w:t>Yes, the activities of the company or it’s strategy is aligned with the taxonomy and/or Paris agreement targets (e.g. net zero commitment)</w:t>
-      </w:r>
-    </w:p>
-    <w:p>
-      <w:pPr>
-        <w:spacing w:after="120"/>
-        <w:ind w:left="510" w:hanging="198"/>
-      </w:pPr>
-      <w:r>
-        <w:rPr>
-          <w:sz w:val="19"/>
-        </w:rPr>
-        <w:t xml:space="preserve">•  </w:t>
-      </w:r>
-      <w:r>
-        <w:rPr>
-          <w:b w:val="0"/>
-          <w:color w:val="333333"/>
-          <w:sz w:val="19"/>
-        </w:rPr>
-        <w:t>Klimato tikslų ir tvarumo ataskaitos nerasta.</w:t>
-      </w:r>
-    </w:p>
-    <w:p>
-      <w:pPr>
-        <w:spacing w:before="80" w:after="20"/>
-      </w:pPr>
-      <w:r>
-        <w:rPr>
-          <w:sz w:val="24"/>
-        </w:rPr>
-        <w:t xml:space="preserve">☑ </w:t>
-      </w:r>
-      <w:r>
-        <w:t>Yes, the company does not have yellow flag/signal related to controversies based on UN Global Compact or any other relevant principles/standards</w:t>
-      </w:r>
-    </w:p>
-    <w:p>
-      <w:pPr>
-        <w:spacing w:after="120"/>
-        <w:ind w:left="510" w:hanging="198"/>
-      </w:pPr>
-      <w:r>
-        <w:rPr>
-          <w:sz w:val="19"/>
-        </w:rPr>
-        <w:t xml:space="preserve">•  </w:t>
-      </w:r>
-      <w:r>
-        <w:rPr>
-          <w:b w:val="0"/>
-          <w:color w:val="333333"/>
-          <w:sz w:val="19"/>
-        </w:rPr>
-        <w:t>Geltonų signalų nerasta.</w:t>
-      </w:r>
-    </w:p>
-    <w:p>
-      <w:pPr>
-        <w:spacing w:before="80" w:after="20"/>
-      </w:pPr>
-      <w:r>
-        <w:rPr>
-          <w:sz w:val="24"/>
-        </w:rPr>
-        <w:t xml:space="preserve">☑ </w:t>
-      </w:r>
-      <w:r>
-        <w:t>Yes, the company fulfills the expectations from SEB thematic and sector policies</w:t>
-      </w:r>
-    </w:p>
-    <w:p>
-      <w:pPr>
-        <w:spacing w:after="0"/>
-        <w:ind w:left="397"/>
+        <w:spacing w:before="120" w:after="40"/>
       </w:pPr>
       <w:r>
         <w:rPr>
           <w:b/>
-          <w:color w:val="333333"/>
           <w:sz w:val="19"/>
-        </w:rPr>
-        <w:t>Taikoma</w:t>
-      </w:r>
-    </w:p>
-    <w:p>
-      <w:pPr>
-        <w:spacing w:after="0"/>
-        <w:ind w:left="737" w:hanging="198"/>
-      </w:pPr>
-      <w:r>
-        <w:rPr>
-          <w:sz w:val="19"/>
-        </w:rPr>
-        <w:t xml:space="preserve">•  </w:t>
-      </w:r>
-      <w:r>
-        <w:rPr>
-          <w:b w:val="0"/>
-          <w:color w:val="333333"/>
-          <w:sz w:val="19"/>
-        </w:rPr>
-        <w:t>NT ir statybos politika</w:t>
-      </w:r>
-      <w:hyperlink r:id="rId22">
-        <w:r>
-          <w:rPr>
-            <w:color w:val="2A78D6"/>
-            <w:vertAlign w:val="superscript"/>
-            <w:sz w:val="16"/>
-          </w:rPr>
-          <w:t xml:space="preserve">16</w:t>
-        </w:r>
-      </w:hyperlink>
-      <w:r>
-        <w:rPr>
-          <w:b w:val="0"/>
-          <w:color w:val="333333"/>
-          <w:sz w:val="19"/>
-        </w:rPr>
-        <w:t>.</w:t>
-      </w:r>
-    </w:p>
-    <w:p>
-      <w:pPr>
-        <w:spacing w:after="0"/>
-        <w:ind w:left="397"/>
-      </w:pPr>
-      <w:r>
-        <w:rPr>
-          <w:b/>
-          <w:color w:val="333333"/>
-          <w:sz w:val="19"/>
-        </w:rPr>
-        <w:t>Atitinka</w:t>
-      </w:r>
-    </w:p>
-    <w:p>
-      <w:pPr>
-        <w:spacing w:after="0"/>
-        <w:ind w:left="737" w:hanging="198"/>
-      </w:pPr>
-      <w:r>
-        <w:rPr>
-          <w:sz w:val="19"/>
-        </w:rPr>
-        <w:t xml:space="preserve">•  </w:t>
-      </w:r>
-      <w:r>
-        <w:rPr>
-          <w:b w:val="0"/>
-          <w:color w:val="333333"/>
-          <w:sz w:val="19"/>
-        </w:rPr>
-        <w:t>Energiškai efektyvūs nauji pastatai ES</w:t>
-      </w:r>
-      <w:hyperlink r:id="rId13">
-        <w:r>
-          <w:rPr>
-            <w:color w:val="2A78D6"/>
-            <w:vertAlign w:val="superscript"/>
-            <w:sz w:val="16"/>
-          </w:rPr>
-          <w:t xml:space="preserve">15</w:t>
-        </w:r>
-      </w:hyperlink>
-      <w:r>
-        <w:rPr>
-          <w:b w:val="0"/>
-          <w:color w:val="333333"/>
-          <w:sz w:val="19"/>
-        </w:rPr>
-        <w:t>.</w:t>
-      </w:r>
-    </w:p>
-    <w:p>
-      <w:pPr>
-        <w:spacing w:after="0"/>
-        <w:ind w:left="397"/>
-      </w:pPr>
-      <w:r>
-        <w:rPr>
-          <w:b/>
-          <w:color w:val="333333"/>
-          <w:sz w:val="19"/>
-        </w:rPr>
-        <w:t>Galėtų būti geriau</w:t>
-      </w:r>
-    </w:p>
-    <w:p>
-      <w:pPr>
-        <w:spacing w:after="120"/>
-        <w:ind w:left="737" w:hanging="198"/>
-      </w:pPr>
-      <w:r>
-        <w:rPr>
-          <w:sz w:val="19"/>
-        </w:rPr>
-        <w:t xml:space="preserve">•  </w:t>
-      </w:r>
-      <w:r>
-        <w:rPr>
-          <w:b w:val="0"/>
-          <w:color w:val="333333"/>
-          <w:sz w:val="19"/>
-        </w:rPr>
-        <w:t>Tvarumo ataskaita ir pereinamojo laikotarpio planas nerasti.</w:t>
-      </w:r>
-    </w:p>
-    <w:p>
-      <w:pPr>
-        <w:spacing w:before="80"/>
-      </w:pPr>
-      <w:r>
-        <w:rPr>
-          <w:b/>
         </w:rPr>
         <w:t xml:space="preserve">Additional comments: </w:t>
       </w:r>
     </w:p>
     <w:p>
       <w:pPr>
-        <w:spacing w:before="160"/>
+        <w:keepNext/>
+        <w:shd w:val="clear" w:color="auto" w:fill="EAF1F8"/>
+        <w:spacing w:before="200" w:after="80"/>
+        <w:ind w:left="85"/>
       </w:pPr>
       <w:r>
         <w:rPr>
           <w:b/>
-          <w:sz w:val="22"/>
+          <w:caps/>
+          <w:color w:val="1F4E79"/>
+          <w:sz w:val="19"/>
         </w:rPr>
         <w:t>Engagement</w:t>
       </w:r>
     </w:p>
+    <w:tbl>
+      <w:tblPr>
+        <w:tblW w:w="9639" w:type="dxa"/>
+        <w:tblBorders>
+          <w:top w:val="nil"/>
+          <w:left w:val="nil"/>
+          <w:bottom w:val="nil"/>
+          <w:right w:val="nil"/>
+          <w:insideH w:val="nil"/>
+          <w:insideV w:val="nil"/>
+        </w:tblBorders>
+        <w:tblLayout w:type="fixed"/>
+        <w:tblCellMar>
+          <w:top w:w="90" w:type="dxa"/>
+          <w:left w:w="0" w:type="dxa"/>
+          <w:bottom w:w="110" w:type="dxa"/>
+          <w:right w:w="0" w:type="dxa"/>
+        </w:tblCellMar>
+        <w:tblLook w:firstColumn="1" w:firstRow="1" w:lastColumn="0" w:lastRow="0" w:noHBand="0" w:noVBand="1" w:val="04A0"/>
+      </w:tblPr>
+      <w:tblGrid>
+        <w:gridCol w:w="340"/>
+        <w:gridCol w:w="9298"/>
+      </w:tblGrid>
+      <w:tr>
+        <w:tc>
+          <w:tcPr>
+            <w:tcW w:type="dxa" w:w="340"/>
+            <w:tcBorders>
+              <w:top w:val="nil"/>
+              <w:left w:val="nil"/>
+              <w:bottom w:val="single" w:sz="4" w:color="E3E8EE" w:space="0"/>
+              <w:right w:val="nil"/>
+            </w:tcBorders>
+          </w:tcPr>
+          <w:p>
+            <w:pPr>
+              <w:spacing w:before="0" w:after="0"/>
+            </w:pPr>
+            <w:r>
+              <w:rPr>
+                <w:rFonts w:ascii="Segoe UI Symbol" w:hAnsi="Segoe UI Symbol"/>
+                <w:b w:val="0"/>
+                <w:color w:val="9AA5B1"/>
+                <w:sz w:val="24"/>
+              </w:rPr>
+              <w:t>☐</w:t>
+            </w:r>
+          </w:p>
+        </w:tc>
+        <w:tc>
+          <w:tcPr>
+            <w:tcW w:type="dxa" w:w="9298"/>
+            <w:tcBorders>
+              <w:top w:val="nil"/>
+              <w:left w:val="nil"/>
+              <w:bottom w:val="single" w:sz="4" w:color="E3E8EE" w:space="0"/>
+              <w:right w:val="nil"/>
+            </w:tcBorders>
+          </w:tcPr>
+          <w:p>
+            <w:pPr>
+              <w:spacing w:before="0" w:after="40"/>
+            </w:pPr>
+            <w:r>
+              <w:rPr>
+                <w:b/>
+                <w:color w:val="1A1A1A"/>
+                <w:sz w:val="19"/>
+              </w:rPr>
+              <w:t>Is there a need for pro-active engagement with the company?</w:t>
+            </w:r>
+          </w:p>
+          <w:p>
+            <w:pPr>
+              <w:tabs>
+                <w:tab w:pos="198" w:val="left"/>
+              </w:tabs>
+              <w:spacing w:before="0" w:after="20"/>
+              <w:ind w:left="198" w:hanging="198"/>
+            </w:pPr>
+            <w:r>
+              <w:rPr>
+                <w:b w:val="0"/>
+                <w:color w:val="5F6B7A"/>
+                <w:sz w:val="18"/>
+              </w:rPr>
+              <w:t>•</w:t>
+              <w:tab/>
+            </w:r>
+            <w:r>
+              <w:rPr>
+                <w:b w:val="0"/>
+                <w:color w:val="333333"/>
+                <w:sz w:val="18"/>
+              </w:rPr>
+              <w:t>Nereikia: mažas plėtotojas be rizikų ESG srityje.</w:t>
+            </w:r>
+          </w:p>
+        </w:tc>
+      </w:tr>
+    </w:tbl>
     <w:p>
       <w:pPr>
-        <w:spacing w:before="80" w:after="20"/>
-      </w:pPr>
-      <w:r>
-        <w:rPr>
-          <w:sz w:val="24"/>
-        </w:rPr>
-        <w:t xml:space="preserve">☐ </w:t>
-      </w:r>
-      <w:r>
-        <w:t>Is there a need for pro-active engagement with the company?</w:t>
-      </w:r>
-    </w:p>
-    <w:p>
-      <w:pPr>
-        <w:spacing w:after="120"/>
-        <w:ind w:left="510" w:hanging="198"/>
-      </w:pPr>
-      <w:r>
-        <w:rPr>
-          <w:sz w:val="19"/>
-        </w:rPr>
-        <w:t xml:space="preserve">•  </w:t>
-      </w:r>
-      <w:r>
-        <w:rPr>
-          <w:b w:val="0"/>
-          <w:color w:val="333333"/>
-          <w:sz w:val="19"/>
-        </w:rPr>
-        <w:t>Nereikia: mažas plėtotojas be rizikų ESG srityje.</w:t>
-      </w:r>
-    </w:p>
-    <w:p>
-      <w:pPr>
-        <w:spacing w:before="80"/>
+        <w:spacing w:before="120" w:after="40"/>
       </w:pPr>
       <w:r>
         <w:rPr>
           <w:b/>
+          <w:sz w:val="19"/>
         </w:rPr>
         <w:t xml:space="preserve">Additional comments: </w:t>
       </w:r>
     </w:p>
     <w:p>
       <w:pPr>
-        <w:spacing w:before="160"/>
+        <w:keepNext/>
+        <w:shd w:val="clear" w:color="auto" w:fill="EAF1F8"/>
+        <w:spacing w:before="200" w:after="80"/>
+        <w:ind w:left="85"/>
       </w:pPr>
       <w:r>
         <w:rPr>
           <w:b/>
-          <w:sz w:val="22"/>
+          <w:caps/>
+          <w:color w:val="1F4E79"/>
+          <w:sz w:val="19"/>
         </w:rPr>
         <w:t>Indicators</w:t>
       </w:r>
     </w:p>
+    <w:tbl>
+      <w:tblPr>
+        <w:tblW w:w="9639" w:type="dxa"/>
+        <w:tblBorders>
+          <w:top w:val="nil"/>
+          <w:left w:val="nil"/>
+          <w:bottom w:val="nil"/>
+          <w:right w:val="nil"/>
+          <w:insideH w:val="nil"/>
+          <w:insideV w:val="nil"/>
+        </w:tblBorders>
+        <w:tblLayout w:type="fixed"/>
+        <w:tblCellMar>
+          <w:top w:w="90" w:type="dxa"/>
+          <w:left w:w="0" w:type="dxa"/>
+          <w:bottom w:w="110" w:type="dxa"/>
+          <w:right w:w="0" w:type="dxa"/>
+        </w:tblCellMar>
+        <w:tblLook w:firstColumn="1" w:firstRow="1" w:lastColumn="0" w:lastRow="0" w:noHBand="0" w:noVBand="1" w:val="04A0"/>
+      </w:tblPr>
+      <w:tblGrid>
+        <w:gridCol w:w="340"/>
+        <w:gridCol w:w="9298"/>
+      </w:tblGrid>
+      <w:tr>
+        <w:tc>
+          <w:tcPr>
+            <w:tcW w:type="dxa" w:w="340"/>
+            <w:tcBorders>
+              <w:top w:val="nil"/>
+              <w:left w:val="nil"/>
+              <w:bottom w:val="single" w:sz="4" w:color="E3E8EE" w:space="0"/>
+              <w:right w:val="nil"/>
+            </w:tcBorders>
+          </w:tcPr>
+          <w:p>
+            <w:pPr>
+              <w:spacing w:before="0" w:after="0"/>
+            </w:pPr>
+            <w:r>
+              <w:rPr>
+                <w:rFonts w:ascii="Segoe UI Symbol" w:hAnsi="Segoe UI Symbol"/>
+                <w:b w:val="0"/>
+                <w:color w:val="1B7F3B"/>
+                <w:sz w:val="24"/>
+              </w:rPr>
+              <w:t>☑</w:t>
+            </w:r>
+          </w:p>
+        </w:tc>
+        <w:tc>
+          <w:tcPr>
+            <w:tcW w:type="dxa" w:w="9298"/>
+            <w:tcBorders>
+              <w:top w:val="nil"/>
+              <w:left w:val="nil"/>
+              <w:bottom w:val="single" w:sz="4" w:color="E3E8EE" w:space="0"/>
+              <w:right w:val="nil"/>
+            </w:tcBorders>
+          </w:tcPr>
+          <w:p>
+            <w:pPr>
+              <w:spacing w:before="0" w:after="40"/>
+            </w:pPr>
+            <w:r>
+              <w:rPr>
+                <w:b/>
+                <w:color w:val="1A1A1A"/>
+                <w:sz w:val="19"/>
+              </w:rPr>
+              <w:t>Yes, the indicators of the company support the targets of sustainability and PAI indicators followed by the Fund</w:t>
+            </w:r>
+          </w:p>
+          <w:p>
+            <w:pPr>
+              <w:tabs>
+                <w:tab w:pos="198" w:val="left"/>
+              </w:tabs>
+              <w:spacing w:before="0" w:after="20"/>
+              <w:ind w:left="198" w:hanging="198"/>
+            </w:pPr>
+            <w:r>
+              <w:rPr>
+                <w:b w:val="0"/>
+                <w:color w:val="5F6B7A"/>
+                <w:sz w:val="18"/>
+              </w:rPr>
+              <w:t>•</w:t>
+              <w:tab/>
+            </w:r>
+            <w:r>
+              <w:rPr>
+                <w:b w:val="0"/>
+                <w:color w:val="333333"/>
+                <w:sz w:val="18"/>
+              </w:rPr>
+              <w:t>Nauji pastatai statomi energiškai efektyvūs</w:t>
+            </w:r>
+            <w:hyperlink r:id="rId15">
+              <w:r>
+                <w:rPr>
+                  <w:color w:val="2A78D6"/>
+                  <w:vertAlign w:val="superscript"/>
+                  <w:sz w:val="15"/>
+                </w:rPr>
+                <w:t xml:space="preserve">15</w:t>
+              </w:r>
+            </w:hyperlink>
+            <w:r>
+              <w:rPr>
+                <w:b w:val="0"/>
+                <w:color w:val="333333"/>
+                <w:sz w:val="18"/>
+              </w:rPr>
+              <w:t>.</w:t>
+            </w:r>
+          </w:p>
+        </w:tc>
+      </w:tr>
+    </w:tbl>
     <w:p>
       <w:pPr>
-        <w:spacing w:before="80" w:after="20"/>
-      </w:pPr>
-      <w:r>
-        <w:rPr>
-          <w:sz w:val="24"/>
-        </w:rPr>
-        <w:t xml:space="preserve">☑ </w:t>
-      </w:r>
-      <w:r>
-        <w:t>Yes, the indicators of the company support the targets of sustainability and PAI indicators followed by the Fund</w:t>
-      </w:r>
-    </w:p>
-    <w:p>
-      <w:pPr>
-        <w:spacing w:after="120"/>
-        <w:ind w:left="510" w:hanging="198"/>
-      </w:pPr>
-      <w:r>
-        <w:rPr>
-          <w:sz w:val="19"/>
-        </w:rPr>
-        <w:t xml:space="preserve">•  </w:t>
-      </w:r>
-      <w:r>
-        <w:rPr>
-          <w:b w:val="0"/>
-          <w:color w:val="333333"/>
-          <w:sz w:val="19"/>
-        </w:rPr>
-        <w:t>Nauji pastatai statomi energiškai efektyvūs</w:t>
-      </w:r>
-      <w:hyperlink r:id="rId13">
-        <w:r>
-          <w:rPr>
-            <w:color w:val="2A78D6"/>
-            <w:vertAlign w:val="superscript"/>
-            <w:sz w:val="16"/>
-          </w:rPr>
-          <w:t xml:space="preserve">15</w:t>
-        </w:r>
-      </w:hyperlink>
-      <w:r>
-        <w:rPr>
-          <w:b w:val="0"/>
-          <w:color w:val="333333"/>
-          <w:sz w:val="19"/>
-        </w:rPr>
-        <w:t>.</w:t>
-      </w:r>
-    </w:p>
-    <w:p>
-      <w:pPr>
-        <w:spacing w:before="80"/>
+        <w:spacing w:before="120" w:after="40"/>
       </w:pPr>
       <w:r>
         <w:rPr>
           <w:b/>
+          <w:sz w:val="19"/>
         </w:rPr>
         <w:t xml:space="preserve">Additional comments: </w:t>
       </w:r>
     </w:p>
     <w:p>
       <w:pPr>
-        <w:spacing w:before="80"/>
+        <w:spacing w:before="120" w:after="40"/>
       </w:pPr>
       <w:r>
         <w:rPr>
           <w:b/>
+          <w:sz w:val="19"/>
         </w:rPr>
         <w:t xml:space="preserve">Conclusion: </w:t>
       </w:r>
       <w:r>
         <w:rPr>
           <w:b w:val="0"/>
+          <w:sz w:val="19"/>
         </w:rPr>
         <w:t>Išimčių ir raudonų signalų nėra. Tvarumo ataskaitos nėra.</w:t>
       </w:r>
     </w:p>
     <w:p>
+      <w:pPr>
+        <w:spacing w:before="40" w:after="60"/>
+      </w:pPr>
       <w:r>
         <w:rPr>
-          <w:i/>
+          <w:b w:val="0"/>
           <w:color w:val="5F6B7A"/>
           <w:sz w:val="16"/>
         </w:rPr>
@@ -3240,11 +5015,24 @@
     </w:p>
     <w:p>
       <w:pPr>
-        <w:spacing w:before="280" w:after="80"/>
+        <w:keepNext/>
         <w:pBdr>
-          <w:bottom w:val="single" w:sz="6" w:color="C9D3DE" w:space="2"/>
+          <w:bottom w:val="single" w:sz="8" w:color="1F4E79" w:space="4"/>
         </w:pBdr>
+        <w:tabs>
+          <w:tab w:pos="482" w:val="left"/>
+        </w:tabs>
+        <w:spacing w:before="360" w:after="160"/>
       </w:pPr>
+      <w:r>
+        <w:rPr>
+          <w:b/>
+          <w:color w:val="2A78D6"/>
+          <w:sz w:val="18"/>
+        </w:rPr>
+        <w:t>10</w:t>
+        <w:tab/>
+      </w:r>
       <w:r>
         <w:rPr>
           <w:b/>
@@ -3256,16 +5044,22 @@
     </w:p>
     <w:p>
       <w:pPr>
-        <w:spacing w:after="20"/>
-        <w:ind w:left="340" w:hanging="340"/>
+        <w:tabs>
+          <w:tab w:pos="397" w:val="left"/>
+        </w:tabs>
+        <w:spacing w:before="0" w:after="30"/>
+        <w:ind w:left="397" w:hanging="397"/>
       </w:pPr>
       <w:r>
         <w:rPr>
+          <w:b w:val="0"/>
+          <w:color w:val="5F6B7A"/>
           <w:sz w:val="17"/>
         </w:rPr>
-        <w:t xml:space="preserve">1. </w:t>
+        <w:t>1.</w:t>
+        <w:tab/>
       </w:r>
-      <w:hyperlink r:id="rId10">
+      <w:hyperlink r:id="rId12">
         <w:r>
           <w:rPr>
             <w:color w:val="2A78D6"/>
@@ -3277,16 +5071,22 @@
     </w:p>
     <w:p>
       <w:pPr>
-        <w:spacing w:after="20"/>
-        <w:ind w:left="340" w:hanging="340"/>
+        <w:tabs>
+          <w:tab w:pos="397" w:val="left"/>
+        </w:tabs>
+        <w:spacing w:before="0" w:after="30"/>
+        <w:ind w:left="397" w:hanging="397"/>
       </w:pPr>
       <w:r>
         <w:rPr>
+          <w:b w:val="0"/>
+          <w:color w:val="5F6B7A"/>
           <w:sz w:val="17"/>
         </w:rPr>
-        <w:t xml:space="preserve">2. </w:t>
+        <w:t>2.</w:t>
+        <w:tab/>
       </w:r>
-      <w:hyperlink r:id="rId11">
+      <w:hyperlink r:id="rId13">
         <w:r>
           <w:rPr>
             <w:color w:val="2A78D6"/>
@@ -3298,16 +5098,22 @@
     </w:p>
     <w:p>
       <w:pPr>
-        <w:spacing w:after="20"/>
-        <w:ind w:left="340" w:hanging="340"/>
+        <w:tabs>
+          <w:tab w:pos="397" w:val="left"/>
+        </w:tabs>
+        <w:spacing w:before="0" w:after="30"/>
+        <w:ind w:left="397" w:hanging="397"/>
       </w:pPr>
       <w:r>
         <w:rPr>
+          <w:b w:val="0"/>
+          <w:color w:val="5F6B7A"/>
           <w:sz w:val="17"/>
         </w:rPr>
-        <w:t xml:space="preserve">3. </w:t>
+        <w:t>3.</w:t>
+        <w:tab/>
       </w:r>
-      <w:hyperlink r:id="rId12">
+      <w:hyperlink r:id="rId14">
         <w:r>
           <w:rPr>
             <w:color w:val="2A78D6"/>
@@ -3319,16 +5125,22 @@
     </w:p>
     <w:p>
       <w:pPr>
-        <w:spacing w:after="20"/>
-        <w:ind w:left="340" w:hanging="340"/>
+        <w:tabs>
+          <w:tab w:pos="397" w:val="left"/>
+        </w:tabs>
+        <w:spacing w:before="0" w:after="30"/>
+        <w:ind w:left="397" w:hanging="397"/>
       </w:pPr>
       <w:r>
         <w:rPr>
+          <w:b w:val="0"/>
+          <w:color w:val="5F6B7A"/>
           <w:sz w:val="17"/>
         </w:rPr>
-        <w:t xml:space="preserve">4. </w:t>
+        <w:t>4.</w:t>
+        <w:tab/>
       </w:r>
-      <w:hyperlink r:id="rId10">
+      <w:hyperlink r:id="rId12">
         <w:r>
           <w:rPr>
             <w:color w:val="2A78D6"/>
@@ -3340,16 +5152,22 @@
     </w:p>
     <w:p>
       <w:pPr>
-        <w:spacing w:after="20"/>
-        <w:ind w:left="340" w:hanging="340"/>
+        <w:tabs>
+          <w:tab w:pos="397" w:val="left"/>
+        </w:tabs>
+        <w:spacing w:before="0" w:after="30"/>
+        <w:ind w:left="397" w:hanging="397"/>
       </w:pPr>
       <w:r>
         <w:rPr>
+          <w:b w:val="0"/>
+          <w:color w:val="5F6B7A"/>
           <w:sz w:val="17"/>
         </w:rPr>
-        <w:t xml:space="preserve">5. </w:t>
+        <w:t>5.</w:t>
+        <w:tab/>
       </w:r>
-      <w:hyperlink r:id="rId13">
+      <w:hyperlink r:id="rId15">
         <w:r>
           <w:rPr>
             <w:color w:val="2A78D6"/>
@@ -3361,16 +5179,22 @@
     </w:p>
     <w:p>
       <w:pPr>
-        <w:spacing w:after="20"/>
-        <w:ind w:left="340" w:hanging="340"/>
+        <w:tabs>
+          <w:tab w:pos="397" w:val="left"/>
+        </w:tabs>
+        <w:spacing w:before="0" w:after="30"/>
+        <w:ind w:left="397" w:hanging="397"/>
       </w:pPr>
       <w:r>
         <w:rPr>
+          <w:b w:val="0"/>
+          <w:color w:val="5F6B7A"/>
           <w:sz w:val="17"/>
         </w:rPr>
-        <w:t xml:space="preserve">6. </w:t>
+        <w:t>6.</w:t>
+        <w:tab/>
       </w:r>
-      <w:hyperlink r:id="rId14">
+      <w:hyperlink r:id="rId16">
         <w:r>
           <w:rPr>
             <w:color w:val="2A78D6"/>
@@ -3382,16 +5206,22 @@
     </w:p>
     <w:p>
       <w:pPr>
-        <w:spacing w:after="20"/>
-        <w:ind w:left="340" w:hanging="340"/>
+        <w:tabs>
+          <w:tab w:pos="397" w:val="left"/>
+        </w:tabs>
+        <w:spacing w:before="0" w:after="30"/>
+        <w:ind w:left="397" w:hanging="397"/>
       </w:pPr>
       <w:r>
         <w:rPr>
+          <w:b w:val="0"/>
+          <w:color w:val="5F6B7A"/>
           <w:sz w:val="17"/>
         </w:rPr>
-        <w:t xml:space="preserve">7. </w:t>
+        <w:t>7.</w:t>
+        <w:tab/>
       </w:r>
-      <w:hyperlink r:id="rId11">
+      <w:hyperlink r:id="rId13">
         <w:r>
           <w:rPr>
             <w:color w:val="2A78D6"/>
@@ -3403,16 +5233,22 @@
     </w:p>
     <w:p>
       <w:pPr>
-        <w:spacing w:after="20"/>
-        <w:ind w:left="340" w:hanging="340"/>
+        <w:tabs>
+          <w:tab w:pos="397" w:val="left"/>
+        </w:tabs>
+        <w:spacing w:before="0" w:after="30"/>
+        <w:ind w:left="397" w:hanging="397"/>
       </w:pPr>
       <w:r>
         <w:rPr>
+          <w:b w:val="0"/>
+          <w:color w:val="5F6B7A"/>
           <w:sz w:val="17"/>
         </w:rPr>
-        <w:t xml:space="preserve">8. </w:t>
+        <w:t>8.</w:t>
+        <w:tab/>
       </w:r>
-      <w:hyperlink r:id="rId15">
+      <w:hyperlink r:id="rId17">
         <w:r>
           <w:rPr>
             <w:color w:val="2A78D6"/>
@@ -3424,16 +5260,22 @@
     </w:p>
     <w:p>
       <w:pPr>
-        <w:spacing w:after="20"/>
-        <w:ind w:left="340" w:hanging="340"/>
+        <w:tabs>
+          <w:tab w:pos="397" w:val="left"/>
+        </w:tabs>
+        <w:spacing w:before="0" w:after="30"/>
+        <w:ind w:left="397" w:hanging="397"/>
       </w:pPr>
       <w:r>
         <w:rPr>
+          <w:b w:val="0"/>
+          <w:color w:val="5F6B7A"/>
           <w:sz w:val="17"/>
         </w:rPr>
-        <w:t xml:space="preserve">9. </w:t>
+        <w:t>9.</w:t>
+        <w:tab/>
       </w:r>
-      <w:hyperlink r:id="rId16">
+      <w:hyperlink r:id="rId18">
         <w:r>
           <w:rPr>
             <w:color w:val="2A78D6"/>
@@ -3445,16 +5287,22 @@
     </w:p>
     <w:p>
       <w:pPr>
-        <w:spacing w:after="20"/>
-        <w:ind w:left="340" w:hanging="340"/>
+        <w:tabs>
+          <w:tab w:pos="397" w:val="left"/>
+        </w:tabs>
+        <w:spacing w:before="0" w:after="30"/>
+        <w:ind w:left="397" w:hanging="397"/>
       </w:pPr>
       <w:r>
         <w:rPr>
+          <w:b w:val="0"/>
+          <w:color w:val="5F6B7A"/>
           <w:sz w:val="17"/>
         </w:rPr>
-        <w:t xml:space="preserve">10. </w:t>
+        <w:t>10.</w:t>
+        <w:tab/>
       </w:r>
-      <w:hyperlink r:id="rId18">
+      <w:hyperlink r:id="rId20">
         <w:r>
           <w:rPr>
             <w:color w:val="2A78D6"/>
@@ -3466,16 +5314,22 @@
     </w:p>
     <w:p>
       <w:pPr>
-        <w:spacing w:after="20"/>
-        <w:ind w:left="340" w:hanging="340"/>
+        <w:tabs>
+          <w:tab w:pos="397" w:val="left"/>
+        </w:tabs>
+        <w:spacing w:before="0" w:after="30"/>
+        <w:ind w:left="397" w:hanging="397"/>
       </w:pPr>
       <w:r>
         <w:rPr>
+          <w:b w:val="0"/>
+          <w:color w:val="5F6B7A"/>
           <w:sz w:val="17"/>
         </w:rPr>
-        <w:t xml:space="preserve">11. </w:t>
+        <w:t>11.</w:t>
+        <w:tab/>
       </w:r>
-      <w:hyperlink r:id="rId19">
+      <w:hyperlink r:id="rId21">
         <w:r>
           <w:rPr>
             <w:color w:val="2A78D6"/>
@@ -3487,16 +5341,22 @@
     </w:p>
     <w:p>
       <w:pPr>
-        <w:spacing w:after="20"/>
-        <w:ind w:left="340" w:hanging="340"/>
+        <w:tabs>
+          <w:tab w:pos="397" w:val="left"/>
+        </w:tabs>
+        <w:spacing w:before="0" w:after="30"/>
+        <w:ind w:left="397" w:hanging="397"/>
       </w:pPr>
       <w:r>
         <w:rPr>
+          <w:b w:val="0"/>
+          <w:color w:val="5F6B7A"/>
           <w:sz w:val="17"/>
         </w:rPr>
-        <w:t xml:space="preserve">12. </w:t>
+        <w:t>12.</w:t>
+        <w:tab/>
       </w:r>
-      <w:hyperlink r:id="rId11">
+      <w:hyperlink r:id="rId13">
         <w:r>
           <w:rPr>
             <w:color w:val="2A78D6"/>
@@ -3508,16 +5368,22 @@
     </w:p>
     <w:p>
       <w:pPr>
-        <w:spacing w:after="20"/>
-        <w:ind w:left="340" w:hanging="340"/>
+        <w:tabs>
+          <w:tab w:pos="397" w:val="left"/>
+        </w:tabs>
+        <w:spacing w:before="0" w:after="30"/>
+        <w:ind w:left="397" w:hanging="397"/>
       </w:pPr>
       <w:r>
         <w:rPr>
+          <w:b w:val="0"/>
+          <w:color w:val="5F6B7A"/>
           <w:sz w:val="17"/>
         </w:rPr>
-        <w:t xml:space="preserve">13. </w:t>
+        <w:t>13.</w:t>
+        <w:tab/>
       </w:r>
-      <w:hyperlink r:id="rId20">
+      <w:hyperlink r:id="rId22">
         <w:r>
           <w:rPr>
             <w:color w:val="2A78D6"/>
@@ -3529,16 +5395,22 @@
     </w:p>
     <w:p>
       <w:pPr>
-        <w:spacing w:after="20"/>
-        <w:ind w:left="340" w:hanging="340"/>
+        <w:tabs>
+          <w:tab w:pos="397" w:val="left"/>
+        </w:tabs>
+        <w:spacing w:before="0" w:after="30"/>
+        <w:ind w:left="397" w:hanging="397"/>
       </w:pPr>
       <w:r>
         <w:rPr>
+          <w:b w:val="0"/>
+          <w:color w:val="5F6B7A"/>
           <w:sz w:val="17"/>
         </w:rPr>
-        <w:t xml:space="preserve">14. </w:t>
+        <w:t>14.</w:t>
+        <w:tab/>
       </w:r>
-      <w:hyperlink r:id="rId21">
+      <w:hyperlink r:id="rId23">
         <w:r>
           <w:rPr>
             <w:color w:val="2A78D6"/>
@@ -3550,16 +5422,22 @@
     </w:p>
     <w:p>
       <w:pPr>
-        <w:spacing w:after="20"/>
-        <w:ind w:left="340" w:hanging="340"/>
+        <w:tabs>
+          <w:tab w:pos="397" w:val="left"/>
+        </w:tabs>
+        <w:spacing w:before="0" w:after="30"/>
+        <w:ind w:left="397" w:hanging="397"/>
       </w:pPr>
       <w:r>
         <w:rPr>
+          <w:b w:val="0"/>
+          <w:color w:val="5F6B7A"/>
           <w:sz w:val="17"/>
         </w:rPr>
-        <w:t xml:space="preserve">15. </w:t>
+        <w:t>15.</w:t>
+        <w:tab/>
       </w:r>
-      <w:hyperlink r:id="rId13">
+      <w:hyperlink r:id="rId15">
         <w:r>
           <w:rPr>
             <w:color w:val="2A78D6"/>
@@ -3571,16 +5449,22 @@
     </w:p>
     <w:p>
       <w:pPr>
-        <w:spacing w:after="20"/>
-        <w:ind w:left="340" w:hanging="340"/>
+        <w:tabs>
+          <w:tab w:pos="397" w:val="left"/>
+        </w:tabs>
+        <w:spacing w:before="0" w:after="30"/>
+        <w:ind w:left="397" w:hanging="397"/>
       </w:pPr>
       <w:r>
         <w:rPr>
+          <w:b w:val="0"/>
+          <w:color w:val="5F6B7A"/>
           <w:sz w:val="17"/>
         </w:rPr>
-        <w:t xml:space="preserve">16. </w:t>
+        <w:t>16.</w:t>
+        <w:tab/>
       </w:r>
-      <w:hyperlink r:id="rId22">
+      <w:hyperlink r:id="rId24">
         <w:r>
           <w:rPr>
             <w:color w:val="2A78D6"/>
@@ -3591,20 +5475,26 @@
       </w:hyperlink>
     </w:p>
     <w:p>
+      <w:pPr>
+        <w:spacing w:before="40" w:after="60"/>
+      </w:pPr>
       <w:r>
         <w:rPr>
-          <w:i/>
+          <w:b w:val="0"/>
           <w:color w:val="5F6B7A"/>
           <w:sz w:val="16"/>
         </w:rPr>
-        <w:t>Ataskaita parengta automatiškai iš viešų šaltinių. Skaičiai pateikiami taip, kaip juos skelbia emitentas; nuorodos [S#] veda į šaltinių sąrašą. Prieš naudojant sprendimui, analitikas turi peržiūrėti pažymėtus punktus.</w:t>
+        <w:t>Ataskaita parengta iš viešų šaltinių. Skaičiai pateikiami taip, kaip juos skelbia emitentas; maži numeriai prie teksto veda į šaltinių sąrašą.</w:t>
       </w:r>
     </w:p>
     <w:sectPr>
-      <w:footerReference w:type="default" r:id="rId9"/>
-      <w:pgSz w:w="12240" w:h="15840"/>
-      <w:pgMar w:top="907" w:right="1134" w:bottom="907" w:left="1134" w:header="720" w:footer="720" w:gutter="0"/>
+      <w:headerReference w:type="default" r:id="rId9"/>
+      <w:footerReference w:type="default" r:id="rId10"/>
+      <w:footerReference w:type="first" r:id="rId11"/>
+      <w:pgSz w:w="11906" w:h="16838"/>
+      <w:pgMar w:top="1020" w:right="1134" w:bottom="1020" w:left="1134" w:header="510" w:footer="454" w:gutter="0"/>
       <w:cols w:space="720"/>
+      <w:titlePg/>
       <w:docGrid w:linePitch="360"/>
     </w:sectPr>
   </w:body>
@@ -3615,19 +5505,100 @@
 <w:ftr xmlns:m="http://schemas.openxmlformats.org/officeDocument/2006/math" xmlns:mc="http://schemas.openxmlformats.org/markup-compatibility/2006" xmlns:mo="http://schemas.microsoft.com/office/mac/office/2008/main" xmlns:mv="urn:schemas-microsoft-com:mac:vml" xmlns:o="urn:schemas-microsoft-com:office:office" xmlns:r="http://schemas.openxmlformats.org/officeDocument/2006/relationships" xmlns:v="urn:schemas-microsoft-com:vml" xmlns:w10="urn:schemas-microsoft-com:office:word" xmlns:w14="http://schemas.microsoft.com/office/word/2010/wordml" xmlns:w="http://schemas.openxmlformats.org/wordprocessingml/2006/main" xmlns:wne="http://schemas.microsoft.com/office/word/2006/wordml" xmlns:wp14="http://schemas.microsoft.com/office/word/2010/wordprocessingDrawing" xmlns:wp="http://schemas.openxmlformats.org/drawingml/2006/wordprocessingDrawing" xmlns:wpc="http://schemas.microsoft.com/office/word/2010/wordprocessingCanvas" xmlns:wpg="http://schemas.microsoft.com/office/word/2010/wordprocessingGroup" xmlns:wpi="http://schemas.microsoft.com/office/word/2010/wordprocessingInk" xmlns:wps="http://schemas.microsoft.com/office/word/2010/wordprocessingShape" mc:Ignorable="w14 wp14">
   <w:p>
     <w:pPr>
-      <w:pStyle w:val="Footer"/>
-      <w:jc w:val="right"/>
+      <w:pBdr>
+        <w:top w:val="single" w:sz="4" w:color="C9D3DE" w:space="4"/>
+      </w:pBdr>
+      <w:tabs>
+        <w:tab w:pos="9638" w:val="right"/>
+      </w:tabs>
     </w:pPr>
     <w:r>
       <w:rPr>
+        <w:b w:val="0"/>
         <w:color w:val="5F6B7A"/>
         <w:sz w:val="16"/>
       </w:rPr>
-      <w:t xml:space="preserve">Hepsor · 6M2026 · 2026-10-22   ·   </w:t>
+      <w:t>Hepsor · 6M2026 · 2026-10-22</w:t>
+      <w:tab/>
     </w:r>
-    <w:fldSimple w:instr="PAGE"/>
+    <w:r>
+      <w:rPr>
+        <w:b/>
+        <w:color w:val="1F4E79"/>
+        <w:sz w:val="16"/>
+      </w:rPr>
+      <w:fldChar w:fldCharType="begin"/>
+      <w:instrText xml:space="preserve"> PAGE </w:instrText>
+      <w:fldChar w:fldCharType="end"/>
+    </w:r>
   </w:p>
 </w:ftr>
+</file>
+
+<file path=word/footer2.xml><?xml version="1.0" encoding="utf-8"?>
+<w:ftr xmlns:m="http://schemas.openxmlformats.org/officeDocument/2006/math" xmlns:mc="http://schemas.openxmlformats.org/markup-compatibility/2006" xmlns:mo="http://schemas.microsoft.com/office/mac/office/2008/main" xmlns:mv="urn:schemas-microsoft-com:mac:vml" xmlns:o="urn:schemas-microsoft-com:office:office" xmlns:r="http://schemas.openxmlformats.org/officeDocument/2006/relationships" xmlns:v="urn:schemas-microsoft-com:vml" xmlns:w10="urn:schemas-microsoft-com:office:word" xmlns:w14="http://schemas.microsoft.com/office/word/2010/wordml" xmlns:w="http://schemas.openxmlformats.org/wordprocessingml/2006/main" xmlns:wne="http://schemas.microsoft.com/office/word/2006/wordml" xmlns:wp14="http://schemas.microsoft.com/office/word/2010/wordprocessingDrawing" xmlns:wp="http://schemas.openxmlformats.org/drawingml/2006/wordprocessingDrawing" xmlns:wpc="http://schemas.microsoft.com/office/word/2010/wordprocessingCanvas" xmlns:wpg="http://schemas.microsoft.com/office/word/2010/wordprocessingGroup" xmlns:wpi="http://schemas.microsoft.com/office/word/2010/wordprocessingInk" xmlns:wps="http://schemas.microsoft.com/office/word/2010/wordprocessingShape" mc:Ignorable="w14 wp14">
+  <w:p>
+    <w:pPr>
+      <w:pBdr>
+        <w:top w:val="single" w:sz="4" w:color="C9D3DE" w:space="4"/>
+      </w:pBdr>
+      <w:tabs>
+        <w:tab w:pos="9638" w:val="right"/>
+      </w:tabs>
+    </w:pPr>
+    <w:r>
+      <w:rPr>
+        <w:b w:val="0"/>
+        <w:color w:val="5F6B7A"/>
+        <w:sz w:val="16"/>
+      </w:rPr>
+      <w:t>Hepsor · 6M2026 · 2026-10-22</w:t>
+      <w:tab/>
+    </w:r>
+    <w:r>
+      <w:rPr>
+        <w:b/>
+        <w:color w:val="1F4E79"/>
+        <w:sz w:val="16"/>
+      </w:rPr>
+      <w:fldChar w:fldCharType="begin"/>
+      <w:instrText xml:space="preserve"> PAGE </w:instrText>
+      <w:fldChar w:fldCharType="end"/>
+    </w:r>
+  </w:p>
+</w:ftr>
+</file>
+
+<file path=word/header1.xml><?xml version="1.0" encoding="utf-8"?>
+<w:hdr xmlns:m="http://schemas.openxmlformats.org/officeDocument/2006/math" xmlns:mc="http://schemas.openxmlformats.org/markup-compatibility/2006" xmlns:mo="http://schemas.microsoft.com/office/mac/office/2008/main" xmlns:mv="urn:schemas-microsoft-com:mac:vml" xmlns:o="urn:schemas-microsoft-com:office:office" xmlns:r="http://schemas.openxmlformats.org/officeDocument/2006/relationships" xmlns:v="urn:schemas-microsoft-com:vml" xmlns:w10="urn:schemas-microsoft-com:office:word" xmlns:w14="http://schemas.microsoft.com/office/word/2010/wordml" xmlns:w="http://schemas.openxmlformats.org/wordprocessingml/2006/main" xmlns:wne="http://schemas.microsoft.com/office/word/2006/wordml" xmlns:wp14="http://schemas.microsoft.com/office/word/2010/wordprocessingDrawing" xmlns:wp="http://schemas.openxmlformats.org/drawingml/2006/wordprocessingDrawing" xmlns:wpc="http://schemas.microsoft.com/office/word/2010/wordprocessingCanvas" xmlns:wpg="http://schemas.microsoft.com/office/word/2010/wordprocessingGroup" xmlns:wpi="http://schemas.microsoft.com/office/word/2010/wordprocessingInk" xmlns:wps="http://schemas.microsoft.com/office/word/2010/wordprocessingShape" mc:Ignorable="w14 wp14">
+  <w:p>
+    <w:pPr>
+      <w:pBdr>
+        <w:bottom w:val="single" w:sz="4" w:color="C9D3DE" w:space="4"/>
+      </w:pBdr>
+      <w:tabs>
+        <w:tab w:pos="9638" w:val="right"/>
+      </w:tabs>
+    </w:pPr>
+    <w:r>
+      <w:rPr>
+        <w:b/>
+        <w:color w:val="1F4E79"/>
+        <w:sz w:val="16"/>
+      </w:rPr>
+      <w:t>Hepsor</w:t>
+    </w:r>
+    <w:r>
+      <w:rPr>
+        <w:b w:val="0"/>
+        <w:color w:val="5F6B7A"/>
+        <w:sz w:val="16"/>
+      </w:rPr>
+      <w:tab/>
+      <w:t>Emitento apžvalga · 6M2026</w:t>
+    </w:r>
+  </w:p>
+</w:hdr>
 </file>
 
 <file path=word/numbering.xml><?xml version="1.0" encoding="utf-8"?>
@@ -3994,10 +5965,10 @@
     <w:qFormat/>
     <w:rsid w:val="00FC693F"/>
     <w:pPr>
-      <w:spacing w:after="80"/>
+      <w:spacing w:after="80" w:line="264" w:lineRule="auto"/>
     </w:pPr>
     <w:rPr>
-      <w:rFonts w:ascii="Calibri" w:hAnsi="Calibri"/>
+      <w:rFonts w:ascii="Calibri" w:hAnsi="Calibri" w:eastAsia="Calibri"/>
       <w:color w:val="1A1A1A"/>
       <w:sz w:val="21"/>
     </w:rPr>

--- a/docs/files/hepsor/hepsor_6M2026_lt.docx
+++ b/docs/files/hepsor/hepsor_6M2026_lt.docx
@@ -175,7 +175,7 @@
                 <w:color w:val="5F6B7A"/>
                 <w:sz w:val="15"/>
               </w:rPr>
-              <w:t>Reitingas</w:t>
+              <w:t>Emitento reitingas</w:t>
             </w:r>
           </w:p>
           <w:p>
@@ -973,16 +973,17 @@
         <w:tblLook w:firstColumn="1" w:firstRow="1" w:lastColumn="0" w:lastRow="0" w:noHBand="0" w:noVBand="1" w:val="04A0"/>
       </w:tblPr>
       <w:tblGrid>
-        <w:gridCol w:w="1701"/>
-        <w:gridCol w:w="2608"/>
-        <w:gridCol w:w="963"/>
-        <w:gridCol w:w="1304"/>
-        <w:gridCol w:w="3061"/>
+        <w:gridCol w:w="1513"/>
+        <w:gridCol w:w="2241"/>
+        <w:gridCol w:w="840"/>
+        <w:gridCol w:w="1120"/>
+        <w:gridCol w:w="1569"/>
+        <w:gridCol w:w="2353"/>
       </w:tblGrid>
       <w:tr>
         <w:tc>
           <w:tcPr>
-            <w:tcW w:type="dxa" w:w="1701"/>
+            <w:tcW w:type="dxa" w:w="1513"/>
             <w:tcBorders>
               <w:top w:val="single" w:sz="12" w:color="1F4E79" w:space="0"/>
               <w:left w:val="nil"/>
@@ -1008,7 +1009,7 @@
         </w:tc>
         <w:tc>
           <w:tcPr>
-            <w:tcW w:type="dxa" w:w="2608"/>
+            <w:tcW w:type="dxa" w:w="2241"/>
             <w:tcBorders>
               <w:top w:val="single" w:sz="12" w:color="1F4E79" w:space="0"/>
               <w:left w:val="nil"/>
@@ -1034,7 +1035,7 @@
         </w:tc>
         <w:tc>
           <w:tcPr>
-            <w:tcW w:type="dxa" w:w="964"/>
+            <w:tcW w:type="dxa" w:w="841"/>
             <w:tcBorders>
               <w:top w:val="single" w:sz="12" w:color="1F4E79" w:space="0"/>
               <w:left w:val="nil"/>
@@ -1061,7 +1062,7 @@
         </w:tc>
         <w:tc>
           <w:tcPr>
-            <w:tcW w:type="dxa" w:w="1304"/>
+            <w:tcW w:type="dxa" w:w="1121"/>
             <w:tcBorders>
               <w:top w:val="single" w:sz="12" w:color="1F4E79" w:space="0"/>
               <w:left w:val="nil"/>
@@ -1087,7 +1088,33 @@
         </w:tc>
         <w:tc>
           <w:tcPr>
-            <w:tcW w:type="dxa" w:w="3061"/>
+            <w:tcW w:type="dxa" w:w="1569"/>
+            <w:tcBorders>
+              <w:top w:val="single" w:sz="12" w:color="1F4E79" w:space="0"/>
+              <w:left w:val="nil"/>
+              <w:bottom w:val="single" w:sz="4" w:color="C9D3DE" w:space="0"/>
+              <w:right w:val="nil"/>
+            </w:tcBorders>
+            <w:shd w:val="clear" w:color="auto" w:fill="EAF1F8"/>
+          </w:tcPr>
+          <w:p>
+            <w:pPr>
+              <w:spacing w:before="0" w:after="0"/>
+            </w:pPr>
+            <w:r>
+              <w:rPr>
+                <w:b/>
+                <w:caps/>
+                <w:color w:val="1F4E79"/>
+                <w:sz w:val="16"/>
+              </w:rPr>
+              <w:t>Emisijos reitingas</w:t>
+            </w:r>
+          </w:p>
+        </w:tc>
+        <w:tc>
+          <w:tcPr>
+            <w:tcW w:type="dxa" w:w="2353"/>
             <w:tcBorders>
               <w:top w:val="single" w:sz="12" w:color="1F4E79" w:space="0"/>
               <w:left w:val="nil"/>
@@ -1115,7 +1142,7 @@
       <w:tr>
         <w:tc>
           <w:tcPr>
-            <w:tcW w:type="dxa" w:w="1701"/>
+            <w:tcW w:type="dxa" w:w="1513"/>
             <w:tcBorders>
               <w:top w:val="nil"/>
               <w:left w:val="nil"/>
@@ -1138,7 +1165,7 @@
         </w:tc>
         <w:tc>
           <w:tcPr>
-            <w:tcW w:type="dxa" w:w="2608"/>
+            <w:tcW w:type="dxa" w:w="2241"/>
             <w:tcBorders>
               <w:top w:val="nil"/>
               <w:left w:val="nil"/>
@@ -1161,7 +1188,7 @@
         </w:tc>
         <w:tc>
           <w:tcPr>
-            <w:tcW w:type="dxa" w:w="964"/>
+            <w:tcW w:type="dxa" w:w="841"/>
             <w:tcBorders>
               <w:top w:val="nil"/>
               <w:left w:val="nil"/>
@@ -1185,7 +1212,7 @@
         </w:tc>
         <w:tc>
           <w:tcPr>
-            <w:tcW w:type="dxa" w:w="1304"/>
+            <w:tcW w:type="dxa" w:w="1121"/>
             <w:tcBorders>
               <w:top w:val="nil"/>
               <w:left w:val="nil"/>
@@ -1208,7 +1235,29 @@
         </w:tc>
         <w:tc>
           <w:tcPr>
-            <w:tcW w:type="dxa" w:w="3061"/>
+            <w:tcW w:type="dxa" w:w="1569"/>
+            <w:tcBorders>
+              <w:top w:val="nil"/>
+              <w:left w:val="nil"/>
+              <w:bottom w:val="single" w:sz="4" w:color="DDE3EA" w:space="0"/>
+              <w:right w:val="nil"/>
+            </w:tcBorders>
+          </w:tcPr>
+          <w:p>
+            <w:pPr>
+              <w:spacing w:before="0" w:after="0"/>
+            </w:pPr>
+            <w:r>
+              <w:rPr>
+                <w:b w:val="0"/>
+                <w:sz w:val="17"/>
+              </w:rPr>
+            </w:r>
+          </w:p>
+        </w:tc>
+        <w:tc>
+          <w:tcPr>
+            <w:tcW w:type="dxa" w:w="2353"/>
             <w:tcBorders>
               <w:top w:val="nil"/>
               <w:left w:val="nil"/>

--- a/docs/files/hepsor/hepsor_6M2026_lt.docx
+++ b/docs/files/hepsor/hepsor_6M2026_lt.docx
@@ -2,6 +2,14 @@
 <file path=word/document.xml><?xml version="1.0" encoding="utf-8"?>
 <w:document xmlns:wpc="http://schemas.microsoft.com/office/word/2010/wordprocessingCanvas" xmlns:mo="http://schemas.microsoft.com/office/mac/office/2008/main" xmlns:mc="http://schemas.openxmlformats.org/markup-compatibility/2006" xmlns:mv="urn:schemas-microsoft-com:mac:vml" xmlns:o="urn:schemas-microsoft-com:office:office" xmlns:r="http://schemas.openxmlformats.org/officeDocument/2006/relationships" xmlns:m="http://schemas.openxmlformats.org/officeDocument/2006/math" xmlns:v="urn:schemas-microsoft-com:vml" xmlns:wp14="http://schemas.microsoft.com/office/word/2010/wordprocessingDrawing" xmlns:wp="http://schemas.openxmlformats.org/drawingml/2006/wordprocessingDrawing" xmlns:w10="urn:schemas-microsoft-com:office:word" xmlns:w="http://schemas.openxmlformats.org/wordprocessingml/2006/main" xmlns:w14="http://schemas.microsoft.com/office/word/2010/wordml" xmlns:wpg="http://schemas.microsoft.com/office/word/2010/wordprocessingGroup" xmlns:wpi="http://schemas.microsoft.com/office/word/2010/wordprocessingInk" xmlns:wne="http://schemas.microsoft.com/office/word/2006/wordml" xmlns:wps="http://schemas.microsoft.com/office/word/2010/wordprocessingShape" mc:Ignorable="w14 wp14">
   <w:body>
+    <w:p>
+      <w:pPr>
+        <w:pBdr>
+          <w:top w:val="single" w:sz="24" w:color="12355B" w:space="0"/>
+        </w:pBdr>
+        <w:spacing w:before="0" w:after="200" w:line="120" w:lineRule="auto"/>
+      </w:pPr>
+    </w:p>
     <w:tbl>
       <w:tblPr>
         <w:tblW w:w="9639" w:type="dxa"/>
@@ -15,10 +23,10 @@
         </w:tblBorders>
         <w:tblLayout w:type="fixed"/>
         <w:tblCellMar>
-          <w:top w:w="260" w:type="dxa"/>
-          <w:left w:w="280" w:type="dxa"/>
-          <w:bottom w:w="260" w:type="dxa"/>
-          <w:right w:w="280" w:type="dxa"/>
+          <w:top w:w="0" w:type="dxa"/>
+          <w:left w:w="0" w:type="dxa"/>
+          <w:bottom w:w="0" w:type="dxa"/>
+          <w:right w:w="0" w:type="dxa"/>
         </w:tblCellMar>
         <w:tblLook w:firstColumn="1" w:firstRow="1" w:lastColumn="0" w:lastRow="0" w:noHBand="0" w:noVBand="1" w:val="04A0"/>
       </w:tblPr>
@@ -30,7 +38,6 @@
         <w:tc>
           <w:tcPr>
             <w:tcW w:type="dxa" w:w="7030"/>
-            <w:shd w:val="clear" w:color="auto" w:fill="1F4E79"/>
           </w:tcPr>
           <w:p>
             <w:pPr>
@@ -40,8 +47,8 @@
               <w:rPr>
                 <w:b/>
                 <w:caps/>
-                <w:color w:val="AFC6DD"/>
-                <w:sz w:val="17"/>
+                <w:color w:val="2A78D6"/>
+                <w:sz w:val="16"/>
               </w:rPr>
               <w:t>Emitento apžvalga · 6M2026</w:t>
             </w:r>
@@ -53,28 +60,40 @@
             <w:r>
               <w:rPr>
                 <w:b/>
-                <w:color w:val="FFFFFF"/>
+                <w:color w:val="12355B"/>
                 <w:sz w:val="52"/>
               </w:rPr>
               <w:t>Hepsor</w:t>
+            </w:r>
+          </w:p>
+          <w:p>
+            <w:pPr>
+              <w:spacing w:before="40" w:after="0"/>
+            </w:pPr>
+            <w:r>
+              <w:rPr>
+                <w:b w:val="0"/>
+                <w:color w:val="667085"/>
+                <w:sz w:val="18"/>
+              </w:rPr>
+              <w:t>Estija</w:t>
             </w:r>
           </w:p>
         </w:tc>
         <w:tc>
           <w:tcPr>
             <w:tcW w:type="dxa" w:w="2608"/>
-            <w:shd w:val="clear" w:color="auto" w:fill="1F4E79"/>
           </w:tcPr>
           <w:p>
             <w:pPr>
-              <w:spacing w:before="280" w:after="0"/>
+              <w:spacing w:before="440" w:after="0"/>
               <w:jc w:val="right"/>
             </w:pPr>
             <w:r>
               <w:rPr>
                 <w:b/>
                 <w:color w:val="9A6400"/>
-                <w:sz w:val="19"/>
+                <w:sz w:val="18"/>
                 <w:shd w:val="clear" w:color="auto" w:fill="FDF1D8"/>
               </w:rPr>
               <w:t xml:space="preserve">  ●  STEBĖTI  </w:t>
@@ -86,9 +105,9 @@
     <w:p>
       <w:pPr>
         <w:pBdr>
-          <w:top w:val="single" w:sz="12" w:color="2A78D6" w:space="0"/>
+          <w:top w:val="single" w:sz="4" w:color="D5DCE4" w:space="0"/>
         </w:pBdr>
-        <w:spacing w:before="0" w:after="200" w:line="120" w:lineRule="auto"/>
+        <w:spacing w:before="120" w:after="200" w:line="120" w:lineRule="auto"/>
       </w:pPr>
     </w:p>
     <w:tbl>
@@ -104,39 +123,78 @@
         </w:tblBorders>
         <w:tblLayout w:type="fixed"/>
         <w:tblCellMar>
-          <w:top w:w="0" w:type="dxa"/>
-          <w:left w:w="0" w:type="dxa"/>
-          <w:bottom w:w="120" w:type="dxa"/>
-          <w:right w:w="160" w:type="dxa"/>
+          <w:top w:w="160" w:type="dxa"/>
+          <w:left w:w="220" w:type="dxa"/>
+          <w:bottom w:w="160" w:type="dxa"/>
+          <w:right w:w="220" w:type="dxa"/>
         </w:tblCellMar>
         <w:tblLook w:firstColumn="1" w:firstRow="1" w:lastColumn="0" w:lastRow="0" w:noHBand="0" w:noVBand="1" w:val="04A0"/>
       </w:tblPr>
       <w:tblGrid>
-        <w:gridCol w:w="3213"/>
-        <w:gridCol w:w="3213"/>
-        <w:gridCol w:w="3213"/>
+        <w:gridCol w:w="4819"/>
+        <w:gridCol w:w="4819"/>
       </w:tblGrid>
       <w:tr>
         <w:tc>
           <w:tcPr>
-            <w:tcW w:type="dxa" w:w="3213"/>
+            <w:tcW w:type="dxa" w:w="4819"/>
             <w:tcBorders>
-              <w:top w:val="nil"/>
+              <w:top w:val="single" w:sz="12" w:color="12355B" w:space="0"/>
               <w:left w:val="nil"/>
-              <w:bottom w:val="single" w:sz="4" w:color="C9D3DE" w:space="0"/>
+              <w:bottom w:val="nil"/>
               <w:right w:val="nil"/>
             </w:tcBorders>
+            <w:shd w:val="clear" w:color="auto" w:fill="F4F6F9"/>
           </w:tcPr>
           <w:p>
             <w:pPr>
-              <w:spacing w:before="0" w:after="20"/>
+              <w:spacing w:before="0" w:after="40"/>
+            </w:pPr>
+            <w:r>
+              <w:rPr>
+                <w:b/>
+                <w:color w:val="12355B"/>
+                <w:sz w:val="18"/>
+              </w:rPr>
+              <w:t>Pagrindinė informacija</w:t>
+            </w:r>
+          </w:p>
+          <w:p>
+            <w:pPr>
+              <w:spacing w:before="80" w:after="0"/>
             </w:pPr>
             <w:r>
               <w:rPr>
                 <w:b/>
                 <w:caps/>
-                <w:color w:val="5F6B7A"/>
-                <w:sz w:val="15"/>
+                <w:color w:val="667085"/>
+                <w:sz w:val="14"/>
+              </w:rPr>
+              <w:t>Emitento reitingas</w:t>
+            </w:r>
+          </w:p>
+          <w:p>
+            <w:pPr>
+              <w:spacing w:before="0" w:after="0"/>
+            </w:pPr>
+            <w:r>
+              <w:rPr>
+                <w:b w:val="0"/>
+                <w:sz w:val="18"/>
+              </w:rPr>
+              <w:t>nerasta (no credit rating found)</w:t>
+            </w:r>
+          </w:p>
+          <w:p>
+            <w:pPr>
+              <w:spacing w:before="80" w:after="0"/>
+            </w:pPr>
+            <w:r>
+              <w:rPr>
+                <w:b/>
+                <w:caps/>
+                <w:color w:val="667085"/>
+                <w:sz w:val="14"/>
               </w:rPr>
               <w:t>Analizės data</w:t>
             </w:r>
@@ -148,69 +206,21 @@
             <w:r>
               <w:rPr>
                 <w:b w:val="0"/>
-                <w:sz w:val="19"/>
+                <w:sz w:val="18"/>
               </w:rPr>
               <w:t>2026-10-22</w:t>
             </w:r>
           </w:p>
-        </w:tc>
-        <w:tc>
-          <w:tcPr>
-            <w:tcW w:type="dxa" w:w="3213"/>
-            <w:tcBorders>
-              <w:top w:val="nil"/>
-              <w:left w:val="nil"/>
-              <w:bottom w:val="single" w:sz="4" w:color="C9D3DE" w:space="0"/>
-              <w:right w:val="nil"/>
-            </w:tcBorders>
-          </w:tcPr>
           <w:p>
             <w:pPr>
-              <w:spacing w:before="0" w:after="20"/>
+              <w:spacing w:before="80" w:after="0"/>
             </w:pPr>
             <w:r>
               <w:rPr>
                 <w:b/>
                 <w:caps/>
-                <w:color w:val="5F6B7A"/>
-                <w:sz w:val="15"/>
-              </w:rPr>
-              <w:t>Emitento reitingas</w:t>
-            </w:r>
-          </w:p>
-          <w:p>
-            <w:pPr>
-              <w:spacing w:before="0" w:after="0"/>
-            </w:pPr>
-            <w:r>
-              <w:rPr>
-                <w:b w:val="0"/>
-                <w:sz w:val="19"/>
-              </w:rPr>
-              <w:t>nerasta (no credit rating found)</w:t>
-            </w:r>
-          </w:p>
-        </w:tc>
-        <w:tc>
-          <w:tcPr>
-            <w:tcW w:type="dxa" w:w="3213"/>
-            <w:tcBorders>
-              <w:top w:val="nil"/>
-              <w:left w:val="nil"/>
-              <w:bottom w:val="single" w:sz="4" w:color="C9D3DE" w:space="0"/>
-              <w:right w:val="nil"/>
-            </w:tcBorders>
-          </w:tcPr>
-          <w:p>
-            <w:pPr>
-              <w:spacing w:before="0" w:after="20"/>
-            </w:pPr>
-            <w:r>
-              <w:rPr>
-                <w:b/>
-                <w:caps/>
-                <w:color w:val="5F6B7A"/>
-                <w:sz w:val="15"/>
+                <w:color w:val="667085"/>
+                <w:sz w:val="14"/>
               </w:rPr>
               <w:t>Kita ataskaita</w:t>
             </w:r>
@@ -222,9 +232,86 @@
             <w:r>
               <w:rPr>
                 <w:b w:val="0"/>
-                <w:sz w:val="19"/>
+                <w:sz w:val="18"/>
               </w:rPr>
               <w:t>Q3 2026 interim report - expected late October / November 2026</w:t>
+            </w:r>
+          </w:p>
+          <w:p>
+            <w:pPr>
+              <w:spacing w:before="80" w:after="0"/>
+            </w:pPr>
+            <w:r>
+              <w:rPr>
+                <w:b/>
+                <w:caps/>
+                <w:color w:val="667085"/>
+                <w:sz w:val="14"/>
+              </w:rPr>
+              <w:t>Šalis</w:t>
+            </w:r>
+          </w:p>
+          <w:p>
+            <w:pPr>
+              <w:spacing w:before="0" w:after="0"/>
+            </w:pPr>
+            <w:r>
+              <w:rPr>
+                <w:b w:val="0"/>
+                <w:sz w:val="18"/>
+              </w:rPr>
+              <w:t>Estija</w:t>
+            </w:r>
+          </w:p>
+        </w:tc>
+        <w:tc>
+          <w:tcPr>
+            <w:tcW w:type="dxa" w:w="4819"/>
+            <w:tcBorders>
+              <w:top w:val="single" w:sz="12" w:color="12355B" w:space="0"/>
+              <w:left w:val="nil"/>
+              <w:bottom w:val="nil"/>
+              <w:right w:val="nil"/>
+            </w:tcBorders>
+            <w:shd w:val="clear" w:color="auto" w:fill="F4F6F9"/>
+          </w:tcPr>
+          <w:p>
+            <w:pPr>
+              <w:spacing w:before="0" w:after="40"/>
+            </w:pPr>
+            <w:r>
+              <w:rPr>
+                <w:b/>
+                <w:color w:val="12355B"/>
+                <w:sz w:val="18"/>
+              </w:rPr>
+              <w:t>Turimi vertybiniai popieriai</w:t>
+            </w:r>
+          </w:p>
+          <w:p>
+            <w:pPr>
+              <w:spacing w:before="80" w:after="0"/>
+            </w:pPr>
+            <w:r>
+              <w:rPr>
+                <w:b/>
+                <w:color w:val="1B2430"/>
+                <w:sz w:val="17"/>
+              </w:rPr>
+              <w:t>Hepsor AS ordinary share (HPR1T)</w:t>
+            </w:r>
+          </w:p>
+          <w:p>
+            <w:pPr>
+              <w:spacing w:before="0" w:after="0"/>
+            </w:pPr>
+            <w:r>
+              <w:rPr>
+                <w:b w:val="0"/>
+                <w:color w:val="667085"/>
+                <w:sz w:val="15"/>
+              </w:rPr>
+              <w:t>EE3100082306  ·  akcija</w:t>
             </w:r>
           </w:p>
         </w:tc>
@@ -232,7 +319,7 @@
     </w:tbl>
     <w:p>
       <w:pPr>
-        <w:spacing w:before="0" w:after="80"/>
+        <w:spacing w:before="0" w:after="120"/>
       </w:pPr>
     </w:p>
     <w:tbl>
@@ -277,7 +364,7 @@
             <w:r>
               <w:rPr>
                 <w:b/>
-                <w:color w:val="1A1A1A"/>
+                <w:color w:val="1B2430"/>
                 <w:sz w:val="21"/>
               </w:rPr>
               <w:t>Stebėti.</w:t>
@@ -285,7 +372,7 @@
             <w:r>
               <w:rPr>
                 <w:b w:val="0"/>
-                <w:color w:val="1A1A1A"/>
+                <w:color w:val="1B2430"/>
                 <w:sz w:val="21"/>
               </w:rPr>
               <w:t xml:space="preserve"> I pusm. Hepsor patyrė 2,2 mln. EUR nuostolį, nes mažai butų perduota pirkėjams (23 vs 102)</w:t>
@@ -303,7 +390,7 @@
             <w:r>
               <w:rPr>
                 <w:b w:val="0"/>
-                <w:color w:val="1A1A1A"/>
+                <w:color w:val="1B2430"/>
                 <w:sz w:val="21"/>
               </w:rPr>
               <w:t>. Nuosavo kapitalo dalis sumažėjo iki 23,1 %, o obligacijų sąlyga reikalauja ne mažiau 20 %</w:t>
@@ -338,7 +425,7 @@
             <w:r>
               <w:rPr>
                 <w:b w:val="0"/>
-                <w:color w:val="1A1A1A"/>
+                <w:color w:val="1B2430"/>
                 <w:sz w:val="21"/>
               </w:rPr>
               <w:t>. Pardavimų sutartys auga (129 butai, +36 %, apskaičiuota įrankio), pajamos tikėtinos baigus projektus</w:t>
@@ -356,7 +443,7 @@
             <w:r>
               <w:rPr>
                 <w:b w:val="0"/>
-                <w:color w:val="1A1A1A"/>
+                <w:color w:val="1B2430"/>
                 <w:sz w:val="21"/>
               </w:rPr>
               <w:t>.</w:t>
@@ -405,9 +492,9 @@
             <w:tcW w:type="dxa" w:w="2261"/>
             <w:tcBorders>
               <w:top w:val="single" w:sz="18" w:color="2A78D6" w:space="0"/>
-              <w:left w:val="single" w:sz="4" w:color="C9D3DE" w:space="0"/>
-              <w:bottom w:val="single" w:sz="4" w:color="C9D3DE" w:space="0"/>
-              <w:right w:val="single" w:sz="4" w:color="C9D3DE" w:space="0"/>
+              <w:left w:val="single" w:sz="4" w:color="D5DCE4" w:space="0"/>
+              <w:bottom w:val="single" w:sz="4" w:color="D5DCE4" w:space="0"/>
+              <w:right w:val="single" w:sz="4" w:color="D5DCE4" w:space="0"/>
             </w:tcBorders>
           </w:tcPr>
           <w:p>
@@ -418,7 +505,7 @@
               <w:rPr>
                 <w:b/>
                 <w:caps/>
-                <w:color w:val="5F6B7A"/>
+                <w:color w:val="667085"/>
                 <w:sz w:val="14"/>
               </w:rPr>
               <w:t>Pajamos</w:t>
@@ -426,7 +513,7 @@
             <w:r>
               <w:rPr>
                 <w:b w:val="0"/>
-                <w:color w:val="5F6B7A"/>
+                <w:color w:val="667085"/>
                 <w:sz w:val="14"/>
               </w:rPr>
               <w:t xml:space="preserve">  ·  6M2026</w:t>
@@ -439,7 +526,7 @@
             <w:r>
               <w:rPr>
                 <w:b/>
-                <w:color w:val="1F4E79"/>
+                <w:color w:val="12355B"/>
                 <w:sz w:val="34"/>
               </w:rPr>
               <w:t>6,2</w:t>
@@ -447,7 +534,7 @@
             <w:r>
               <w:rPr>
                 <w:b w:val="0"/>
-                <w:color w:val="5F6B7A"/>
+                <w:color w:val="667085"/>
                 <w:sz w:val="18"/>
               </w:rPr>
               <w:t xml:space="preserve"> mln. EUR</w:t>
@@ -460,7 +547,7 @@
             <w:r>
               <w:rPr>
                 <w:b w:val="0"/>
-                <w:color w:val="5F6B7A"/>
+                <w:color w:val="667085"/>
                 <w:sz w:val="15"/>
               </w:rPr>
               <w:t>▼ 71,9 % vs 6M2025</w:t>
@@ -478,9 +565,9 @@
             <w:tcW w:type="dxa" w:w="2261"/>
             <w:tcBorders>
               <w:top w:val="single" w:sz="18" w:color="2A78D6" w:space="0"/>
-              <w:left w:val="single" w:sz="4" w:color="C9D3DE" w:space="0"/>
-              <w:bottom w:val="single" w:sz="4" w:color="C9D3DE" w:space="0"/>
-              <w:right w:val="single" w:sz="4" w:color="C9D3DE" w:space="0"/>
+              <w:left w:val="single" w:sz="4" w:color="D5DCE4" w:space="0"/>
+              <w:bottom w:val="single" w:sz="4" w:color="D5DCE4" w:space="0"/>
+              <w:right w:val="single" w:sz="4" w:color="D5DCE4" w:space="0"/>
             </w:tcBorders>
           </w:tcPr>
           <w:p>
@@ -491,7 +578,7 @@
               <w:rPr>
                 <w:b/>
                 <w:caps/>
-                <w:color w:val="5F6B7A"/>
+                <w:color w:val="667085"/>
                 <w:sz w:val="14"/>
               </w:rPr>
               <w:t>Grynasis pelnas</w:t>
@@ -499,7 +586,7 @@
             <w:r>
               <w:rPr>
                 <w:b w:val="0"/>
-                <w:color w:val="5F6B7A"/>
+                <w:color w:val="667085"/>
                 <w:sz w:val="14"/>
               </w:rPr>
               <w:t xml:space="preserve">  ·  6M2026</w:t>
@@ -512,7 +599,7 @@
             <w:r>
               <w:rPr>
                 <w:b/>
-                <w:color w:val="1F4E79"/>
+                <w:color w:val="12355B"/>
                 <w:sz w:val="34"/>
               </w:rPr>
               <w:t>-2,21</w:t>
@@ -520,7 +607,7 @@
             <w:r>
               <w:rPr>
                 <w:b w:val="0"/>
-                <w:color w:val="5F6B7A"/>
+                <w:color w:val="667085"/>
                 <w:sz w:val="18"/>
               </w:rPr>
               <w:t xml:space="preserve"> mln. EUR</w:t>
@@ -533,7 +620,7 @@
             <w:r>
               <w:rPr>
                 <w:b w:val="0"/>
-                <w:color w:val="5F6B7A"/>
+                <w:color w:val="667085"/>
                 <w:sz w:val="15"/>
               </w:rPr>
               <w:t>▼ 889,3 % vs 6M2025</w:t>
@@ -551,9 +638,9 @@
             <w:tcW w:type="dxa" w:w="2261"/>
             <w:tcBorders>
               <w:top w:val="single" w:sz="18" w:color="2A78D6" w:space="0"/>
-              <w:left w:val="single" w:sz="4" w:color="C9D3DE" w:space="0"/>
-              <w:bottom w:val="single" w:sz="4" w:color="C9D3DE" w:space="0"/>
-              <w:right w:val="single" w:sz="4" w:color="C9D3DE" w:space="0"/>
+              <w:left w:val="single" w:sz="4" w:color="D5DCE4" w:space="0"/>
+              <w:bottom w:val="single" w:sz="4" w:color="D5DCE4" w:space="0"/>
+              <w:right w:val="single" w:sz="4" w:color="D5DCE4" w:space="0"/>
             </w:tcBorders>
           </w:tcPr>
           <w:p>
@@ -564,7 +651,7 @@
               <w:rPr>
                 <w:b/>
                 <w:caps/>
-                <w:color w:val="5F6B7A"/>
+                <w:color w:val="667085"/>
                 <w:sz w:val="14"/>
               </w:rPr>
               <w:t>Nuosavo kapitalo dalis</w:t>
@@ -572,7 +659,7 @@
             <w:r>
               <w:rPr>
                 <w:b w:val="0"/>
-                <w:color w:val="5F6B7A"/>
+                <w:color w:val="667085"/>
                 <w:sz w:val="14"/>
               </w:rPr>
               <w:t xml:space="preserve">  ·  6M2026</w:t>
@@ -585,7 +672,7 @@
             <w:r>
               <w:rPr>
                 <w:b/>
-                <w:color w:val="1F4E79"/>
+                <w:color w:val="12355B"/>
                 <w:sz w:val="34"/>
               </w:rPr>
               <w:t>23,1</w:t>
@@ -593,7 +680,7 @@
             <w:r>
               <w:rPr>
                 <w:b w:val="0"/>
-                <w:color w:val="5F6B7A"/>
+                <w:color w:val="667085"/>
                 <w:sz w:val="18"/>
               </w:rPr>
               <w:t xml:space="preserve"> %</w:t>
@@ -606,7 +693,7 @@
             <w:r>
               <w:rPr>
                 <w:b w:val="0"/>
-                <w:color w:val="5F6B7A"/>
+                <w:color w:val="667085"/>
                 <w:sz w:val="15"/>
               </w:rPr>
               <w:t>▼ 3,7 p. p. vs 6M2025</w:t>
@@ -624,9 +711,9 @@
             <w:tcW w:type="dxa" w:w="2261"/>
             <w:tcBorders>
               <w:top w:val="single" w:sz="18" w:color="2A78D6" w:space="0"/>
-              <w:left w:val="single" w:sz="4" w:color="C9D3DE" w:space="0"/>
-              <w:bottom w:val="single" w:sz="4" w:color="C9D3DE" w:space="0"/>
-              <w:right w:val="single" w:sz="4" w:color="C9D3DE" w:space="0"/>
+              <w:left w:val="single" w:sz="4" w:color="D5DCE4" w:space="0"/>
+              <w:bottom w:val="single" w:sz="4" w:color="D5DCE4" w:space="0"/>
+              <w:right w:val="single" w:sz="4" w:color="D5DCE4" w:space="0"/>
             </w:tcBorders>
           </w:tcPr>
           <w:p>
@@ -637,7 +724,7 @@
               <w:rPr>
                 <w:b/>
                 <w:caps/>
-                <w:color w:val="5F6B7A"/>
+                <w:color w:val="667085"/>
                 <w:sz w:val="14"/>
               </w:rPr>
               <w:t>Grynoji skola</w:t>
@@ -645,7 +732,7 @@
             <w:r>
               <w:rPr>
                 <w:b w:val="0"/>
-                <w:color w:val="5F6B7A"/>
+                <w:color w:val="667085"/>
                 <w:sz w:val="14"/>
               </w:rPr>
               <w:t xml:space="preserve">  ·  6M2026</w:t>
@@ -658,7 +745,7 @@
             <w:r>
               <w:rPr>
                 <w:b/>
-                <w:color w:val="1F4E79"/>
+                <w:color w:val="12355B"/>
                 <w:sz w:val="34"/>
               </w:rPr>
               <w:t>56,2</w:t>
@@ -666,7 +753,7 @@
             <w:r>
               <w:rPr>
                 <w:b w:val="0"/>
-                <w:color w:val="5F6B7A"/>
+                <w:color w:val="667085"/>
                 <w:sz w:val="18"/>
               </w:rPr>
               <w:t xml:space="preserve"> mln. EUR</w:t>
@@ -679,7 +766,7 @@
             <w:r>
               <w:rPr>
                 <w:b w:val="0"/>
-                <w:color w:val="5F6B7A"/>
+                <w:color w:val="667085"/>
                 <w:sz w:val="15"/>
               </w:rPr>
               <w:t>▲ 38,4 % vs 6M2025</w:t>
@@ -696,28 +783,13 @@
     <w:p>
       <w:pPr>
         <w:keepNext/>
-        <w:pBdr>
-          <w:bottom w:val="single" w:sz="8" w:color="1F4E79" w:space="4"/>
-        </w:pBdr>
-        <w:tabs>
-          <w:tab w:pos="482" w:val="left"/>
-        </w:tabs>
-        <w:spacing w:before="360" w:after="160"/>
+        <w:spacing w:before="200" w:after="100"/>
       </w:pPr>
       <w:r>
         <w:rPr>
           <w:b/>
-          <w:color w:val="2A78D6"/>
-          <w:sz w:val="18"/>
-        </w:rPr>
-        <w:t>01</w:t>
-        <w:tab/>
-      </w:r>
-      <w:r>
-        <w:rPr>
-          <w:b/>
-          <w:color w:val="1F4E79"/>
-          <w:sz w:val="28"/>
+          <w:color w:val="12355B"/>
+          <w:sz w:val="26"/>
         </w:rPr>
         <w:t>Trumpa santrauka</w:t>
       </w:r>
@@ -927,7 +999,7 @@
       <w:pPr>
         <w:keepNext/>
         <w:pBdr>
-          <w:bottom w:val="single" w:sz="8" w:color="1F4E79" w:space="4"/>
+          <w:bottom w:val="single" w:sz="8" w:color="12355B" w:space="4"/>
         </w:pBdr>
         <w:tabs>
           <w:tab w:pos="482" w:val="left"/>
@@ -940,13 +1012,13 @@
           <w:color w:val="2A78D6"/>
           <w:sz w:val="18"/>
         </w:rPr>
-        <w:t>02</w:t>
+        <w:t>01</w:t>
         <w:tab/>
       </w:r>
       <w:r>
         <w:rPr>
           <w:b/>
-          <w:color w:val="1F4E79"/>
+          <w:color w:val="12355B"/>
           <w:sz w:val="28"/>
         </w:rPr>
         <w:t>Turimos priemonės ir ISIN</w:t>
@@ -973,24 +1045,23 @@
         <w:tblLook w:firstColumn="1" w:firstRow="1" w:lastColumn="0" w:lastRow="0" w:noHBand="0" w:noVBand="1" w:val="04A0"/>
       </w:tblPr>
       <w:tblGrid>
-        <w:gridCol w:w="1513"/>
+        <w:gridCol w:w="1457"/>
         <w:gridCol w:w="2241"/>
-        <w:gridCol w:w="840"/>
+        <w:gridCol w:w="1064"/>
         <w:gridCol w:w="1120"/>
         <w:gridCol w:w="1569"/>
-        <w:gridCol w:w="2353"/>
+        <w:gridCol w:w="2185"/>
       </w:tblGrid>
       <w:tr>
         <w:tc>
           <w:tcPr>
-            <w:tcW w:type="dxa" w:w="1513"/>
+            <w:tcW w:type="dxa" w:w="1457"/>
             <w:tcBorders>
-              <w:top w:val="single" w:sz="12" w:color="1F4E79" w:space="0"/>
+              <w:top w:val="nil"/>
               <w:left w:val="nil"/>
-              <w:bottom w:val="single" w:sz="4" w:color="C9D3DE" w:space="0"/>
+              <w:bottom w:val="single" w:sz="8" w:color="12355B" w:space="0"/>
               <w:right w:val="nil"/>
             </w:tcBorders>
-            <w:shd w:val="clear" w:color="auto" w:fill="EAF1F8"/>
           </w:tcPr>
           <w:p>
             <w:pPr>
@@ -1000,8 +1071,8 @@
               <w:rPr>
                 <w:b/>
                 <w:caps/>
-                <w:color w:val="1F4E79"/>
-                <w:sz w:val="16"/>
+                <w:color w:val="667085"/>
+                <w:sz w:val="14"/>
               </w:rPr>
               <w:t>ISIN</w:t>
             </w:r>
@@ -1011,12 +1082,11 @@
           <w:tcPr>
             <w:tcW w:type="dxa" w:w="2241"/>
             <w:tcBorders>
-              <w:top w:val="single" w:sz="12" w:color="1F4E79" w:space="0"/>
+              <w:top w:val="nil"/>
               <w:left w:val="nil"/>
-              <w:bottom w:val="single" w:sz="4" w:color="C9D3DE" w:space="0"/>
+              <w:bottom w:val="single" w:sz="8" w:color="12355B" w:space="0"/>
               <w:right w:val="nil"/>
             </w:tcBorders>
-            <w:shd w:val="clear" w:color="auto" w:fill="EAF1F8"/>
           </w:tcPr>
           <w:p>
             <w:pPr>
@@ -1026,8 +1096,8 @@
               <w:rPr>
                 <w:b/>
                 <w:caps/>
-                <w:color w:val="1F4E79"/>
-                <w:sz w:val="16"/>
+                <w:color w:val="667085"/>
+                <w:sz w:val="14"/>
               </w:rPr>
               <w:t>Priemonė</w:t>
             </w:r>
@@ -1035,14 +1105,13 @@
         </w:tc>
         <w:tc>
           <w:tcPr>
-            <w:tcW w:type="dxa" w:w="841"/>
+            <w:tcW w:type="dxa" w:w="1065"/>
             <w:tcBorders>
-              <w:top w:val="single" w:sz="12" w:color="1F4E79" w:space="0"/>
+              <w:top w:val="nil"/>
               <w:left w:val="nil"/>
-              <w:bottom w:val="single" w:sz="4" w:color="C9D3DE" w:space="0"/>
+              <w:bottom w:val="single" w:sz="8" w:color="12355B" w:space="0"/>
               <w:right w:val="nil"/>
             </w:tcBorders>
-            <w:shd w:val="clear" w:color="auto" w:fill="EAF1F8"/>
           </w:tcPr>
           <w:p>
             <w:pPr>
@@ -1053,8 +1122,8 @@
               <w:rPr>
                 <w:b/>
                 <w:caps/>
-                <w:color w:val="1F4E79"/>
-                <w:sz w:val="16"/>
+                <w:color w:val="667085"/>
+                <w:sz w:val="14"/>
               </w:rPr>
               <w:t>Kuponas</w:t>
             </w:r>
@@ -1064,12 +1133,11 @@
           <w:tcPr>
             <w:tcW w:type="dxa" w:w="1121"/>
             <w:tcBorders>
-              <w:top w:val="single" w:sz="12" w:color="1F4E79" w:space="0"/>
+              <w:top w:val="nil"/>
               <w:left w:val="nil"/>
-              <w:bottom w:val="single" w:sz="4" w:color="C9D3DE" w:space="0"/>
+              <w:bottom w:val="single" w:sz="8" w:color="12355B" w:space="0"/>
               <w:right w:val="nil"/>
             </w:tcBorders>
-            <w:shd w:val="clear" w:color="auto" w:fill="EAF1F8"/>
           </w:tcPr>
           <w:p>
             <w:pPr>
@@ -1079,8 +1147,8 @@
               <w:rPr>
                 <w:b/>
                 <w:caps/>
-                <w:color w:val="1F4E79"/>
-                <w:sz w:val="16"/>
+                <w:color w:val="667085"/>
+                <w:sz w:val="14"/>
               </w:rPr>
               <w:t>Išpirkimas</w:t>
             </w:r>
@@ -1090,12 +1158,11 @@
           <w:tcPr>
             <w:tcW w:type="dxa" w:w="1569"/>
             <w:tcBorders>
-              <w:top w:val="single" w:sz="12" w:color="1F4E79" w:space="0"/>
+              <w:top w:val="nil"/>
               <w:left w:val="nil"/>
-              <w:bottom w:val="single" w:sz="4" w:color="C9D3DE" w:space="0"/>
+              <w:bottom w:val="single" w:sz="8" w:color="12355B" w:space="0"/>
               <w:right w:val="nil"/>
             </w:tcBorders>
-            <w:shd w:val="clear" w:color="auto" w:fill="EAF1F8"/>
           </w:tcPr>
           <w:p>
             <w:pPr>
@@ -1105,8 +1172,8 @@
               <w:rPr>
                 <w:b/>
                 <w:caps/>
-                <w:color w:val="1F4E79"/>
-                <w:sz w:val="16"/>
+                <w:color w:val="667085"/>
+                <w:sz w:val="14"/>
               </w:rPr>
               <w:t>Emisijos reitingas</w:t>
             </w:r>
@@ -1114,14 +1181,13 @@
         </w:tc>
         <w:tc>
           <w:tcPr>
-            <w:tcW w:type="dxa" w:w="2353"/>
+            <w:tcW w:type="dxa" w:w="2185"/>
             <w:tcBorders>
-              <w:top w:val="single" w:sz="12" w:color="1F4E79" w:space="0"/>
+              <w:top w:val="nil"/>
               <w:left w:val="nil"/>
-              <w:bottom w:val="single" w:sz="4" w:color="C9D3DE" w:space="0"/>
+              <w:bottom w:val="single" w:sz="8" w:color="12355B" w:space="0"/>
               <w:right w:val="nil"/>
             </w:tcBorders>
-            <w:shd w:val="clear" w:color="auto" w:fill="EAF1F8"/>
           </w:tcPr>
           <w:p>
             <w:pPr>
@@ -1131,8 +1197,8 @@
               <w:rPr>
                 <w:b/>
                 <w:caps/>
-                <w:color w:val="1F4E79"/>
-                <w:sz w:val="16"/>
+                <w:color w:val="667085"/>
+                <w:sz w:val="14"/>
               </w:rPr>
               <w:t>Pastaba</w:t>
             </w:r>
@@ -1142,11 +1208,11 @@
       <w:tr>
         <w:tc>
           <w:tcPr>
-            <w:tcW w:type="dxa" w:w="1513"/>
+            <w:tcW w:type="dxa" w:w="1457"/>
             <w:tcBorders>
               <w:top w:val="nil"/>
               <w:left w:val="nil"/>
-              <w:bottom w:val="single" w:sz="4" w:color="DDE3EA" w:space="0"/>
+              <w:bottom w:val="single" w:sz="4" w:color="E6EAF0" w:space="0"/>
               <w:right w:val="nil"/>
             </w:tcBorders>
           </w:tcPr>
@@ -1169,7 +1235,7 @@
             <w:tcBorders>
               <w:top w:val="nil"/>
               <w:left w:val="nil"/>
-              <w:bottom w:val="single" w:sz="4" w:color="DDE3EA" w:space="0"/>
+              <w:bottom w:val="single" w:sz="4" w:color="E6EAF0" w:space="0"/>
               <w:right w:val="nil"/>
             </w:tcBorders>
           </w:tcPr>
@@ -1188,11 +1254,11 @@
         </w:tc>
         <w:tc>
           <w:tcPr>
-            <w:tcW w:type="dxa" w:w="841"/>
+            <w:tcW w:type="dxa" w:w="1065"/>
             <w:tcBorders>
               <w:top w:val="nil"/>
               <w:left w:val="nil"/>
-              <w:bottom w:val="single" w:sz="4" w:color="DDE3EA" w:space="0"/>
+              <w:bottom w:val="single" w:sz="4" w:color="E6EAF0" w:space="0"/>
               <w:right w:val="nil"/>
             </w:tcBorders>
           </w:tcPr>
@@ -1216,7 +1282,7 @@
             <w:tcBorders>
               <w:top w:val="nil"/>
               <w:left w:val="nil"/>
-              <w:bottom w:val="single" w:sz="4" w:color="DDE3EA" w:space="0"/>
+              <w:bottom w:val="single" w:sz="4" w:color="E6EAF0" w:space="0"/>
               <w:right w:val="nil"/>
             </w:tcBorders>
           </w:tcPr>
@@ -1239,7 +1305,7 @@
             <w:tcBorders>
               <w:top w:val="nil"/>
               <w:left w:val="nil"/>
-              <w:bottom w:val="single" w:sz="4" w:color="DDE3EA" w:space="0"/>
+              <w:bottom w:val="single" w:sz="4" w:color="E6EAF0" w:space="0"/>
               <w:right w:val="nil"/>
             </w:tcBorders>
           </w:tcPr>
@@ -1257,11 +1323,11 @@
         </w:tc>
         <w:tc>
           <w:tcPr>
-            <w:tcW w:type="dxa" w:w="2353"/>
+            <w:tcW w:type="dxa" w:w="2185"/>
             <w:tcBorders>
               <w:top w:val="nil"/>
               <w:left w:val="nil"/>
-              <w:bottom w:val="single" w:sz="4" w:color="DDE3EA" w:space="0"/>
+              <w:bottom w:val="single" w:sz="4" w:color="E6EAF0" w:space="0"/>
               <w:right w:val="nil"/>
             </w:tcBorders>
           </w:tcPr>
@@ -1289,7 +1355,7 @@
       <w:pPr>
         <w:keepNext/>
         <w:pBdr>
-          <w:bottom w:val="single" w:sz="8" w:color="1F4E79" w:space="4"/>
+          <w:bottom w:val="single" w:sz="8" w:color="12355B" w:space="4"/>
         </w:pBdr>
         <w:tabs>
           <w:tab w:pos="482" w:val="left"/>
@@ -1302,13 +1368,13 @@
           <w:color w:val="2A78D6"/>
           <w:sz w:val="18"/>
         </w:rPr>
-        <w:t>03</w:t>
+        <w:t>02</w:t>
         <w:tab/>
       </w:r>
       <w:r>
         <w:rPr>
           <w:b/>
-          <w:color w:val="1F4E79"/>
+          <w:color w:val="12355B"/>
           <w:sz w:val="28"/>
         </w:rPr>
         <w:t>Pagrindiniai rodikliai</w:t>
@@ -1347,12 +1413,11 @@
           <w:tcPr>
             <w:tcW w:type="dxa" w:w="2864"/>
             <w:tcBorders>
-              <w:top w:val="single" w:sz="12" w:color="1F4E79" w:space="0"/>
+              <w:top w:val="nil"/>
               <w:left w:val="nil"/>
-              <w:bottom w:val="single" w:sz="4" w:color="C9D3DE" w:space="0"/>
+              <w:bottom w:val="single" w:sz="8" w:color="12355B" w:space="0"/>
               <w:right w:val="nil"/>
             </w:tcBorders>
-            <w:shd w:val="clear" w:color="auto" w:fill="EAF1F8"/>
           </w:tcPr>
           <w:p>
             <w:pPr>
@@ -1362,8 +1427,8 @@
               <w:rPr>
                 <w:b/>
                 <w:caps/>
-                <w:color w:val="1F4E79"/>
-                <w:sz w:val="16"/>
+                <w:color w:val="667085"/>
+                <w:sz w:val="14"/>
               </w:rPr>
               <w:t>Rodiklis</w:t>
             </w:r>
@@ -1373,12 +1438,11 @@
           <w:tcPr>
             <w:tcW w:type="dxa" w:w="1157"/>
             <w:tcBorders>
-              <w:top w:val="single" w:sz="12" w:color="1F4E79" w:space="0"/>
+              <w:top w:val="nil"/>
               <w:left w:val="nil"/>
-              <w:bottom w:val="single" w:sz="4" w:color="C9D3DE" w:space="0"/>
+              <w:bottom w:val="single" w:sz="8" w:color="12355B" w:space="0"/>
               <w:right w:val="nil"/>
             </w:tcBorders>
-            <w:shd w:val="clear" w:color="auto" w:fill="EAF1F8"/>
           </w:tcPr>
           <w:p>
             <w:pPr>
@@ -1389,8 +1453,8 @@
               <w:rPr>
                 <w:b/>
                 <w:caps/>
-                <w:color w:val="1F4E79"/>
-                <w:sz w:val="16"/>
+                <w:color w:val="667085"/>
+                <w:sz w:val="14"/>
               </w:rPr>
               <w:t>FY2024</w:t>
             </w:r>
@@ -1400,12 +1464,11 @@
           <w:tcPr>
             <w:tcW w:type="dxa" w:w="1157"/>
             <w:tcBorders>
-              <w:top w:val="single" w:sz="12" w:color="1F4E79" w:space="0"/>
+              <w:top w:val="nil"/>
               <w:left w:val="nil"/>
-              <w:bottom w:val="single" w:sz="4" w:color="C9D3DE" w:space="0"/>
+              <w:bottom w:val="single" w:sz="8" w:color="12355B" w:space="0"/>
               <w:right w:val="nil"/>
             </w:tcBorders>
-            <w:shd w:val="clear" w:color="auto" w:fill="EAF1F8"/>
           </w:tcPr>
           <w:p>
             <w:pPr>
@@ -1416,8 +1479,8 @@
               <w:rPr>
                 <w:b/>
                 <w:caps/>
-                <w:color w:val="1F4E79"/>
-                <w:sz w:val="16"/>
+                <w:color w:val="667085"/>
+                <w:sz w:val="14"/>
               </w:rPr>
               <w:t>FY2025</w:t>
             </w:r>
@@ -1427,12 +1490,11 @@
           <w:tcPr>
             <w:tcW w:type="dxa" w:w="1157"/>
             <w:tcBorders>
-              <w:top w:val="single" w:sz="12" w:color="1F4E79" w:space="0"/>
+              <w:top w:val="nil"/>
               <w:left w:val="nil"/>
-              <w:bottom w:val="single" w:sz="4" w:color="C9D3DE" w:space="0"/>
+              <w:bottom w:val="single" w:sz="8" w:color="12355B" w:space="0"/>
               <w:right w:val="nil"/>
             </w:tcBorders>
-            <w:shd w:val="clear" w:color="auto" w:fill="EAF1F8"/>
           </w:tcPr>
           <w:p>
             <w:pPr>
@@ -1443,8 +1505,8 @@
               <w:rPr>
                 <w:b/>
                 <w:caps/>
-                <w:color w:val="1F4E79"/>
-                <w:sz w:val="16"/>
+                <w:color w:val="667085"/>
+                <w:sz w:val="14"/>
               </w:rPr>
               <w:t>6M2025</w:t>
             </w:r>
@@ -1454,12 +1516,11 @@
           <w:tcPr>
             <w:tcW w:type="dxa" w:w="1157"/>
             <w:tcBorders>
-              <w:top w:val="single" w:sz="12" w:color="1F4E79" w:space="0"/>
+              <w:top w:val="nil"/>
               <w:left w:val="nil"/>
-              <w:bottom w:val="single" w:sz="4" w:color="C9D3DE" w:space="0"/>
+              <w:bottom w:val="single" w:sz="8" w:color="12355B" w:space="0"/>
               <w:right w:val="nil"/>
             </w:tcBorders>
-            <w:shd w:val="clear" w:color="auto" w:fill="EAF1F8"/>
           </w:tcPr>
           <w:p>
             <w:pPr>
@@ -1470,8 +1531,8 @@
               <w:rPr>
                 <w:b/>
                 <w:caps/>
-                <w:color w:val="1F4E79"/>
-                <w:sz w:val="16"/>
+                <w:color w:val="667085"/>
+                <w:sz w:val="14"/>
               </w:rPr>
               <w:t>6M2026</w:t>
             </w:r>
@@ -1481,12 +1542,11 @@
           <w:tcPr>
             <w:tcW w:type="dxa" w:w="2148"/>
             <w:tcBorders>
-              <w:top w:val="single" w:sz="12" w:color="1F4E79" w:space="0"/>
+              <w:top w:val="nil"/>
               <w:left w:val="nil"/>
-              <w:bottom w:val="single" w:sz="4" w:color="C9D3DE" w:space="0"/>
+              <w:bottom w:val="single" w:sz="8" w:color="12355B" w:space="0"/>
               <w:right w:val="nil"/>
             </w:tcBorders>
-            <w:shd w:val="clear" w:color="auto" w:fill="EAF1F8"/>
           </w:tcPr>
           <w:p>
             <w:pPr>
@@ -1497,8 +1557,8 @@
               <w:rPr>
                 <w:b/>
                 <w:caps/>
-                <w:color w:val="1F4E79"/>
-                <w:sz w:val="16"/>
+                <w:color w:val="667085"/>
+                <w:sz w:val="14"/>
               </w:rPr>
               <w:t>Pokytis</w:t>
             </w:r>
@@ -1512,7 +1572,7 @@
             <w:tcBorders>
               <w:top w:val="nil"/>
               <w:left w:val="nil"/>
-              <w:bottom w:val="single" w:sz="4" w:color="DDE3EA" w:space="0"/>
+              <w:bottom w:val="single" w:sz="4" w:color="E6EAF0" w:space="0"/>
               <w:right w:val="nil"/>
             </w:tcBorders>
           </w:tcPr>
@@ -1562,7 +1622,7 @@
             <w:tcBorders>
               <w:top w:val="nil"/>
               <w:left w:val="nil"/>
-              <w:bottom w:val="single" w:sz="4" w:color="DDE3EA" w:space="0"/>
+              <w:bottom w:val="single" w:sz="4" w:color="E6EAF0" w:space="0"/>
               <w:right w:val="nil"/>
             </w:tcBorders>
           </w:tcPr>
@@ -1586,7 +1646,7 @@
             <w:tcBorders>
               <w:top w:val="nil"/>
               <w:left w:val="nil"/>
-              <w:bottom w:val="single" w:sz="4" w:color="DDE3EA" w:space="0"/>
+              <w:bottom w:val="single" w:sz="4" w:color="E6EAF0" w:space="0"/>
               <w:right w:val="nil"/>
             </w:tcBorders>
           </w:tcPr>
@@ -1610,7 +1670,7 @@
             <w:tcBorders>
               <w:top w:val="nil"/>
               <w:left w:val="nil"/>
-              <w:bottom w:val="single" w:sz="4" w:color="DDE3EA" w:space="0"/>
+              <w:bottom w:val="single" w:sz="4" w:color="E6EAF0" w:space="0"/>
               <w:right w:val="nil"/>
             </w:tcBorders>
           </w:tcPr>
@@ -1634,7 +1694,7 @@
             <w:tcBorders>
               <w:top w:val="nil"/>
               <w:left w:val="nil"/>
-              <w:bottom w:val="single" w:sz="4" w:color="DDE3EA" w:space="0"/>
+              <w:bottom w:val="single" w:sz="4" w:color="E6EAF0" w:space="0"/>
               <w:right w:val="nil"/>
             </w:tcBorders>
           </w:tcPr>
@@ -1658,7 +1718,7 @@
             <w:tcBorders>
               <w:top w:val="nil"/>
               <w:left w:val="nil"/>
-              <w:bottom w:val="single" w:sz="4" w:color="DDE3EA" w:space="0"/>
+              <w:bottom w:val="single" w:sz="4" w:color="E6EAF0" w:space="0"/>
               <w:right w:val="nil"/>
             </w:tcBorders>
           </w:tcPr>
@@ -1685,7 +1745,7 @@
             <w:tcBorders>
               <w:top w:val="nil"/>
               <w:left w:val="nil"/>
-              <w:bottom w:val="single" w:sz="4" w:color="DDE3EA" w:space="0"/>
+              <w:bottom w:val="single" w:sz="4" w:color="E6EAF0" w:space="0"/>
               <w:right w:val="nil"/>
             </w:tcBorders>
           </w:tcPr>
@@ -1735,7 +1795,7 @@
             <w:tcBorders>
               <w:top w:val="nil"/>
               <w:left w:val="nil"/>
-              <w:bottom w:val="single" w:sz="4" w:color="DDE3EA" w:space="0"/>
+              <w:bottom w:val="single" w:sz="4" w:color="E6EAF0" w:space="0"/>
               <w:right w:val="nil"/>
             </w:tcBorders>
           </w:tcPr>
@@ -1759,7 +1819,7 @@
             <w:tcBorders>
               <w:top w:val="nil"/>
               <w:left w:val="nil"/>
-              <w:bottom w:val="single" w:sz="4" w:color="DDE3EA" w:space="0"/>
+              <w:bottom w:val="single" w:sz="4" w:color="E6EAF0" w:space="0"/>
               <w:right w:val="nil"/>
             </w:tcBorders>
           </w:tcPr>
@@ -1783,7 +1843,7 @@
             <w:tcBorders>
               <w:top w:val="nil"/>
               <w:left w:val="nil"/>
-              <w:bottom w:val="single" w:sz="4" w:color="DDE3EA" w:space="0"/>
+              <w:bottom w:val="single" w:sz="4" w:color="E6EAF0" w:space="0"/>
               <w:right w:val="nil"/>
             </w:tcBorders>
           </w:tcPr>
@@ -1807,7 +1867,7 @@
             <w:tcBorders>
               <w:top w:val="nil"/>
               <w:left w:val="nil"/>
-              <w:bottom w:val="single" w:sz="4" w:color="DDE3EA" w:space="0"/>
+              <w:bottom w:val="single" w:sz="4" w:color="E6EAF0" w:space="0"/>
               <w:right w:val="nil"/>
             </w:tcBorders>
           </w:tcPr>
@@ -1831,7 +1891,7 @@
             <w:tcBorders>
               <w:top w:val="nil"/>
               <w:left w:val="nil"/>
-              <w:bottom w:val="single" w:sz="4" w:color="DDE3EA" w:space="0"/>
+              <w:bottom w:val="single" w:sz="4" w:color="E6EAF0" w:space="0"/>
               <w:right w:val="nil"/>
             </w:tcBorders>
           </w:tcPr>
@@ -1858,7 +1918,7 @@
             <w:tcBorders>
               <w:top w:val="nil"/>
               <w:left w:val="nil"/>
-              <w:bottom w:val="single" w:sz="4" w:color="DDE3EA" w:space="0"/>
+              <w:bottom w:val="single" w:sz="4" w:color="E6EAF0" w:space="0"/>
               <w:right w:val="nil"/>
             </w:tcBorders>
           </w:tcPr>
@@ -1908,7 +1968,7 @@
             <w:tcBorders>
               <w:top w:val="nil"/>
               <w:left w:val="nil"/>
-              <w:bottom w:val="single" w:sz="4" w:color="DDE3EA" w:space="0"/>
+              <w:bottom w:val="single" w:sz="4" w:color="E6EAF0" w:space="0"/>
               <w:right w:val="nil"/>
             </w:tcBorders>
           </w:tcPr>
@@ -1932,7 +1992,7 @@
             <w:tcBorders>
               <w:top w:val="nil"/>
               <w:left w:val="nil"/>
-              <w:bottom w:val="single" w:sz="4" w:color="DDE3EA" w:space="0"/>
+              <w:bottom w:val="single" w:sz="4" w:color="E6EAF0" w:space="0"/>
               <w:right w:val="nil"/>
             </w:tcBorders>
           </w:tcPr>
@@ -1956,7 +2016,7 @@
             <w:tcBorders>
               <w:top w:val="nil"/>
               <w:left w:val="nil"/>
-              <w:bottom w:val="single" w:sz="4" w:color="DDE3EA" w:space="0"/>
+              <w:bottom w:val="single" w:sz="4" w:color="E6EAF0" w:space="0"/>
               <w:right w:val="nil"/>
             </w:tcBorders>
           </w:tcPr>
@@ -1980,7 +2040,7 @@
             <w:tcBorders>
               <w:top w:val="nil"/>
               <w:left w:val="nil"/>
-              <w:bottom w:val="single" w:sz="4" w:color="DDE3EA" w:space="0"/>
+              <w:bottom w:val="single" w:sz="4" w:color="E6EAF0" w:space="0"/>
               <w:right w:val="nil"/>
             </w:tcBorders>
           </w:tcPr>
@@ -2004,7 +2064,7 @@
             <w:tcBorders>
               <w:top w:val="nil"/>
               <w:left w:val="nil"/>
-              <w:bottom w:val="single" w:sz="4" w:color="DDE3EA" w:space="0"/>
+              <w:bottom w:val="single" w:sz="4" w:color="E6EAF0" w:space="0"/>
               <w:right w:val="nil"/>
             </w:tcBorders>
           </w:tcPr>
@@ -2031,7 +2091,7 @@
             <w:tcBorders>
               <w:top w:val="nil"/>
               <w:left w:val="nil"/>
-              <w:bottom w:val="single" w:sz="4" w:color="DDE3EA" w:space="0"/>
+              <w:bottom w:val="single" w:sz="4" w:color="E6EAF0" w:space="0"/>
               <w:right w:val="nil"/>
             </w:tcBorders>
           </w:tcPr>
@@ -2081,7 +2141,7 @@
             <w:tcBorders>
               <w:top w:val="nil"/>
               <w:left w:val="nil"/>
-              <w:bottom w:val="single" w:sz="4" w:color="DDE3EA" w:space="0"/>
+              <w:bottom w:val="single" w:sz="4" w:color="E6EAF0" w:space="0"/>
               <w:right w:val="nil"/>
             </w:tcBorders>
           </w:tcPr>
@@ -2105,7 +2165,7 @@
             <w:tcBorders>
               <w:top w:val="nil"/>
               <w:left w:val="nil"/>
-              <w:bottom w:val="single" w:sz="4" w:color="DDE3EA" w:space="0"/>
+              <w:bottom w:val="single" w:sz="4" w:color="E6EAF0" w:space="0"/>
               <w:right w:val="nil"/>
             </w:tcBorders>
           </w:tcPr>
@@ -2129,7 +2189,7 @@
             <w:tcBorders>
               <w:top w:val="nil"/>
               <w:left w:val="nil"/>
-              <w:bottom w:val="single" w:sz="4" w:color="DDE3EA" w:space="0"/>
+              <w:bottom w:val="single" w:sz="4" w:color="E6EAF0" w:space="0"/>
               <w:right w:val="nil"/>
             </w:tcBorders>
           </w:tcPr>
@@ -2153,7 +2213,7 @@
             <w:tcBorders>
               <w:top w:val="nil"/>
               <w:left w:val="nil"/>
-              <w:bottom w:val="single" w:sz="4" w:color="DDE3EA" w:space="0"/>
+              <w:bottom w:val="single" w:sz="4" w:color="E6EAF0" w:space="0"/>
               <w:right w:val="nil"/>
             </w:tcBorders>
           </w:tcPr>
@@ -2177,7 +2237,7 @@
             <w:tcBorders>
               <w:top w:val="nil"/>
               <w:left w:val="nil"/>
-              <w:bottom w:val="single" w:sz="4" w:color="DDE3EA" w:space="0"/>
+              <w:bottom w:val="single" w:sz="4" w:color="E6EAF0" w:space="0"/>
               <w:right w:val="nil"/>
             </w:tcBorders>
           </w:tcPr>
@@ -2204,7 +2264,7 @@
             <w:tcBorders>
               <w:top w:val="nil"/>
               <w:left w:val="nil"/>
-              <w:bottom w:val="single" w:sz="4" w:color="DDE3EA" w:space="0"/>
+              <w:bottom w:val="single" w:sz="4" w:color="E6EAF0" w:space="0"/>
               <w:right w:val="nil"/>
             </w:tcBorders>
           </w:tcPr>
@@ -2237,7 +2297,7 @@
             <w:tcBorders>
               <w:top w:val="nil"/>
               <w:left w:val="nil"/>
-              <w:bottom w:val="single" w:sz="4" w:color="DDE3EA" w:space="0"/>
+              <w:bottom w:val="single" w:sz="4" w:color="E6EAF0" w:space="0"/>
               <w:right w:val="nil"/>
             </w:tcBorders>
           </w:tcPr>
@@ -2261,7 +2321,7 @@
             <w:tcBorders>
               <w:top w:val="nil"/>
               <w:left w:val="nil"/>
-              <w:bottom w:val="single" w:sz="4" w:color="DDE3EA" w:space="0"/>
+              <w:bottom w:val="single" w:sz="4" w:color="E6EAF0" w:space="0"/>
               <w:right w:val="nil"/>
             </w:tcBorders>
           </w:tcPr>
@@ -2285,7 +2345,7 @@
             <w:tcBorders>
               <w:top w:val="nil"/>
               <w:left w:val="nil"/>
-              <w:bottom w:val="single" w:sz="4" w:color="DDE3EA" w:space="0"/>
+              <w:bottom w:val="single" w:sz="4" w:color="E6EAF0" w:space="0"/>
               <w:right w:val="nil"/>
             </w:tcBorders>
           </w:tcPr>
@@ -2309,7 +2369,7 @@
             <w:tcBorders>
               <w:top w:val="nil"/>
               <w:left w:val="nil"/>
-              <w:bottom w:val="single" w:sz="4" w:color="DDE3EA" w:space="0"/>
+              <w:bottom w:val="single" w:sz="4" w:color="E6EAF0" w:space="0"/>
               <w:right w:val="nil"/>
             </w:tcBorders>
           </w:tcPr>
@@ -2333,7 +2393,7 @@
             <w:tcBorders>
               <w:top w:val="nil"/>
               <w:left w:val="nil"/>
-              <w:bottom w:val="single" w:sz="4" w:color="DDE3EA" w:space="0"/>
+              <w:bottom w:val="single" w:sz="4" w:color="E6EAF0" w:space="0"/>
               <w:right w:val="nil"/>
             </w:tcBorders>
           </w:tcPr>
@@ -2360,7 +2420,7 @@
             <w:tcBorders>
               <w:top w:val="nil"/>
               <w:left w:val="nil"/>
-              <w:bottom w:val="single" w:sz="4" w:color="DDE3EA" w:space="0"/>
+              <w:bottom w:val="single" w:sz="4" w:color="E6EAF0" w:space="0"/>
               <w:right w:val="nil"/>
             </w:tcBorders>
           </w:tcPr>
@@ -2410,7 +2470,7 @@
             <w:tcBorders>
               <w:top w:val="nil"/>
               <w:left w:val="nil"/>
-              <w:bottom w:val="single" w:sz="4" w:color="DDE3EA" w:space="0"/>
+              <w:bottom w:val="single" w:sz="4" w:color="E6EAF0" w:space="0"/>
               <w:right w:val="nil"/>
             </w:tcBorders>
           </w:tcPr>
@@ -2434,7 +2494,7 @@
             <w:tcBorders>
               <w:top w:val="nil"/>
               <w:left w:val="nil"/>
-              <w:bottom w:val="single" w:sz="4" w:color="DDE3EA" w:space="0"/>
+              <w:bottom w:val="single" w:sz="4" w:color="E6EAF0" w:space="0"/>
               <w:right w:val="nil"/>
             </w:tcBorders>
           </w:tcPr>
@@ -2458,7 +2518,7 @@
             <w:tcBorders>
               <w:top w:val="nil"/>
               <w:left w:val="nil"/>
-              <w:bottom w:val="single" w:sz="4" w:color="DDE3EA" w:space="0"/>
+              <w:bottom w:val="single" w:sz="4" w:color="E6EAF0" w:space="0"/>
               <w:right w:val="nil"/>
             </w:tcBorders>
           </w:tcPr>
@@ -2482,7 +2542,7 @@
             <w:tcBorders>
               <w:top w:val="nil"/>
               <w:left w:val="nil"/>
-              <w:bottom w:val="single" w:sz="4" w:color="DDE3EA" w:space="0"/>
+              <w:bottom w:val="single" w:sz="4" w:color="E6EAF0" w:space="0"/>
               <w:right w:val="nil"/>
             </w:tcBorders>
             <w:shd w:val="clear" w:color="auto" w:fill="FDE7E5"/>
@@ -2507,7 +2567,7 @@
             <w:tcBorders>
               <w:top w:val="nil"/>
               <w:left w:val="nil"/>
-              <w:bottom w:val="single" w:sz="4" w:color="DDE3EA" w:space="0"/>
+              <w:bottom w:val="single" w:sz="4" w:color="E6EAF0" w:space="0"/>
               <w:right w:val="nil"/>
             </w:tcBorders>
           </w:tcPr>
@@ -2534,7 +2594,7 @@
             <w:tcBorders>
               <w:top w:val="nil"/>
               <w:left w:val="nil"/>
-              <w:bottom w:val="single" w:sz="4" w:color="DDE3EA" w:space="0"/>
+              <w:bottom w:val="single" w:sz="4" w:color="E6EAF0" w:space="0"/>
               <w:right w:val="nil"/>
             </w:tcBorders>
           </w:tcPr>
@@ -2567,7 +2627,7 @@
             <w:tcBorders>
               <w:top w:val="nil"/>
               <w:left w:val="nil"/>
-              <w:bottom w:val="single" w:sz="4" w:color="DDE3EA" w:space="0"/>
+              <w:bottom w:val="single" w:sz="4" w:color="E6EAF0" w:space="0"/>
               <w:right w:val="nil"/>
             </w:tcBorders>
           </w:tcPr>
@@ -2591,7 +2651,7 @@
             <w:tcBorders>
               <w:top w:val="nil"/>
               <w:left w:val="nil"/>
-              <w:bottom w:val="single" w:sz="4" w:color="DDE3EA" w:space="0"/>
+              <w:bottom w:val="single" w:sz="4" w:color="E6EAF0" w:space="0"/>
               <w:right w:val="nil"/>
             </w:tcBorders>
           </w:tcPr>
@@ -2615,7 +2675,7 @@
             <w:tcBorders>
               <w:top w:val="nil"/>
               <w:left w:val="nil"/>
-              <w:bottom w:val="single" w:sz="4" w:color="DDE3EA" w:space="0"/>
+              <w:bottom w:val="single" w:sz="4" w:color="E6EAF0" w:space="0"/>
               <w:right w:val="nil"/>
             </w:tcBorders>
           </w:tcPr>
@@ -2639,7 +2699,7 @@
             <w:tcBorders>
               <w:top w:val="nil"/>
               <w:left w:val="nil"/>
-              <w:bottom w:val="single" w:sz="4" w:color="DDE3EA" w:space="0"/>
+              <w:bottom w:val="single" w:sz="4" w:color="E6EAF0" w:space="0"/>
               <w:right w:val="nil"/>
             </w:tcBorders>
           </w:tcPr>
@@ -2663,7 +2723,7 @@
             <w:tcBorders>
               <w:top w:val="nil"/>
               <w:left w:val="nil"/>
-              <w:bottom w:val="single" w:sz="4" w:color="DDE3EA" w:space="0"/>
+              <w:bottom w:val="single" w:sz="4" w:color="E6EAF0" w:space="0"/>
               <w:right w:val="nil"/>
             </w:tcBorders>
           </w:tcPr>
@@ -2696,7 +2756,7 @@
       <w:r>
         <w:rPr>
           <w:b w:val="0"/>
-          <w:color w:val="5F6B7A"/>
+          <w:color w:val="667085"/>
           <w:sz w:val="16"/>
         </w:rPr>
         <w:t>Spalvos: žalias pokytis – rodiklis gerėja, raudonas – blogėja. Paskutinio laikotarpio langelio fonas: žalias – geras lygis, geltonas – vidutinis, raudonas – silpnas (įrankio orientyrai, config/metric_rules.yaml).</w:t>
@@ -2709,7 +2769,7 @@
       <w:r>
         <w:rPr>
           <w:b w:val="0"/>
-          <w:color w:val="5F6B7A"/>
+          <w:color w:val="667085"/>
           <w:sz w:val="16"/>
         </w:rPr>
         <w:t>* – paimta iš ataskaitos santraukos;  ᶜ – apskaičiuota įrankio. Mažas numeris prie teksto – nuoroda į šaltinį (paspaudus atsidaro dokumentas reikiamame puslapyje).</w:t>
@@ -2755,7 +2815,7 @@
       <w:pPr>
         <w:keepNext/>
         <w:pBdr>
-          <w:bottom w:val="single" w:sz="8" w:color="1F4E79" w:space="4"/>
+          <w:bottom w:val="single" w:sz="8" w:color="12355B" w:space="4"/>
         </w:pBdr>
         <w:tabs>
           <w:tab w:pos="482" w:val="left"/>
@@ -2768,13 +2828,13 @@
           <w:color w:val="2A78D6"/>
           <w:sz w:val="18"/>
         </w:rPr>
-        <w:t>04</w:t>
+        <w:t>03</w:t>
         <w:tab/>
       </w:r>
       <w:r>
         <w:rPr>
           <w:b/>
-          <w:color w:val="1F4E79"/>
+          <w:color w:val="12355B"/>
           <w:sz w:val="28"/>
         </w:rPr>
         <w:t>Veiklos apžvalga</w:t>
@@ -2876,7 +2936,7 @@
       <w:pPr>
         <w:keepNext/>
         <w:pBdr>
-          <w:bottom w:val="single" w:sz="8" w:color="1F4E79" w:space="4"/>
+          <w:bottom w:val="single" w:sz="8" w:color="12355B" w:space="4"/>
         </w:pBdr>
         <w:tabs>
           <w:tab w:pos="482" w:val="left"/>
@@ -2889,13 +2949,13 @@
           <w:color w:val="2A78D6"/>
           <w:sz w:val="18"/>
         </w:rPr>
-        <w:t>05</w:t>
+        <w:t>04</w:t>
         <w:tab/>
       </w:r>
       <w:r>
         <w:rPr>
           <w:b/>
-          <w:color w:val="1F4E79"/>
+          <w:color w:val="12355B"/>
           <w:sz w:val="28"/>
         </w:rPr>
         <w:t>Finansai</w:t>
@@ -2985,7 +3045,7 @@
       <w:pPr>
         <w:keepNext/>
         <w:pBdr>
-          <w:bottom w:val="single" w:sz="8" w:color="1F4E79" w:space="4"/>
+          <w:bottom w:val="single" w:sz="8" w:color="12355B" w:space="4"/>
         </w:pBdr>
         <w:tabs>
           <w:tab w:pos="482" w:val="left"/>
@@ -2998,13 +3058,13 @@
           <w:color w:val="2A78D6"/>
           <w:sz w:val="18"/>
         </w:rPr>
-        <w:t>06</w:t>
+        <w:t>05</w:t>
         <w:tab/>
       </w:r>
       <w:r>
         <w:rPr>
           <w:b/>
-          <w:color w:val="1F4E79"/>
+          <w:color w:val="12355B"/>
           <w:sz w:val="28"/>
         </w:rPr>
         <w:t>Ankstesni planai ir rezultatai</w:t>
@@ -3041,12 +3101,11 @@
           <w:tcPr>
             <w:tcW w:type="dxa" w:w="2578"/>
             <w:tcBorders>
-              <w:top w:val="single" w:sz="12" w:color="1F4E79" w:space="0"/>
+              <w:top w:val="nil"/>
               <w:left w:val="nil"/>
-              <w:bottom w:val="single" w:sz="4" w:color="C9D3DE" w:space="0"/>
+              <w:bottom w:val="single" w:sz="8" w:color="12355B" w:space="0"/>
               <w:right w:val="nil"/>
             </w:tcBorders>
-            <w:shd w:val="clear" w:color="auto" w:fill="EAF1F8"/>
           </w:tcPr>
           <w:p>
             <w:pPr>
@@ -3056,8 +3115,8 @@
               <w:rPr>
                 <w:b/>
                 <w:caps/>
-                <w:color w:val="1F4E79"/>
-                <w:sz w:val="16"/>
+                <w:color w:val="667085"/>
+                <w:sz w:val="14"/>
               </w:rPr>
               <w:t>Planas / tikslas</w:t>
             </w:r>
@@ -3067,12 +3126,11 @@
           <w:tcPr>
             <w:tcW w:type="dxa" w:w="2578"/>
             <w:tcBorders>
-              <w:top w:val="single" w:sz="12" w:color="1F4E79" w:space="0"/>
+              <w:top w:val="nil"/>
               <w:left w:val="nil"/>
-              <w:bottom w:val="single" w:sz="4" w:color="C9D3DE" w:space="0"/>
+              <w:bottom w:val="single" w:sz="8" w:color="12355B" w:space="0"/>
               <w:right w:val="nil"/>
             </w:tcBorders>
-            <w:shd w:val="clear" w:color="auto" w:fill="EAF1F8"/>
           </w:tcPr>
           <w:p>
             <w:pPr>
@@ -3082,8 +3140,8 @@
               <w:rPr>
                 <w:b/>
                 <w:caps/>
-                <w:color w:val="1F4E79"/>
-                <w:sz w:val="16"/>
+                <w:color w:val="667085"/>
+                <w:sz w:val="14"/>
               </w:rPr>
               <w:t>Rezultatas</w:t>
             </w:r>
@@ -3093,12 +3151,11 @@
           <w:tcPr>
             <w:tcW w:type="dxa" w:w="3138"/>
             <w:tcBorders>
-              <w:top w:val="single" w:sz="12" w:color="1F4E79" w:space="0"/>
+              <w:top w:val="nil"/>
               <w:left w:val="nil"/>
-              <w:bottom w:val="single" w:sz="4" w:color="C9D3DE" w:space="0"/>
+              <w:bottom w:val="single" w:sz="8" w:color="12355B" w:space="0"/>
               <w:right w:val="nil"/>
             </w:tcBorders>
-            <w:shd w:val="clear" w:color="auto" w:fill="EAF1F8"/>
           </w:tcPr>
           <w:p>
             <w:pPr>
@@ -3108,8 +3165,8 @@
               <w:rPr>
                 <w:b/>
                 <w:caps/>
-                <w:color w:val="1F4E79"/>
-                <w:sz w:val="16"/>
+                <w:color w:val="667085"/>
+                <w:sz w:val="14"/>
               </w:rPr>
               <w:t>Kas pasikeitė ir kodėl</w:t>
             </w:r>
@@ -3119,12 +3176,11 @@
           <w:tcPr>
             <w:tcW w:type="dxa" w:w="1345"/>
             <w:tcBorders>
-              <w:top w:val="single" w:sz="12" w:color="1F4E79" w:space="0"/>
+              <w:top w:val="nil"/>
               <w:left w:val="nil"/>
-              <w:bottom w:val="single" w:sz="4" w:color="C9D3DE" w:space="0"/>
+              <w:bottom w:val="single" w:sz="8" w:color="12355B" w:space="0"/>
               <w:right w:val="nil"/>
             </w:tcBorders>
-            <w:shd w:val="clear" w:color="auto" w:fill="EAF1F8"/>
           </w:tcPr>
           <w:p>
             <w:pPr>
@@ -3134,8 +3190,8 @@
               <w:rPr>
                 <w:b/>
                 <w:caps/>
-                <w:color w:val="1F4E79"/>
-                <w:sz w:val="16"/>
+                <w:color w:val="667085"/>
+                <w:sz w:val="14"/>
               </w:rPr>
               <w:t>Būsena</w:t>
             </w:r>
@@ -3149,7 +3205,7 @@
             <w:tcBorders>
               <w:top w:val="nil"/>
               <w:left w:val="nil"/>
-              <w:bottom w:val="single" w:sz="4" w:color="DDE3EA" w:space="0"/>
+              <w:bottom w:val="single" w:sz="4" w:color="E6EAF0" w:space="0"/>
               <w:right w:val="nil"/>
             </w:tcBorders>
           </w:tcPr>
@@ -3172,7 +3228,7 @@
             <w:tcBorders>
               <w:top w:val="nil"/>
               <w:left w:val="nil"/>
-              <w:bottom w:val="single" w:sz="4" w:color="DDE3EA" w:space="0"/>
+              <w:bottom w:val="single" w:sz="4" w:color="E6EAF0" w:space="0"/>
               <w:right w:val="nil"/>
             </w:tcBorders>
           </w:tcPr>
@@ -3205,7 +3261,7 @@
             <w:tcBorders>
               <w:top w:val="nil"/>
               <w:left w:val="nil"/>
-              <w:bottom w:val="single" w:sz="4" w:color="DDE3EA" w:space="0"/>
+              <w:bottom w:val="single" w:sz="4" w:color="E6EAF0" w:space="0"/>
               <w:right w:val="nil"/>
             </w:tcBorders>
           </w:tcPr>
@@ -3245,7 +3301,7 @@
             <w:tcBorders>
               <w:top w:val="nil"/>
               <w:left w:val="nil"/>
-              <w:bottom w:val="single" w:sz="4" w:color="DDE3EA" w:space="0"/>
+              <w:bottom w:val="single" w:sz="4" w:color="E6EAF0" w:space="0"/>
               <w:right w:val="nil"/>
             </w:tcBorders>
             <w:shd w:val="clear" w:color="auto" w:fill="EAF1F8"/>
@@ -3271,7 +3327,7 @@
             <w:tcBorders>
               <w:top w:val="nil"/>
               <w:left w:val="nil"/>
-              <w:bottom w:val="single" w:sz="4" w:color="DDE3EA" w:space="0"/>
+              <w:bottom w:val="single" w:sz="4" w:color="E6EAF0" w:space="0"/>
               <w:right w:val="nil"/>
             </w:tcBorders>
           </w:tcPr>
@@ -3294,7 +3350,7 @@
             <w:tcBorders>
               <w:top w:val="nil"/>
               <w:left w:val="nil"/>
-              <w:bottom w:val="single" w:sz="4" w:color="DDE3EA" w:space="0"/>
+              <w:bottom w:val="single" w:sz="4" w:color="E6EAF0" w:space="0"/>
               <w:right w:val="nil"/>
             </w:tcBorders>
           </w:tcPr>
@@ -3327,7 +3383,7 @@
             <w:tcBorders>
               <w:top w:val="nil"/>
               <w:left w:val="nil"/>
-              <w:bottom w:val="single" w:sz="4" w:color="DDE3EA" w:space="0"/>
+              <w:bottom w:val="single" w:sz="4" w:color="E6EAF0" w:space="0"/>
               <w:right w:val="nil"/>
             </w:tcBorders>
           </w:tcPr>
@@ -3367,7 +3423,7 @@
             <w:tcBorders>
               <w:top w:val="nil"/>
               <w:left w:val="nil"/>
-              <w:bottom w:val="single" w:sz="4" w:color="DDE3EA" w:space="0"/>
+              <w:bottom w:val="single" w:sz="4" w:color="E6EAF0" w:space="0"/>
               <w:right w:val="nil"/>
             </w:tcBorders>
             <w:shd w:val="clear" w:color="auto" w:fill="EAF1F8"/>
@@ -3396,7 +3452,7 @@
       <w:pPr>
         <w:keepNext/>
         <w:pBdr>
-          <w:bottom w:val="single" w:sz="8" w:color="1F4E79" w:space="4"/>
+          <w:bottom w:val="single" w:sz="8" w:color="12355B" w:space="4"/>
         </w:pBdr>
         <w:tabs>
           <w:tab w:pos="482" w:val="left"/>
@@ -3409,13 +3465,13 @@
           <w:color w:val="2A78D6"/>
           <w:sz w:val="18"/>
         </w:rPr>
-        <w:t>07</w:t>
+        <w:t>06</w:t>
         <w:tab/>
       </w:r>
       <w:r>
         <w:rPr>
           <w:b/>
-          <w:color w:val="1F4E79"/>
+          <w:color w:val="12355B"/>
           <w:sz w:val="28"/>
         </w:rPr>
         <w:t>Informacija investuotojui ir išvados</w:t>
@@ -3581,7 +3637,1092 @@
       <w:pPr>
         <w:keepNext/>
         <w:pBdr>
-          <w:bottom w:val="single" w:sz="8" w:color="1F4E79" w:space="4"/>
+          <w:bottom w:val="single" w:sz="8" w:color="12355B" w:space="4"/>
+        </w:pBdr>
+        <w:tabs>
+          <w:tab w:pos="482" w:val="left"/>
+        </w:tabs>
+        <w:spacing w:before="360" w:after="160"/>
+      </w:pPr>
+      <w:r>
+        <w:rPr>
+          <w:b/>
+          <w:color w:val="2A78D6"/>
+          <w:sz w:val="18"/>
+        </w:rPr>
+        <w:t>07</w:t>
+        <w:tab/>
+      </w:r>
+      <w:r>
+        <w:rPr>
+          <w:b/>
+          <w:color w:val="12355B"/>
+          <w:sz w:val="28"/>
+        </w:rPr>
+        <w:t>Rinka ir aplinka</w:t>
+      </w:r>
+    </w:p>
+    <w:p>
+      <w:pPr>
+        <w:tabs>
+          <w:tab w:pos="255" w:val="left"/>
+        </w:tabs>
+        <w:spacing w:before="0" w:after="80"/>
+        <w:ind w:left="255" w:hanging="255"/>
+      </w:pPr>
+      <w:r>
+        <w:rPr>
+          <w:b/>
+          <w:color w:val="2A78D6"/>
+          <w:sz w:val="20"/>
+        </w:rPr>
+        <w:t>▪</w:t>
+        <w:tab/>
+      </w:r>
+      <w:r>
+        <w:rPr>
+          <w:b/>
+        </w:rPr>
+        <w:t>Mažai parduotų butų:</w:t>
+      </w:r>
+      <w:r>
+        <w:rPr>
+          <w:b w:val="0"/>
+        </w:rPr>
+        <w:t xml:space="preserve"> I pusm. pajamos 6,2 mln. EUR (prieš metus 22,1 mln.) dėl mažo baigtų neparduotų butų likučio – perduoti 23 butai (102)</w:t>
+      </w:r>
+      <w:hyperlink r:id="rId12">
+        <w:r>
+          <w:rPr>
+            <w:color w:val="2A78D6"/>
+            <w:vertAlign w:val="superscript"/>
+            <w:sz w:val="17"/>
+          </w:rPr>
+          <w:t xml:space="preserve">4</w:t>
+        </w:r>
+      </w:hyperlink>
+      <w:r>
+        <w:rPr>
+          <w:b w:val="0"/>
+        </w:rPr>
+        <w:t>; bendroji marža 6,7 % (13,0 %), grynasis nuostolis 2,2 mln. EUR</w:t>
+      </w:r>
+      <w:hyperlink r:id="rId24">
+        <w:r>
+          <w:rPr>
+            <w:color w:val="2A78D6"/>
+            <w:vertAlign w:val="superscript"/>
+            <w:sz w:val="17"/>
+          </w:rPr>
+          <w:t xml:space="preserve">15</w:t>
+        </w:r>
+      </w:hyperlink>
+      <w:r>
+        <w:rPr>
+          <w:b w:val="0"/>
+        </w:rPr>
+        <w:t>.</w:t>
+      </w:r>
+    </w:p>
+    <w:p>
+      <w:pPr>
+        <w:tabs>
+          <w:tab w:pos="255" w:val="left"/>
+        </w:tabs>
+        <w:spacing w:before="0" w:after="80"/>
+        <w:ind w:left="255" w:hanging="255"/>
+      </w:pPr>
+      <w:r>
+        <w:rPr>
+          <w:b/>
+          <w:color w:val="2A78D6"/>
+          <w:sz w:val="20"/>
+        </w:rPr>
+        <w:t>▪</w:t>
+        <w:tab/>
+      </w:r>
+      <w:r>
+        <w:rPr>
+          <w:b/>
+        </w:rPr>
+        <w:t>Rinka:</w:t>
+      </w:r>
+      <w:r>
+        <w:rPr>
+          <w:b w:val="0"/>
+        </w:rPr>
+        <w:t xml:space="preserve"> komercinių projektų atsiperkamumą blogina augantys statybos kaštai ir brangesnis skolinimasis, o nuomos kainos nekyla; būsto paklausa stipriai auga, todėl Rygos Veidemos kvartalas perorientuojamas į būstą</w:t>
+      </w:r>
+      <w:hyperlink r:id="rId21">
+        <w:r>
+          <w:rPr>
+            <w:color w:val="2A78D6"/>
+            <w:vertAlign w:val="superscript"/>
+            <w:sz w:val="17"/>
+          </w:rPr>
+          <w:t xml:space="preserve">11</w:t>
+        </w:r>
+      </w:hyperlink>
+      <w:r>
+        <w:rPr>
+          <w:b w:val="0"/>
+        </w:rPr>
+        <w:t>.</w:t>
+      </w:r>
+    </w:p>
+    <w:p>
+      <w:pPr>
+        <w:tabs>
+          <w:tab w:pos="255" w:val="left"/>
+        </w:tabs>
+        <w:spacing w:before="0" w:after="80"/>
+        <w:ind w:left="255" w:hanging="255"/>
+      </w:pPr>
+      <w:r>
+        <w:rPr>
+          <w:b/>
+          <w:color w:val="2A78D6"/>
+          <w:sz w:val="20"/>
+        </w:rPr>
+        <w:t>▪</w:t>
+        <w:tab/>
+      </w:r>
+      <w:r>
+        <w:rPr>
+          <w:b/>
+        </w:rPr>
+        <w:t>Perspektyva:</w:t>
+      </w:r>
+      <w:r>
+        <w:rPr>
+          <w:b w:val="0"/>
+        </w:rPr>
+        <w:t xml:space="preserve"> statoma 513 butų (prieš metus 255) – pagrindas pajamų augimui ateityje; pirminiai pardavimai 129 butai už 25,7 mln. EUR</w:t>
+      </w:r>
+      <w:hyperlink r:id="rId12">
+        <w:r>
+          <w:rPr>
+            <w:color w:val="2A78D6"/>
+            <w:vertAlign w:val="superscript"/>
+            <w:sz w:val="17"/>
+          </w:rPr>
+          <w:t xml:space="preserve">4</w:t>
+        </w:r>
+      </w:hyperlink>
+      <w:r>
+        <w:rPr>
+          <w:b w:val="0"/>
+        </w:rPr>
+        <w:t>.</w:t>
+      </w:r>
+    </w:p>
+    <w:tbl>
+      <w:tblPr>
+        <w:tblW w:w="9639" w:type="dxa"/>
+        <w:tblBorders>
+          <w:top w:val="nil"/>
+          <w:left w:val="nil"/>
+          <w:bottom w:val="nil"/>
+          <w:right w:val="nil"/>
+          <w:insideH w:val="nil"/>
+          <w:insideV w:val="nil"/>
+        </w:tblBorders>
+        <w:tblLayout w:type="fixed"/>
+        <w:tblCellMar>
+          <w:top w:w="70" w:type="dxa"/>
+          <w:left w:w="100" w:type="dxa"/>
+          <w:bottom w:w="70" w:type="dxa"/>
+          <w:right w:w="100" w:type="dxa"/>
+        </w:tblCellMar>
+        <w:tblLook w:firstColumn="1" w:firstRow="1" w:lastColumn="0" w:lastRow="0" w:noHBand="0" w:noVBand="1" w:val="04A0"/>
+      </w:tblPr>
+      <w:tblGrid>
+        <w:gridCol w:w="3515"/>
+        <w:gridCol w:w="1814"/>
+        <w:gridCol w:w="1360"/>
+        <w:gridCol w:w="1360"/>
+        <w:gridCol w:w="1587"/>
+      </w:tblGrid>
+      <w:tr>
+        <w:tc>
+          <w:tcPr>
+            <w:tcW w:type="dxa" w:w="3515"/>
+            <w:tcBorders>
+              <w:top w:val="nil"/>
+              <w:left w:val="nil"/>
+              <w:bottom w:val="single" w:sz="8" w:color="12355B" w:space="0"/>
+              <w:right w:val="nil"/>
+            </w:tcBorders>
+          </w:tcPr>
+          <w:p>
+            <w:pPr>
+              <w:spacing w:before="0" w:after="0"/>
+            </w:pPr>
+            <w:r>
+              <w:rPr>
+                <w:b/>
+                <w:caps/>
+                <w:color w:val="667085"/>
+                <w:sz w:val="14"/>
+              </w:rPr>
+            </w:r>
+          </w:p>
+        </w:tc>
+        <w:tc>
+          <w:tcPr>
+            <w:tcW w:type="dxa" w:w="1814"/>
+            <w:tcBorders>
+              <w:top w:val="nil"/>
+              <w:left w:val="nil"/>
+              <w:bottom w:val="single" w:sz="8" w:color="12355B" w:space="0"/>
+              <w:right w:val="nil"/>
+            </w:tcBorders>
+          </w:tcPr>
+          <w:p>
+            <w:pPr>
+              <w:spacing w:before="0" w:after="0"/>
+              <w:jc w:val="right"/>
+            </w:pPr>
+            <w:r>
+              <w:rPr>
+                <w:b/>
+                <w:caps/>
+                <w:color w:val="667085"/>
+                <w:sz w:val="14"/>
+              </w:rPr>
+              <w:t>Dabar</w:t>
+            </w:r>
+          </w:p>
+        </w:tc>
+        <w:tc>
+          <w:tcPr>
+            <w:tcW w:type="dxa" w:w="1361"/>
+            <w:tcBorders>
+              <w:top w:val="nil"/>
+              <w:left w:val="nil"/>
+              <w:bottom w:val="single" w:sz="8" w:color="12355B" w:space="0"/>
+              <w:right w:val="nil"/>
+            </w:tcBorders>
+          </w:tcPr>
+          <w:p>
+            <w:pPr>
+              <w:spacing w:before="0" w:after="0"/>
+              <w:jc w:val="right"/>
+            </w:pPr>
+            <w:r>
+              <w:rPr>
+                <w:b/>
+                <w:caps/>
+                <w:color w:val="667085"/>
+                <w:sz w:val="14"/>
+              </w:rPr>
+              <w:t>Prieš 3 mėn.</w:t>
+            </w:r>
+          </w:p>
+        </w:tc>
+        <w:tc>
+          <w:tcPr>
+            <w:tcW w:type="dxa" w:w="1361"/>
+            <w:tcBorders>
+              <w:top w:val="nil"/>
+              <w:left w:val="nil"/>
+              <w:bottom w:val="single" w:sz="8" w:color="12355B" w:space="0"/>
+              <w:right w:val="nil"/>
+            </w:tcBorders>
+          </w:tcPr>
+          <w:p>
+            <w:pPr>
+              <w:spacing w:before="0" w:after="0"/>
+              <w:jc w:val="right"/>
+            </w:pPr>
+            <w:r>
+              <w:rPr>
+                <w:b/>
+                <w:caps/>
+                <w:color w:val="667085"/>
+                <w:sz w:val="14"/>
+              </w:rPr>
+              <w:t>Prieš 12 mėn.</w:t>
+            </w:r>
+          </w:p>
+        </w:tc>
+        <w:tc>
+          <w:tcPr>
+            <w:tcW w:type="dxa" w:w="1587"/>
+            <w:tcBorders>
+              <w:top w:val="nil"/>
+              <w:left w:val="nil"/>
+              <w:bottom w:val="single" w:sz="8" w:color="12355B" w:space="0"/>
+              <w:right w:val="nil"/>
+            </w:tcBorders>
+          </w:tcPr>
+          <w:p>
+            <w:pPr>
+              <w:spacing w:before="0" w:after="0"/>
+              <w:jc w:val="right"/>
+            </w:pPr>
+            <w:r>
+              <w:rPr>
+                <w:b/>
+                <w:caps/>
+                <w:color w:val="667085"/>
+                <w:sz w:val="14"/>
+              </w:rPr>
+              <w:t>Pokytis per 12 mėn.</w:t>
+            </w:r>
+          </w:p>
+        </w:tc>
+      </w:tr>
+      <w:tr>
+        <w:tc>
+          <w:tcPr>
+            <w:tcW w:type="dxa" w:w="3515"/>
+            <w:tcBorders>
+              <w:top w:val="nil"/>
+              <w:left w:val="nil"/>
+              <w:bottom w:val="single" w:sz="4" w:color="E6EAF0" w:space="0"/>
+              <w:right w:val="nil"/>
+            </w:tcBorders>
+          </w:tcPr>
+          <w:p>
+            <w:pPr>
+              <w:spacing w:before="0" w:after="0"/>
+            </w:pPr>
+            <w:r>
+              <w:rPr>
+                <w:b w:val="0"/>
+                <w:sz w:val="17"/>
+              </w:rPr>
+              <w:t>ECB indėlių palūkanų norma</w:t>
+            </w:r>
+          </w:p>
+        </w:tc>
+        <w:tc>
+          <w:tcPr>
+            <w:tcW w:type="dxa" w:w="1814"/>
+            <w:tcBorders>
+              <w:top w:val="nil"/>
+              <w:left w:val="nil"/>
+              <w:bottom w:val="single" w:sz="4" w:color="E6EAF0" w:space="0"/>
+              <w:right w:val="nil"/>
+            </w:tcBorders>
+          </w:tcPr>
+          <w:p>
+            <w:pPr>
+              <w:spacing w:before="0" w:after="0"/>
+              <w:jc w:val="right"/>
+            </w:pPr>
+            <w:r>
+              <w:rPr>
+                <w:b w:val="0"/>
+                <w:sz w:val="17"/>
+              </w:rPr>
+              <w:t>2,50 % (2026-09)</w:t>
+            </w:r>
+          </w:p>
+        </w:tc>
+        <w:tc>
+          <w:tcPr>
+            <w:tcW w:type="dxa" w:w="1361"/>
+            <w:tcBorders>
+              <w:top w:val="nil"/>
+              <w:left w:val="nil"/>
+              <w:bottom w:val="single" w:sz="4" w:color="E6EAF0" w:space="0"/>
+              <w:right w:val="nil"/>
+            </w:tcBorders>
+          </w:tcPr>
+          <w:p>
+            <w:pPr>
+              <w:spacing w:before="0" w:after="0"/>
+              <w:jc w:val="right"/>
+            </w:pPr>
+            <w:r>
+              <w:rPr>
+                <w:b w:val="0"/>
+                <w:sz w:val="17"/>
+              </w:rPr>
+              <w:t>2,25 %</w:t>
+            </w:r>
+          </w:p>
+        </w:tc>
+        <w:tc>
+          <w:tcPr>
+            <w:tcW w:type="dxa" w:w="1361"/>
+            <w:tcBorders>
+              <w:top w:val="nil"/>
+              <w:left w:val="nil"/>
+              <w:bottom w:val="single" w:sz="4" w:color="E6EAF0" w:space="0"/>
+              <w:right w:val="nil"/>
+            </w:tcBorders>
+          </w:tcPr>
+          <w:p>
+            <w:pPr>
+              <w:spacing w:before="0" w:after="0"/>
+              <w:jc w:val="right"/>
+            </w:pPr>
+            <w:r>
+              <w:rPr>
+                <w:b w:val="0"/>
+                <w:sz w:val="17"/>
+              </w:rPr>
+              <w:t>–</w:t>
+            </w:r>
+          </w:p>
+        </w:tc>
+        <w:tc>
+          <w:tcPr>
+            <w:tcW w:type="dxa" w:w="1587"/>
+            <w:tcBorders>
+              <w:top w:val="nil"/>
+              <w:left w:val="nil"/>
+              <w:bottom w:val="single" w:sz="4" w:color="E6EAF0" w:space="0"/>
+              <w:right w:val="nil"/>
+            </w:tcBorders>
+          </w:tcPr>
+          <w:p>
+            <w:pPr>
+              <w:spacing w:before="0" w:after="0"/>
+              <w:jc w:val="right"/>
+            </w:pPr>
+            <w:r>
+              <w:rPr>
+                <w:b w:val="0"/>
+                <w:sz w:val="17"/>
+              </w:rPr>
+              <w:t>–</w:t>
+            </w:r>
+          </w:p>
+        </w:tc>
+      </w:tr>
+      <w:tr>
+        <w:tc>
+          <w:tcPr>
+            <w:tcW w:type="dxa" w:w="3515"/>
+            <w:tcBorders>
+              <w:top w:val="nil"/>
+              <w:left w:val="nil"/>
+              <w:bottom w:val="single" w:sz="4" w:color="E6EAF0" w:space="0"/>
+              <w:right w:val="nil"/>
+            </w:tcBorders>
+          </w:tcPr>
+          <w:p>
+            <w:pPr>
+              <w:spacing w:before="0" w:after="0"/>
+            </w:pPr>
+            <w:r>
+              <w:rPr>
+                <w:b w:val="0"/>
+                <w:sz w:val="17"/>
+              </w:rPr>
+              <w:t>3 mėn. Euribor</w:t>
+            </w:r>
+          </w:p>
+        </w:tc>
+        <w:tc>
+          <w:tcPr>
+            <w:tcW w:type="dxa" w:w="1814"/>
+            <w:tcBorders>
+              <w:top w:val="nil"/>
+              <w:left w:val="nil"/>
+              <w:bottom w:val="single" w:sz="4" w:color="E6EAF0" w:space="0"/>
+              <w:right w:val="nil"/>
+            </w:tcBorders>
+          </w:tcPr>
+          <w:p>
+            <w:pPr>
+              <w:spacing w:before="0" w:after="0"/>
+              <w:jc w:val="right"/>
+            </w:pPr>
+            <w:r>
+              <w:rPr>
+                <w:b w:val="0"/>
+                <w:sz w:val="17"/>
+              </w:rPr>
+              <w:t>2,64 % (2026-09)</w:t>
+            </w:r>
+          </w:p>
+        </w:tc>
+        <w:tc>
+          <w:tcPr>
+            <w:tcW w:type="dxa" w:w="1361"/>
+            <w:tcBorders>
+              <w:top w:val="nil"/>
+              <w:left w:val="nil"/>
+              <w:bottom w:val="single" w:sz="4" w:color="E6EAF0" w:space="0"/>
+              <w:right w:val="nil"/>
+            </w:tcBorders>
+          </w:tcPr>
+          <w:p>
+            <w:pPr>
+              <w:spacing w:before="0" w:after="0"/>
+              <w:jc w:val="right"/>
+            </w:pPr>
+            <w:r>
+              <w:rPr>
+                <w:b w:val="0"/>
+                <w:sz w:val="17"/>
+              </w:rPr>
+              <w:t>2,34 %</w:t>
+            </w:r>
+          </w:p>
+        </w:tc>
+        <w:tc>
+          <w:tcPr>
+            <w:tcW w:type="dxa" w:w="1361"/>
+            <w:tcBorders>
+              <w:top w:val="nil"/>
+              <w:left w:val="nil"/>
+              <w:bottom w:val="single" w:sz="4" w:color="E6EAF0" w:space="0"/>
+              <w:right w:val="nil"/>
+            </w:tcBorders>
+          </w:tcPr>
+          <w:p>
+            <w:pPr>
+              <w:spacing w:before="0" w:after="0"/>
+              <w:jc w:val="right"/>
+            </w:pPr>
+            <w:r>
+              <w:rPr>
+                <w:b w:val="0"/>
+                <w:sz w:val="17"/>
+              </w:rPr>
+              <w:t>2,03 %</w:t>
+            </w:r>
+          </w:p>
+        </w:tc>
+        <w:tc>
+          <w:tcPr>
+            <w:tcW w:type="dxa" w:w="1587"/>
+            <w:tcBorders>
+              <w:top w:val="nil"/>
+              <w:left w:val="nil"/>
+              <w:bottom w:val="single" w:sz="4" w:color="E6EAF0" w:space="0"/>
+              <w:right w:val="nil"/>
+            </w:tcBorders>
+          </w:tcPr>
+          <w:p>
+            <w:pPr>
+              <w:spacing w:before="0" w:after="0"/>
+              <w:jc w:val="right"/>
+            </w:pPr>
+            <w:r>
+              <w:rPr>
+                <w:b w:val="0"/>
+                <w:sz w:val="17"/>
+              </w:rPr>
+              <w:t>▲ 0,61 p. p.</w:t>
+            </w:r>
+          </w:p>
+        </w:tc>
+      </w:tr>
+      <w:tr>
+        <w:tc>
+          <w:tcPr>
+            <w:tcW w:type="dxa" w:w="3515"/>
+            <w:tcBorders>
+              <w:top w:val="nil"/>
+              <w:left w:val="nil"/>
+              <w:bottom w:val="single" w:sz="4" w:color="E6EAF0" w:space="0"/>
+              <w:right w:val="nil"/>
+            </w:tcBorders>
+          </w:tcPr>
+          <w:p>
+            <w:pPr>
+              <w:spacing w:before="0" w:after="0"/>
+            </w:pPr>
+            <w:r>
+              <w:rPr>
+                <w:b w:val="0"/>
+                <w:sz w:val="17"/>
+              </w:rPr>
+              <w:t>6 mėn. Euribor</w:t>
+            </w:r>
+          </w:p>
+        </w:tc>
+        <w:tc>
+          <w:tcPr>
+            <w:tcW w:type="dxa" w:w="1814"/>
+            <w:tcBorders>
+              <w:top w:val="nil"/>
+              <w:left w:val="nil"/>
+              <w:bottom w:val="single" w:sz="4" w:color="E6EAF0" w:space="0"/>
+              <w:right w:val="nil"/>
+            </w:tcBorders>
+          </w:tcPr>
+          <w:p>
+            <w:pPr>
+              <w:spacing w:before="0" w:after="0"/>
+              <w:jc w:val="right"/>
+            </w:pPr>
+            <w:r>
+              <w:rPr>
+                <w:b w:val="0"/>
+                <w:sz w:val="17"/>
+              </w:rPr>
+              <w:t>2,92 % (2026-09)</w:t>
+            </w:r>
+          </w:p>
+        </w:tc>
+        <w:tc>
+          <w:tcPr>
+            <w:tcW w:type="dxa" w:w="1361"/>
+            <w:tcBorders>
+              <w:top w:val="nil"/>
+              <w:left w:val="nil"/>
+              <w:bottom w:val="single" w:sz="4" w:color="E6EAF0" w:space="0"/>
+              <w:right w:val="nil"/>
+            </w:tcBorders>
+          </w:tcPr>
+          <w:p>
+            <w:pPr>
+              <w:spacing w:before="0" w:after="0"/>
+              <w:jc w:val="right"/>
+            </w:pPr>
+            <w:r>
+              <w:rPr>
+                <w:b w:val="0"/>
+                <w:sz w:val="17"/>
+              </w:rPr>
+              <w:t>2,60 %</w:t>
+            </w:r>
+          </w:p>
+        </w:tc>
+        <w:tc>
+          <w:tcPr>
+            <w:tcW w:type="dxa" w:w="1361"/>
+            <w:tcBorders>
+              <w:top w:val="nil"/>
+              <w:left w:val="nil"/>
+              <w:bottom w:val="single" w:sz="4" w:color="E6EAF0" w:space="0"/>
+              <w:right w:val="nil"/>
+            </w:tcBorders>
+          </w:tcPr>
+          <w:p>
+            <w:pPr>
+              <w:spacing w:before="0" w:after="0"/>
+              <w:jc w:val="right"/>
+            </w:pPr>
+            <w:r>
+              <w:rPr>
+                <w:b w:val="0"/>
+                <w:sz w:val="17"/>
+              </w:rPr>
+              <w:t>2,10 %</w:t>
+            </w:r>
+          </w:p>
+        </w:tc>
+        <w:tc>
+          <w:tcPr>
+            <w:tcW w:type="dxa" w:w="1587"/>
+            <w:tcBorders>
+              <w:top w:val="nil"/>
+              <w:left w:val="nil"/>
+              <w:bottom w:val="single" w:sz="4" w:color="E6EAF0" w:space="0"/>
+              <w:right w:val="nil"/>
+            </w:tcBorders>
+          </w:tcPr>
+          <w:p>
+            <w:pPr>
+              <w:spacing w:before="0" w:after="0"/>
+              <w:jc w:val="right"/>
+            </w:pPr>
+            <w:r>
+              <w:rPr>
+                <w:b w:val="0"/>
+                <w:sz w:val="17"/>
+              </w:rPr>
+              <w:t>▲ 0,82 p. p.</w:t>
+            </w:r>
+          </w:p>
+        </w:tc>
+      </w:tr>
+      <w:tr>
+        <w:tc>
+          <w:tcPr>
+            <w:tcW w:type="dxa" w:w="3515"/>
+            <w:tcBorders>
+              <w:top w:val="nil"/>
+              <w:left w:val="nil"/>
+              <w:bottom w:val="single" w:sz="4" w:color="E6EAF0" w:space="0"/>
+              <w:right w:val="nil"/>
+            </w:tcBorders>
+          </w:tcPr>
+          <w:p>
+            <w:pPr>
+              <w:spacing w:before="0" w:after="0"/>
+            </w:pPr>
+            <w:r>
+              <w:rPr>
+                <w:b w:val="0"/>
+                <w:sz w:val="17"/>
+              </w:rPr>
+              <w:t>12 mėn. Euribor</w:t>
+            </w:r>
+          </w:p>
+        </w:tc>
+        <w:tc>
+          <w:tcPr>
+            <w:tcW w:type="dxa" w:w="1814"/>
+            <w:tcBorders>
+              <w:top w:val="nil"/>
+              <w:left w:val="nil"/>
+              <w:bottom w:val="single" w:sz="4" w:color="E6EAF0" w:space="0"/>
+              <w:right w:val="nil"/>
+            </w:tcBorders>
+          </w:tcPr>
+          <w:p>
+            <w:pPr>
+              <w:spacing w:before="0" w:after="0"/>
+              <w:jc w:val="right"/>
+            </w:pPr>
+            <w:r>
+              <w:rPr>
+                <w:b w:val="0"/>
+                <w:sz w:val="17"/>
+              </w:rPr>
+              <w:t>3,25 % (2026-09)</w:t>
+            </w:r>
+          </w:p>
+        </w:tc>
+        <w:tc>
+          <w:tcPr>
+            <w:tcW w:type="dxa" w:w="1361"/>
+            <w:tcBorders>
+              <w:top w:val="nil"/>
+              <w:left w:val="nil"/>
+              <w:bottom w:val="single" w:sz="4" w:color="E6EAF0" w:space="0"/>
+              <w:right w:val="nil"/>
+            </w:tcBorders>
+          </w:tcPr>
+          <w:p>
+            <w:pPr>
+              <w:spacing w:before="0" w:after="0"/>
+              <w:jc w:val="right"/>
+            </w:pPr>
+            <w:r>
+              <w:rPr>
+                <w:b w:val="0"/>
+                <w:sz w:val="17"/>
+              </w:rPr>
+              <w:t>2,80 %</w:t>
+            </w:r>
+          </w:p>
+        </w:tc>
+        <w:tc>
+          <w:tcPr>
+            <w:tcW w:type="dxa" w:w="1361"/>
+            <w:tcBorders>
+              <w:top w:val="nil"/>
+              <w:left w:val="nil"/>
+              <w:bottom w:val="single" w:sz="4" w:color="E6EAF0" w:space="0"/>
+              <w:right w:val="nil"/>
+            </w:tcBorders>
+          </w:tcPr>
+          <w:p>
+            <w:pPr>
+              <w:spacing w:before="0" w:after="0"/>
+              <w:jc w:val="right"/>
+            </w:pPr>
+            <w:r>
+              <w:rPr>
+                <w:b w:val="0"/>
+                <w:sz w:val="17"/>
+              </w:rPr>
+              <w:t>2,17 %</w:t>
+            </w:r>
+          </w:p>
+        </w:tc>
+        <w:tc>
+          <w:tcPr>
+            <w:tcW w:type="dxa" w:w="1587"/>
+            <w:tcBorders>
+              <w:top w:val="nil"/>
+              <w:left w:val="nil"/>
+              <w:bottom w:val="single" w:sz="4" w:color="E6EAF0" w:space="0"/>
+              <w:right w:val="nil"/>
+            </w:tcBorders>
+          </w:tcPr>
+          <w:p>
+            <w:pPr>
+              <w:spacing w:before="0" w:after="0"/>
+              <w:jc w:val="right"/>
+            </w:pPr>
+            <w:r>
+              <w:rPr>
+                <w:b w:val="0"/>
+                <w:sz w:val="17"/>
+              </w:rPr>
+              <w:t>▲ 1,08 p. p.</w:t>
+            </w:r>
+          </w:p>
+        </w:tc>
+      </w:tr>
+      <w:tr>
+        <w:tc>
+          <w:tcPr>
+            <w:tcW w:type="dxa" w:w="3515"/>
+            <w:tcBorders>
+              <w:top w:val="nil"/>
+              <w:left w:val="nil"/>
+              <w:bottom w:val="single" w:sz="4" w:color="E6EAF0" w:space="0"/>
+              <w:right w:val="nil"/>
+            </w:tcBorders>
+          </w:tcPr>
+          <w:p>
+            <w:pPr>
+              <w:spacing w:before="0" w:after="0"/>
+            </w:pPr>
+            <w:r>
+              <w:rPr>
+                <w:b w:val="0"/>
+                <w:sz w:val="17"/>
+              </w:rPr>
+              <w:t>Euro zonos AAA vyriausybių 10 m. pajamingumas</w:t>
+            </w:r>
+          </w:p>
+        </w:tc>
+        <w:tc>
+          <w:tcPr>
+            <w:tcW w:type="dxa" w:w="1814"/>
+            <w:tcBorders>
+              <w:top w:val="nil"/>
+              <w:left w:val="nil"/>
+              <w:bottom w:val="single" w:sz="4" w:color="E6EAF0" w:space="0"/>
+              <w:right w:val="nil"/>
+            </w:tcBorders>
+          </w:tcPr>
+          <w:p>
+            <w:pPr>
+              <w:spacing w:before="0" w:after="0"/>
+              <w:jc w:val="right"/>
+            </w:pPr>
+            <w:r>
+              <w:rPr>
+                <w:b w:val="0"/>
+                <w:sz w:val="17"/>
+              </w:rPr>
+              <w:t>3,43 % (2026-10)</w:t>
+            </w:r>
+          </w:p>
+        </w:tc>
+        <w:tc>
+          <w:tcPr>
+            <w:tcW w:type="dxa" w:w="1361"/>
+            <w:tcBorders>
+              <w:top w:val="nil"/>
+              <w:left w:val="nil"/>
+              <w:bottom w:val="single" w:sz="4" w:color="E6EAF0" w:space="0"/>
+              <w:right w:val="nil"/>
+            </w:tcBorders>
+          </w:tcPr>
+          <w:p>
+            <w:pPr>
+              <w:spacing w:before="0" w:after="0"/>
+              <w:jc w:val="right"/>
+            </w:pPr>
+            <w:r>
+              <w:rPr>
+                <w:b w:val="0"/>
+                <w:sz w:val="17"/>
+              </w:rPr>
+              <w:t>3,23 %</w:t>
+            </w:r>
+          </w:p>
+        </w:tc>
+        <w:tc>
+          <w:tcPr>
+            <w:tcW w:type="dxa" w:w="1361"/>
+            <w:tcBorders>
+              <w:top w:val="nil"/>
+              <w:left w:val="nil"/>
+              <w:bottom w:val="single" w:sz="4" w:color="E6EAF0" w:space="0"/>
+              <w:right w:val="nil"/>
+            </w:tcBorders>
+          </w:tcPr>
+          <w:p>
+            <w:pPr>
+              <w:spacing w:before="0" w:after="0"/>
+              <w:jc w:val="right"/>
+            </w:pPr>
+            <w:r>
+              <w:rPr>
+                <w:b w:val="0"/>
+                <w:sz w:val="17"/>
+              </w:rPr>
+              <w:t>2,72 %</w:t>
+            </w:r>
+          </w:p>
+        </w:tc>
+        <w:tc>
+          <w:tcPr>
+            <w:tcW w:type="dxa" w:w="1587"/>
+            <w:tcBorders>
+              <w:top w:val="nil"/>
+              <w:left w:val="nil"/>
+              <w:bottom w:val="single" w:sz="4" w:color="E6EAF0" w:space="0"/>
+              <w:right w:val="nil"/>
+            </w:tcBorders>
+          </w:tcPr>
+          <w:p>
+            <w:pPr>
+              <w:spacing w:before="0" w:after="0"/>
+              <w:jc w:val="right"/>
+            </w:pPr>
+            <w:r>
+              <w:rPr>
+                <w:b w:val="0"/>
+                <w:sz w:val="17"/>
+              </w:rPr>
+              <w:t>▲ 0,71 p. p.</w:t>
+            </w:r>
+          </w:p>
+        </w:tc>
+      </w:tr>
+      <w:tr>
+        <w:tc>
+          <w:tcPr>
+            <w:tcW w:type="dxa" w:w="3515"/>
+            <w:tcBorders>
+              <w:top w:val="nil"/>
+              <w:left w:val="nil"/>
+              <w:bottom w:val="single" w:sz="4" w:color="E6EAF0" w:space="0"/>
+              <w:right w:val="nil"/>
+            </w:tcBorders>
+          </w:tcPr>
+          <w:p>
+            <w:pPr>
+              <w:spacing w:before="0" w:after="0"/>
+            </w:pPr>
+            <w:r>
+              <w:rPr>
+                <w:b w:val="0"/>
+                <w:sz w:val="17"/>
+              </w:rPr>
+              <w:t>Euro zonos infliacija (SVKI, metinė)</w:t>
+            </w:r>
+          </w:p>
+        </w:tc>
+        <w:tc>
+          <w:tcPr>
+            <w:tcW w:type="dxa" w:w="1814"/>
+            <w:tcBorders>
+              <w:top w:val="nil"/>
+              <w:left w:val="nil"/>
+              <w:bottom w:val="single" w:sz="4" w:color="E6EAF0" w:space="0"/>
+              <w:right w:val="nil"/>
+            </w:tcBorders>
+          </w:tcPr>
+          <w:p>
+            <w:pPr>
+              <w:spacing w:before="0" w:after="0"/>
+              <w:jc w:val="right"/>
+            </w:pPr>
+            <w:r>
+              <w:rPr>
+                <w:b w:val="0"/>
+                <w:sz w:val="17"/>
+              </w:rPr>
+              <w:t>1,90 % (2025-12)</w:t>
+            </w:r>
+          </w:p>
+        </w:tc>
+        <w:tc>
+          <w:tcPr>
+            <w:tcW w:type="dxa" w:w="1361"/>
+            <w:tcBorders>
+              <w:top w:val="nil"/>
+              <w:left w:val="nil"/>
+              <w:bottom w:val="single" w:sz="4" w:color="E6EAF0" w:space="0"/>
+              <w:right w:val="nil"/>
+            </w:tcBorders>
+          </w:tcPr>
+          <w:p>
+            <w:pPr>
+              <w:spacing w:before="0" w:after="0"/>
+              <w:jc w:val="right"/>
+            </w:pPr>
+            <w:r>
+              <w:rPr>
+                <w:b w:val="0"/>
+                <w:sz w:val="17"/>
+              </w:rPr>
+              <w:t>2,20 %</w:t>
+            </w:r>
+          </w:p>
+        </w:tc>
+        <w:tc>
+          <w:tcPr>
+            <w:tcW w:type="dxa" w:w="1361"/>
+            <w:tcBorders>
+              <w:top w:val="nil"/>
+              <w:left w:val="nil"/>
+              <w:bottom w:val="single" w:sz="4" w:color="E6EAF0" w:space="0"/>
+              <w:right w:val="nil"/>
+            </w:tcBorders>
+          </w:tcPr>
+          <w:p>
+            <w:pPr>
+              <w:spacing w:before="0" w:after="0"/>
+              <w:jc w:val="right"/>
+            </w:pPr>
+            <w:r>
+              <w:rPr>
+                <w:b w:val="0"/>
+                <w:sz w:val="17"/>
+              </w:rPr>
+              <w:t>2,40 %</w:t>
+            </w:r>
+          </w:p>
+        </w:tc>
+        <w:tc>
+          <w:tcPr>
+            <w:tcW w:type="dxa" w:w="1587"/>
+            <w:tcBorders>
+              <w:top w:val="nil"/>
+              <w:left w:val="nil"/>
+              <w:bottom w:val="single" w:sz="4" w:color="E6EAF0" w:space="0"/>
+              <w:right w:val="nil"/>
+            </w:tcBorders>
+          </w:tcPr>
+          <w:p>
+            <w:pPr>
+              <w:spacing w:before="0" w:after="0"/>
+              <w:jc w:val="right"/>
+            </w:pPr>
+            <w:r>
+              <w:rPr>
+                <w:b w:val="0"/>
+                <w:sz w:val="17"/>
+              </w:rPr>
+              <w:t>▼ 0,50 p. p.</w:t>
+            </w:r>
+          </w:p>
+        </w:tc>
+      </w:tr>
+    </w:tbl>
+    <w:p>
+      <w:pPr>
+        <w:spacing w:before="0" w:after="40"/>
+      </w:pPr>
+    </w:p>
+    <w:p>
+      <w:pPr>
+        <w:spacing w:before="40" w:after="60"/>
+      </w:pPr>
+      <w:r>
+        <w:rPr>
+          <w:b w:val="0"/>
+          <w:color w:val="667085"/>
+          <w:sz w:val="16"/>
+        </w:rPr>
+        <w:t>Euro zonos palūkanos ir infliacija (ECB duomenys, mėnesio pabaigos reikšmė; Euribor ir infliacija – mėnesio vidurkis). Svarbu kintamų palūkanų ir perkainojamoms (reset) obligacijoms bei refinansavimo kaštams.</w:t>
+      </w:r>
+    </w:p>
+    <w:p>
+      <w:pPr>
+        <w:keepNext/>
+        <w:pBdr>
+          <w:bottom w:val="single" w:sz="8" w:color="12355B" w:space="4"/>
         </w:pBdr>
         <w:tabs>
           <w:tab w:pos="482" w:val="left"/>
@@ -3600,7 +4741,7 @@
       <w:r>
         <w:rPr>
           <w:b/>
-          <w:color w:val="1F4E79"/>
+          <w:color w:val="12355B"/>
           <w:sz w:val="28"/>
         </w:rPr>
         <w:t>Ką rašo spauda</w:t>
@@ -3613,7 +4754,7 @@
       <w:r>
         <w:rPr>
           <w:b w:val="0"/>
-          <w:color w:val="5F6B7A"/>
+          <w:color w:val="667085"/>
           <w:sz w:val="18"/>
         </w:rPr>
         <w:t>Per šį laikotarpį naujienų apie emitentą nerasta.</w:t>
@@ -3623,7 +4764,7 @@
       <w:pPr>
         <w:keepNext/>
         <w:pBdr>
-          <w:bottom w:val="single" w:sz="8" w:color="1F4E79" w:space="4"/>
+          <w:bottom w:val="single" w:sz="8" w:color="12355B" w:space="4"/>
         </w:pBdr>
         <w:tabs>
           <w:tab w:pos="482" w:val="left"/>
@@ -3642,7 +4783,7 @@
       <w:r>
         <w:rPr>
           <w:b/>
-          <w:color w:val="1F4E79"/>
+          <w:color w:val="12355B"/>
           <w:sz w:val="28"/>
         </w:rPr>
         <w:t>ESG report</w:t>
@@ -3651,7 +4792,7 @@
     <w:p>
       <w:pPr>
         <w:keepNext/>
-        <w:shd w:val="clear" w:color="auto" w:fill="EAF1F8"/>
+        <w:shd w:val="clear" w:color="auto" w:fill="EEF3F8"/>
         <w:spacing w:before="200" w:after="80"/>
         <w:ind w:left="85"/>
       </w:pPr>
@@ -3659,7 +4800,7 @@
         <w:rPr>
           <w:b/>
           <w:caps/>
-          <w:color w:val="1F4E79"/>
+          <w:color w:val="12355B"/>
           <w:sz w:val="19"/>
         </w:rPr>
         <w:t>Exclusionary screening (companies)</w:t>
@@ -3732,7 +4873,7 @@
             <w:r>
               <w:rPr>
                 <w:b/>
-                <w:color w:val="1A1A1A"/>
+                <w:color w:val="1B2430"/>
                 <w:sz w:val="19"/>
               </w:rPr>
               <w:t>Yes, the company is not involved in excluded sectors: controversial and nuclear weapons, tobacco, gambling and restricted sectors in fossil fuel</w:t>
@@ -3749,7 +4890,7 @@
             <w:r>
               <w:rPr>
                 <w:b w:val="0"/>
-                <w:color w:val="5F6B7A"/>
+                <w:color w:val="667085"/>
                 <w:sz w:val="18"/>
               </w:rPr>
               <w:t>•</w:t>
@@ -3775,7 +4916,7 @@
             <w:r>
               <w:rPr>
                 <w:b w:val="0"/>
-                <w:color w:val="5F6B7A"/>
+                <w:color w:val="667085"/>
                 <w:sz w:val="18"/>
               </w:rPr>
               <w:t>•</w:t>
@@ -3796,7 +4937,7 @@
                   <w:vertAlign w:val="superscript"/>
                   <w:sz w:val="15"/>
                 </w:rPr>
-                <w:t xml:space="preserve">15</w:t>
+                <w:t xml:space="preserve">16</w:t>
               </w:r>
             </w:hyperlink>
             <w:r>
@@ -3878,7 +5019,7 @@
             <w:r>
               <w:rPr>
                 <w:b/>
-                <w:color w:val="1A1A1A"/>
+                <w:color w:val="1B2430"/>
                 <w:sz w:val="19"/>
               </w:rPr>
               <w:t>Yes, the company does not have red flag/signal related to controversies based on UN Global Compact, OECD Guidelines for Multinational Enterprises or any other relevant principles/standards</w:t>
@@ -3895,7 +5036,7 @@
             <w:r>
               <w:rPr>
                 <w:b w:val="0"/>
-                <w:color w:val="5F6B7A"/>
+                <w:color w:val="667085"/>
                 <w:sz w:val="18"/>
               </w:rPr>
               <w:t>•</w:t>
@@ -3980,7 +5121,7 @@
             <w:r>
               <w:rPr>
                 <w:b/>
-                <w:color w:val="1A1A1A"/>
+                <w:color w:val="1B2430"/>
                 <w:sz w:val="19"/>
               </w:rPr>
               <w:t>Yes, the company is not in the list of sanctions (add a screenshot)</w:t>
@@ -3997,7 +5138,7 @@
             <w:r>
               <w:rPr>
                 <w:b w:val="0"/>
-                <w:color w:val="5F6B7A"/>
+                <w:color w:val="667085"/>
                 <w:sz w:val="18"/>
               </w:rPr>
               <w:t>•</w:t>
@@ -4082,7 +5223,7 @@
             <w:r>
               <w:rPr>
                 <w:b/>
-                <w:color w:val="1A1A1A"/>
+                <w:color w:val="1B2430"/>
                 <w:sz w:val="19"/>
               </w:rPr>
               <w:t>Yes, issues were not identified from adverse media checks (add a screenshot)</w:t>
@@ -4099,7 +5240,7 @@
             <w:r>
               <w:rPr>
                 <w:b w:val="0"/>
-                <w:color w:val="5F6B7A"/>
+                <w:color w:val="667085"/>
                 <w:sz w:val="18"/>
               </w:rPr>
               <w:t>•</w:t>
@@ -4125,7 +5266,7 @@
             <w:r>
               <w:rPr>
                 <w:b w:val="0"/>
-                <w:color w:val="5F6B7A"/>
+                <w:color w:val="667085"/>
                 <w:sz w:val="18"/>
               </w:rPr>
               <w:t>•</w:t>
@@ -4171,7 +5312,7 @@
     <w:p>
       <w:pPr>
         <w:keepNext/>
-        <w:shd w:val="clear" w:color="auto" w:fill="EAF1F8"/>
+        <w:shd w:val="clear" w:color="auto" w:fill="EEF3F8"/>
         <w:spacing w:before="200" w:after="80"/>
         <w:ind w:left="85"/>
       </w:pPr>
@@ -4179,7 +5320,7 @@
         <w:rPr>
           <w:b/>
           <w:caps/>
-          <w:color w:val="1F4E79"/>
+          <w:color w:val="12355B"/>
           <w:sz w:val="19"/>
         </w:rPr>
         <w:t>ESG integration and positive screening (positive answers imply higher allocation)</w:t>
@@ -4252,7 +5393,7 @@
             <w:r>
               <w:rPr>
                 <w:b/>
-                <w:color w:val="1A1A1A"/>
+                <w:color w:val="1B2430"/>
                 <w:sz w:val="19"/>
               </w:rPr>
               <w:t>Yes, the company is promoting environmental or social characteristics (activities, ESG policy, good ESG rating, etc)</w:t>
@@ -4269,7 +5410,7 @@
             <w:r>
               <w:rPr>
                 <w:b w:val="0"/>
-                <w:color w:val="5F6B7A"/>
+                <w:color w:val="667085"/>
                 <w:sz w:val="18"/>
               </w:rPr>
               <w:t>•</w:t>
@@ -4290,7 +5431,7 @@
                   <w:vertAlign w:val="superscript"/>
                   <w:sz w:val="15"/>
                 </w:rPr>
-                <w:t xml:space="preserve">15</w:t>
+                <w:t xml:space="preserve">16</w:t>
               </w:r>
             </w:hyperlink>
             <w:r>
@@ -4372,7 +5513,7 @@
             <w:r>
               <w:rPr>
                 <w:b/>
-                <w:color w:val="1A1A1A"/>
+                <w:color w:val="1B2430"/>
                 <w:sz w:val="19"/>
               </w:rPr>
               <w:t>Yes, the activities of the company or it’s strategy is aligned with the taxonomy and/or Paris agreement targets (e.g. net zero commitment)</w:t>
@@ -4389,7 +5530,7 @@
             <w:r>
               <w:rPr>
                 <w:b w:val="0"/>
-                <w:color w:val="5F6B7A"/>
+                <w:color w:val="667085"/>
                 <w:sz w:val="18"/>
               </w:rPr>
               <w:t>•</w:t>
@@ -4474,7 +5615,7 @@
             <w:r>
               <w:rPr>
                 <w:b/>
-                <w:color w:val="1A1A1A"/>
+                <w:color w:val="1B2430"/>
                 <w:sz w:val="19"/>
               </w:rPr>
               <w:t>Yes, the company does not have yellow flag/signal related to controversies based on UN Global Compact or any other relevant principles/standards</w:t>
@@ -4491,7 +5632,7 @@
             <w:r>
               <w:rPr>
                 <w:b w:val="0"/>
-                <w:color w:val="5F6B7A"/>
+                <w:color w:val="667085"/>
                 <w:sz w:val="18"/>
               </w:rPr>
               <w:t>•</w:t>
@@ -4576,7 +5717,7 @@
             <w:r>
               <w:rPr>
                 <w:b/>
-                <w:color w:val="1A1A1A"/>
+                <w:color w:val="1B2430"/>
                 <w:sz w:val="19"/>
               </w:rPr>
               <w:t>Yes, the company fulfills the expectations from SEB thematic and sector policies</w:t>
@@ -4606,7 +5747,7 @@
             <w:r>
               <w:rPr>
                 <w:b w:val="0"/>
-                <w:color w:val="5F6B7A"/>
+                <w:color w:val="667085"/>
                 <w:sz w:val="18"/>
               </w:rPr>
               <w:t>•</w:t>
@@ -4620,14 +5761,14 @@
               </w:rPr>
               <w:t>NT ir statybos politika</w:t>
             </w:r>
-            <w:hyperlink r:id="rId24">
+            <w:hyperlink r:id="rId25">
               <w:r>
                 <w:rPr>
                   <w:color w:val="2A78D6"/>
                   <w:vertAlign w:val="superscript"/>
                   <w:sz w:val="15"/>
                 </w:rPr>
-                <w:t xml:space="preserve">16</w:t>
+                <w:t xml:space="preserve">17</w:t>
               </w:r>
             </w:hyperlink>
             <w:r>
@@ -4663,7 +5804,7 @@
             <w:r>
               <w:rPr>
                 <w:b w:val="0"/>
-                <w:color w:val="5F6B7A"/>
+                <w:color w:val="667085"/>
                 <w:sz w:val="18"/>
               </w:rPr>
               <w:t>•</w:t>
@@ -4684,7 +5825,7 @@
                   <w:vertAlign w:val="superscript"/>
                   <w:sz w:val="15"/>
                 </w:rPr>
-                <w:t xml:space="preserve">15</w:t>
+                <w:t xml:space="preserve">16</w:t>
               </w:r>
             </w:hyperlink>
             <w:r>
@@ -4720,7 +5861,7 @@
             <w:r>
               <w:rPr>
                 <w:b w:val="0"/>
-                <w:color w:val="5F6B7A"/>
+                <w:color w:val="667085"/>
                 <w:sz w:val="18"/>
               </w:rPr>
               <w:t>•</w:t>
@@ -4753,7 +5894,7 @@
     <w:p>
       <w:pPr>
         <w:keepNext/>
-        <w:shd w:val="clear" w:color="auto" w:fill="EAF1F8"/>
+        <w:shd w:val="clear" w:color="auto" w:fill="EEF3F8"/>
         <w:spacing w:before="200" w:after="80"/>
         <w:ind w:left="85"/>
       </w:pPr>
@@ -4761,7 +5902,7 @@
         <w:rPr>
           <w:b/>
           <w:caps/>
-          <w:color w:val="1F4E79"/>
+          <w:color w:val="12355B"/>
           <w:sz w:val="19"/>
         </w:rPr>
         <w:t>Engagement</w:t>
@@ -4834,7 +5975,7 @@
             <w:r>
               <w:rPr>
                 <w:b/>
-                <w:color w:val="1A1A1A"/>
+                <w:color w:val="1B2430"/>
                 <w:sz w:val="19"/>
               </w:rPr>
               <w:t>Is there a need for pro-active engagement with the company?</w:t>
@@ -4851,7 +5992,7 @@
             <w:r>
               <w:rPr>
                 <w:b w:val="0"/>
-                <w:color w:val="5F6B7A"/>
+                <w:color w:val="667085"/>
                 <w:sz w:val="18"/>
               </w:rPr>
               <w:t>•</w:t>
@@ -4884,7 +6025,7 @@
     <w:p>
       <w:pPr>
         <w:keepNext/>
-        <w:shd w:val="clear" w:color="auto" w:fill="EAF1F8"/>
+        <w:shd w:val="clear" w:color="auto" w:fill="EEF3F8"/>
         <w:spacing w:before="200" w:after="80"/>
         <w:ind w:left="85"/>
       </w:pPr>
@@ -4892,7 +6033,7 @@
         <w:rPr>
           <w:b/>
           <w:caps/>
-          <w:color w:val="1F4E79"/>
+          <w:color w:val="12355B"/>
           <w:sz w:val="19"/>
         </w:rPr>
         <w:t>Indicators</w:t>
@@ -4965,7 +6106,7 @@
             <w:r>
               <w:rPr>
                 <w:b/>
-                <w:color w:val="1A1A1A"/>
+                <w:color w:val="1B2430"/>
                 <w:sz w:val="19"/>
               </w:rPr>
               <w:t>Yes, the indicators of the company support the targets of sustainability and PAI indicators followed by the Fund</w:t>
@@ -4982,7 +6123,7 @@
             <w:r>
               <w:rPr>
                 <w:b w:val="0"/>
-                <w:color w:val="5F6B7A"/>
+                <w:color w:val="667085"/>
                 <w:sz w:val="18"/>
               </w:rPr>
               <w:t>•</w:t>
@@ -5003,7 +6144,7 @@
                   <w:vertAlign w:val="superscript"/>
                   <w:sz w:val="15"/>
                 </w:rPr>
-                <w:t xml:space="preserve">15</w:t>
+                <w:t xml:space="preserve">16</w:t>
               </w:r>
             </w:hyperlink>
             <w:r>
@@ -5056,7 +6197,7 @@
       <w:r>
         <w:rPr>
           <w:b w:val="0"/>
-          <w:color w:val="5F6B7A"/>
+          <w:color w:val="667085"/>
           <w:sz w:val="16"/>
         </w:rPr>
         <w:t>Taikytos SEB politikos: Policy on Sustainability Considerations in Investments (SEB AB); Real Estate and Construction sector policy; Environmental Policy on Climate, Nature and Water (thematic); Social and Human Rights Policy (thematic); Governance expectations in sector policies (anti-corruption, tax, reporting)</w:t>
@@ -5066,7 +6207,7 @@
       <w:pPr>
         <w:keepNext/>
         <w:pBdr>
-          <w:bottom w:val="single" w:sz="8" w:color="1F4E79" w:space="4"/>
+          <w:bottom w:val="single" w:sz="8" w:color="12355B" w:space="4"/>
         </w:pBdr>
         <w:tabs>
           <w:tab w:pos="482" w:val="left"/>
@@ -5085,7 +6226,7 @@
       <w:r>
         <w:rPr>
           <w:b/>
-          <w:color w:val="1F4E79"/>
+          <w:color w:val="12355B"/>
           <w:sz w:val="28"/>
         </w:rPr>
         <w:t>Šaltiniai</w:t>
@@ -5102,7 +6243,7 @@
       <w:r>
         <w:rPr>
           <w:b w:val="0"/>
-          <w:color w:val="5F6B7A"/>
+          <w:color w:val="667085"/>
           <w:sz w:val="17"/>
         </w:rPr>
         <w:t>1.</w:t>
@@ -5129,7 +6270,7 @@
       <w:r>
         <w:rPr>
           <w:b w:val="0"/>
-          <w:color w:val="5F6B7A"/>
+          <w:color w:val="667085"/>
           <w:sz w:val="17"/>
         </w:rPr>
         <w:t>2.</w:t>
@@ -5156,7 +6297,7 @@
       <w:r>
         <w:rPr>
           <w:b w:val="0"/>
-          <w:color w:val="5F6B7A"/>
+          <w:color w:val="667085"/>
           <w:sz w:val="17"/>
         </w:rPr>
         <w:t>3.</w:t>
@@ -5183,7 +6324,7 @@
       <w:r>
         <w:rPr>
           <w:b w:val="0"/>
-          <w:color w:val="5F6B7A"/>
+          <w:color w:val="667085"/>
           <w:sz w:val="17"/>
         </w:rPr>
         <w:t>4.</w:t>
@@ -5210,7 +6351,7 @@
       <w:r>
         <w:rPr>
           <w:b w:val="0"/>
-          <w:color w:val="5F6B7A"/>
+          <w:color w:val="667085"/>
           <w:sz w:val="17"/>
         </w:rPr>
         <w:t>5.</w:t>
@@ -5237,7 +6378,7 @@
       <w:r>
         <w:rPr>
           <w:b w:val="0"/>
-          <w:color w:val="5F6B7A"/>
+          <w:color w:val="667085"/>
           <w:sz w:val="17"/>
         </w:rPr>
         <w:t>6.</w:t>
@@ -5264,7 +6405,7 @@
       <w:r>
         <w:rPr>
           <w:b w:val="0"/>
-          <w:color w:val="5F6B7A"/>
+          <w:color w:val="667085"/>
           <w:sz w:val="17"/>
         </w:rPr>
         <w:t>7.</w:t>
@@ -5291,7 +6432,7 @@
       <w:r>
         <w:rPr>
           <w:b w:val="0"/>
-          <w:color w:val="5F6B7A"/>
+          <w:color w:val="667085"/>
           <w:sz w:val="17"/>
         </w:rPr>
         <w:t>8.</w:t>
@@ -5318,7 +6459,7 @@
       <w:r>
         <w:rPr>
           <w:b w:val="0"/>
-          <w:color w:val="5F6B7A"/>
+          <w:color w:val="667085"/>
           <w:sz w:val="17"/>
         </w:rPr>
         <w:t>9.</w:t>
@@ -5345,7 +6486,7 @@
       <w:r>
         <w:rPr>
           <w:b w:val="0"/>
-          <w:color w:val="5F6B7A"/>
+          <w:color w:val="667085"/>
           <w:sz w:val="17"/>
         </w:rPr>
         <w:t>10.</w:t>
@@ -5372,7 +6513,7 @@
       <w:r>
         <w:rPr>
           <w:b w:val="0"/>
-          <w:color w:val="5F6B7A"/>
+          <w:color w:val="667085"/>
           <w:sz w:val="17"/>
         </w:rPr>
         <w:t>11.</w:t>
@@ -5399,7 +6540,7 @@
       <w:r>
         <w:rPr>
           <w:b w:val="0"/>
-          <w:color w:val="5F6B7A"/>
+          <w:color w:val="667085"/>
           <w:sz w:val="17"/>
         </w:rPr>
         <w:t>12.</w:t>
@@ -5426,7 +6567,7 @@
       <w:r>
         <w:rPr>
           <w:b w:val="0"/>
-          <w:color w:val="5F6B7A"/>
+          <w:color w:val="667085"/>
           <w:sz w:val="17"/>
         </w:rPr>
         <w:t>13.</w:t>
@@ -5453,7 +6594,7 @@
       <w:r>
         <w:rPr>
           <w:b w:val="0"/>
-          <w:color w:val="5F6B7A"/>
+          <w:color w:val="667085"/>
           <w:sz w:val="17"/>
         </w:rPr>
         <w:t>14.</w:t>
@@ -5480,10 +6621,37 @@
       <w:r>
         <w:rPr>
           <w:b w:val="0"/>
-          <w:color w:val="5F6B7A"/>
+          <w:color w:val="667085"/>
           <w:sz w:val="17"/>
         </w:rPr>
         <w:t>15.</w:t>
+        <w:tab/>
+      </w:r>
+      <w:hyperlink r:id="rId24">
+        <w:r>
+          <w:rPr>
+            <w:color w:val="2A78D6"/>
+            <w:sz w:val="17"/>
+          </w:rPr>
+          <w:t xml:space="preserve">Hepsor - Consolidated unaudited interim report Q2 2026, p. 21, 22, 2026-07-28</w:t>
+        </w:r>
+      </w:hyperlink>
+    </w:p>
+    <w:p>
+      <w:pPr>
+        <w:tabs>
+          <w:tab w:pos="397" w:val="left"/>
+        </w:tabs>
+        <w:spacing w:before="0" w:after="30"/>
+        <w:ind w:left="397" w:hanging="397"/>
+      </w:pPr>
+      <w:r>
+        <w:rPr>
+          <w:b w:val="0"/>
+          <w:color w:val="667085"/>
+          <w:sz w:val="17"/>
+        </w:rPr>
+        <w:t>16.</w:t>
         <w:tab/>
       </w:r>
       <w:hyperlink r:id="rId15">
@@ -5507,13 +6675,13 @@
       <w:r>
         <w:rPr>
           <w:b w:val="0"/>
-          <w:color w:val="5F6B7A"/>
+          <w:color w:val="667085"/>
           <w:sz w:val="17"/>
         </w:rPr>
-        <w:t>16.</w:t>
+        <w:t>17.</w:t>
         <w:tab/>
       </w:r>
-      <w:hyperlink r:id="rId24">
+      <w:hyperlink r:id="rId25">
         <w:r>
           <w:rPr>
             <w:color w:val="2A78D6"/>
@@ -5530,7 +6698,7 @@
       <w:r>
         <w:rPr>
           <w:b w:val="0"/>
-          <w:color w:val="5F6B7A"/>
+          <w:color w:val="667085"/>
           <w:sz w:val="16"/>
         </w:rPr>
         <w:t>Ataskaita parengta iš viešų šaltinių. Skaičiai pateikiami taip, kaip juos skelbia emitentas; maži numeriai prie teksto veda į šaltinių sąrašą.</w:t>
@@ -5555,7 +6723,7 @@
   <w:p>
     <w:pPr>
       <w:pBdr>
-        <w:top w:val="single" w:sz="4" w:color="C9D3DE" w:space="4"/>
+        <w:top w:val="single" w:sz="4" w:color="D5DCE4" w:space="4"/>
       </w:pBdr>
       <w:tabs>
         <w:tab w:pos="9638" w:val="right"/>
@@ -5564,7 +6732,7 @@
     <w:r>
       <w:rPr>
         <w:b w:val="0"/>
-        <w:color w:val="5F6B7A"/>
+        <w:color w:val="667085"/>
         <w:sz w:val="16"/>
       </w:rPr>
       <w:t>Hepsor · 6M2026 · 2026-10-22</w:t>
@@ -5573,7 +6741,7 @@
     <w:r>
       <w:rPr>
         <w:b/>
-        <w:color w:val="1F4E79"/>
+        <w:color w:val="12355B"/>
         <w:sz w:val="16"/>
       </w:rPr>
       <w:fldChar w:fldCharType="begin"/>
@@ -5589,7 +6757,7 @@
   <w:p>
     <w:pPr>
       <w:pBdr>
-        <w:top w:val="single" w:sz="4" w:color="C9D3DE" w:space="4"/>
+        <w:top w:val="single" w:sz="4" w:color="D5DCE4" w:space="4"/>
       </w:pBdr>
       <w:tabs>
         <w:tab w:pos="9638" w:val="right"/>
@@ -5598,7 +6766,7 @@
     <w:r>
       <w:rPr>
         <w:b w:val="0"/>
-        <w:color w:val="5F6B7A"/>
+        <w:color w:val="667085"/>
         <w:sz w:val="16"/>
       </w:rPr>
       <w:t>Hepsor · 6M2026 · 2026-10-22</w:t>
@@ -5607,7 +6775,7 @@
     <w:r>
       <w:rPr>
         <w:b/>
-        <w:color w:val="1F4E79"/>
+        <w:color w:val="12355B"/>
         <w:sz w:val="16"/>
       </w:rPr>
       <w:fldChar w:fldCharType="begin"/>
@@ -5623,7 +6791,7 @@
   <w:p>
     <w:pPr>
       <w:pBdr>
-        <w:bottom w:val="single" w:sz="4" w:color="C9D3DE" w:space="4"/>
+        <w:bottom w:val="single" w:sz="4" w:color="D5DCE4" w:space="4"/>
       </w:pBdr>
       <w:tabs>
         <w:tab w:pos="9638" w:val="right"/>
@@ -5632,7 +6800,7 @@
     <w:r>
       <w:rPr>
         <w:b/>
-        <w:color w:val="1F4E79"/>
+        <w:color w:val="12355B"/>
         <w:sz w:val="16"/>
       </w:rPr>
       <w:t>Hepsor</w:t>
@@ -5640,7 +6808,7 @@
     <w:r>
       <w:rPr>
         <w:b w:val="0"/>
-        <w:color w:val="5F6B7A"/>
+        <w:color w:val="667085"/>
         <w:sz w:val="16"/>
       </w:rPr>
       <w:tab/>
@@ -6018,7 +7186,7 @@
     </w:pPr>
     <w:rPr>
       <w:rFonts w:ascii="Calibri" w:hAnsi="Calibri" w:eastAsia="Calibri"/>
-      <w:color w:val="1A1A1A"/>
+      <w:color w:val="1B2430"/>
       <w:sz w:val="21"/>
     </w:rPr>
   </w:style>

--- a/docs/files/hepsor/hepsor_6M2026_lt.docx
+++ b/docs/files/hepsor/hepsor_6M2026_lt.docx
@@ -5278,7 +5278,7 @@
                 <w:color w:val="333333"/>
                 <w:sz w:val="18"/>
               </w:rPr>
-              <w:t>Naujienų suvestinė 2026-07-24 – 2026-10-22: 0 pranešimų, iš jų su neigiamu žodžiu antraštėje – 0 (plačiau – skiltyje „Ką rašo spauda“).</w:t>
+              <w:t>Naujienų suvestinė 2026-07-25 – 2026-10-23: 0 pranešimų, iš jų su neigiamu žodžiu antraštėje – 0 (plačiau – skiltyje „Ką rašo spauda“).</w:t>
             </w:r>
           </w:p>
         </w:tc>

--- a/docs/files/hepsor/hepsor_6M2026_lt.docx
+++ b/docs/files/hepsor/hepsor_6M2026_lt.docx
@@ -428,7 +428,7 @@
                 <w:color w:val="1B2430"/>
                 <w:sz w:val="21"/>
               </w:rPr>
-              <w:t>. Pardavimų sutartys auga (129 butai, +36 %, apskaičiuota įrankio), pajamos tikėtinos baigus projektus</w:t>
+              <w:t>. Pardavimų sutartys auga (129 butai, +36 %, mūsų skaičiavimas), pajamos tikėtinos baigus projektus</w:t>
             </w:r>
             <w:hyperlink r:id="rId12">
               <w:r>
@@ -930,7 +930,7 @@
         <w:rPr>
           <w:b w:val="0"/>
         </w:rPr>
-        <w:t xml:space="preserve"> palūkanų skola 58,7 mln. EUR (2025 m. pab. 47,7 mln.); grynoji skola apie 56,2 mln. EUR (apskaičiuota įrankio); pinigai 2,5 mln. EUR</w:t>
+        <w:t xml:space="preserve"> palūkanų skola 58,7 mln. EUR (2025 m. pab. 47,7 mln.); grynoji skola apie 56,2 mln. EUR (mūsų skaičiavimas); pinigai 2,5 mln. EUR</w:t>
       </w:r>
       <w:hyperlink r:id="rId13">
         <w:r>
@@ -2759,7 +2759,7 @@
           <w:color w:val="667085"/>
           <w:sz w:val="16"/>
         </w:rPr>
-        <w:t>Spalvos: žalias pokytis – rodiklis gerėja, raudonas – blogėja. Paskutinio laikotarpio langelio fonas: žalias – geras lygis, geltonas – vidutinis, raudonas – silpnas (įrankio orientyrai, config/metric_rules.yaml).</w:t>
+        <w:t>Spalvos: žalias pokytis – rodiklis gerėja, raudonas – blogėja. Paskutinio laikotarpio langelio fonas: žalias – geras lygis, geltonas – vidutinis, raudonas – silpnas (vidiniai orientyrai, config/metric_rules.yaml).</w:t>
       </w:r>
     </w:p>
     <w:p>
@@ -2772,7 +2772,7 @@
           <w:color w:val="667085"/>
           <w:sz w:val="16"/>
         </w:rPr>
-        <w:t>* – paimta iš ataskaitos santraukos;  ᶜ – apskaičiuota įrankio. Mažas numeris prie teksto – nuoroda į šaltinį (paspaudus atsidaro dokumentas reikiamame puslapyje).</w:t>
+        <w:t>* – paimta iš ataskaitos santraukos;  ᶜ – mūsų skaičiavimas. Mažas numeris prie teksto – nuoroda į šaltinį (paspaudus atsidaro dokumentas reikiamame puslapyje).</w:t>
       </w:r>
     </w:p>
     <w:p>

--- a/docs/files/hepsor/hepsor_6M2026_lt.docx
+++ b/docs/files/hepsor/hepsor_6M2026_lt.docx
@@ -4501,7 +4501,7 @@
                 <w:b w:val="0"/>
                 <w:sz w:val="17"/>
               </w:rPr>
-              <w:t>3,43 % (2026-10)</w:t>
+              <w:t>3,38 % (2026-10)</w:t>
             </w:r>
           </w:p>
         </w:tc>
@@ -4573,7 +4573,7 @@
                 <w:b w:val="0"/>
                 <w:sz w:val="17"/>
               </w:rPr>
-              <w:t>▲ 0,71 p. p.</w:t>
+              <w:t>▲ 0,66 p. p.</w:t>
             </w:r>
           </w:p>
         </w:tc>
@@ -5150,7 +5150,7 @@
                 <w:color w:val="333333"/>
                 <w:sz w:val="18"/>
               </w:rPr>
-              <w:t>Nerasta EU, UN, UK, US OFAC konsoliduotuose sankcijų sąrašuose (automatinė patikra 2026-10-22).</w:t>
+              <w:t>Nerasta EU, UN, UK, US OFAC konsoliduotuose sankcijų sąrašuose (automatinė patikra 2026-10-23).</w:t>
             </w:r>
           </w:p>
         </w:tc>

--- a/docs/files/hepsor/hepsor_6M2026_lt.docx
+++ b/docs/files/hepsor/hepsor_6M2026_lt.docx
@@ -5153,6 +5153,117 @@
               <w:t>Nerasta EU, UN, UK, US OFAC konsoliduotuose sankcijų sąrašuose (automatinė patikra 2026-10-23).</w:t>
             </w:r>
           </w:p>
+          <w:p>
+            <w:pPr>
+              <w:spacing w:before="40" w:after="0"/>
+            </w:pPr>
+            <w:r>
+              <w:rPr>
+                <w:b/>
+                <w:color w:val="333333"/>
+                <w:sz w:val="18"/>
+              </w:rPr>
+              <w:t>Rankinė patikra</w:t>
+            </w:r>
+          </w:p>
+          <w:p>
+            <w:pPr>
+              <w:tabs>
+                <w:tab w:pos="198" w:val="left"/>
+              </w:tabs>
+              <w:spacing w:before="0" w:after="20"/>
+              <w:ind w:left="198" w:hanging="198"/>
+            </w:pPr>
+            <w:r>
+              <w:rPr>
+                <w:b w:val="0"/>
+                <w:color w:val="667085"/>
+                <w:sz w:val="18"/>
+              </w:rPr>
+              <w:t>•</w:t>
+              <w:tab/>
+            </w:r>
+            <w:r>
+              <w:rPr>
+                <w:b w:val="0"/>
+                <w:color w:val="333333"/>
+                <w:sz w:val="18"/>
+              </w:rPr>
+              <w:t>OFAC sankcijų paieška</w:t>
+            </w:r>
+            <w:hyperlink r:id="rId25">
+              <w:r>
+                <w:rPr>
+                  <w:color w:val="2A78D6"/>
+                  <w:vertAlign w:val="superscript"/>
+                  <w:sz w:val="15"/>
+                </w:rPr>
+                <w:t xml:space="preserve">17</w:t>
+              </w:r>
+            </w:hyperlink>
+          </w:p>
+          <w:p>
+            <w:pPr>
+              <w:tabs>
+                <w:tab w:pos="198" w:val="left"/>
+              </w:tabs>
+              <w:spacing w:before="0" w:after="20"/>
+              <w:ind w:left="198" w:hanging="198"/>
+            </w:pPr>
+            <w:r>
+              <w:rPr>
+                <w:b w:val="0"/>
+                <w:color w:val="667085"/>
+                <w:sz w:val="18"/>
+              </w:rPr>
+              <w:t>•</w:t>
+              <w:tab/>
+            </w:r>
+            <w:r>
+              <w:rPr>
+                <w:b w:val="0"/>
+                <w:color w:val="333333"/>
+                <w:sz w:val="18"/>
+              </w:rPr>
+              <w:t>ES sankcijų žemėlapis</w:t>
+            </w:r>
+            <w:hyperlink r:id="rId26">
+              <w:r>
+                <w:rPr>
+                  <w:color w:val="2A78D6"/>
+                  <w:vertAlign w:val="superscript"/>
+                  <w:sz w:val="15"/>
+                </w:rPr>
+                <w:t xml:space="preserve">18</w:t>
+              </w:r>
+            </w:hyperlink>
+          </w:p>
+          <w:p>
+            <w:pPr>
+              <w:tabs>
+                <w:tab w:pos="198" w:val="left"/>
+              </w:tabs>
+              <w:spacing w:before="0" w:after="20"/>
+              <w:ind w:left="198" w:hanging="198"/>
+            </w:pPr>
+            <w:r>
+              <w:rPr>
+                <w:b w:val="0"/>
+                <w:color w:val="667085"/>
+                <w:sz w:val="18"/>
+              </w:rPr>
+              <w:t>•</w:t>
+              <w:tab/>
+            </w:r>
+            <w:r>
+              <w:rPr>
+                <w:b w:val="0"/>
+                <w:color w:val="333333"/>
+                <w:sz w:val="18"/>
+              </w:rPr>
+              <w:t>SEB eNameChecker (vidinė SEB sistema).</w:t>
+            </w:r>
+          </w:p>
         </w:tc>
       </w:tr>
     </w:tbl>
@@ -5761,14 +5872,14 @@
               </w:rPr>
               <w:t>NT ir statybos politika</w:t>
             </w:r>
-            <w:hyperlink r:id="rId25">
+            <w:hyperlink r:id="rId27">
               <w:r>
                 <w:rPr>
                   <w:color w:val="2A78D6"/>
                   <w:vertAlign w:val="superscript"/>
                   <w:sz w:val="15"/>
                 </w:rPr>
-                <w:t xml:space="preserve">17</w:t>
+                <w:t xml:space="preserve">19</w:t>
               </w:r>
             </w:hyperlink>
             <w:r>
@@ -6687,6 +6798,60 @@
             <w:color w:val="2A78D6"/>
             <w:sz w:val="17"/>
           </w:rPr>
+          <w:t xml:space="preserve">OFAC Sanctions List Search (US Treasury)</w:t>
+        </w:r>
+      </w:hyperlink>
+    </w:p>
+    <w:p>
+      <w:pPr>
+        <w:tabs>
+          <w:tab w:pos="397" w:val="left"/>
+        </w:tabs>
+        <w:spacing w:before="0" w:after="30"/>
+        <w:ind w:left="397" w:hanging="397"/>
+      </w:pPr>
+      <w:r>
+        <w:rPr>
+          <w:b w:val="0"/>
+          <w:color w:val="667085"/>
+          <w:sz w:val="17"/>
+        </w:rPr>
+        <w:t>18.</w:t>
+        <w:tab/>
+      </w:r>
+      <w:hyperlink r:id="rId26">
+        <w:r>
+          <w:rPr>
+            <w:color w:val="2A78D6"/>
+            <w:sz w:val="17"/>
+          </w:rPr>
+          <w:t xml:space="preserve">EU Sanctions Map</w:t>
+        </w:r>
+      </w:hyperlink>
+    </w:p>
+    <w:p>
+      <w:pPr>
+        <w:tabs>
+          <w:tab w:pos="397" w:val="left"/>
+        </w:tabs>
+        <w:spacing w:before="0" w:after="30"/>
+        <w:ind w:left="397" w:hanging="397"/>
+      </w:pPr>
+      <w:r>
+        <w:rPr>
+          <w:b w:val="0"/>
+          <w:color w:val="667085"/>
+          <w:sz w:val="17"/>
+        </w:rPr>
+        <w:t>19.</w:t>
+        <w:tab/>
+      </w:r>
+      <w:hyperlink r:id="rId27">
+        <w:r>
+          <w:rPr>
+            <w:color w:val="2A78D6"/>
+            <w:sz w:val="17"/>
+          </w:rPr>
           <w:t xml:space="preserve">SEB Real Estate and Construction sector policy (2026-04-23), p. 6-10, 2026-04-23</w:t>
         </w:r>
       </w:hyperlink>

--- a/docs/files/hepsor/hepsor_6M2026_lt.docx
+++ b/docs/files/hepsor/hepsor_6M2026_lt.docx
@@ -5150,7 +5150,7 @@
                 <w:color w:val="333333"/>
                 <w:sz w:val="18"/>
               </w:rPr>
-              <w:t>Nerasta EU, UN, UK, US OFAC konsoliduotuose sankcijų sąrašuose (automatinė patikra 2026-10-23).</w:t>
+              <w:t>Nerasta EU, UN, UK, US OFAC konsoliduotuose sankcijų sąrašuose (automatinė patikra 2026-10-24).</w:t>
             </w:r>
           </w:p>
           <w:p>
@@ -5389,7 +5389,7 @@
                 <w:color w:val="333333"/>
                 <w:sz w:val="18"/>
               </w:rPr>
-              <w:t>Naujienų suvestinė 2026-07-25 – 2026-10-23: 0 pranešimų, iš jų su neigiamu žodžiu antraštėje – 0 (plačiau – skiltyje „Ką rašo spauda“).</w:t>
+              <w:t>Naujienų suvestinė 2026-07-26 – 2026-10-24: 0 pranešimų, iš jų su neigiamu žodžiu antraštėje – 0 (plačiau – skiltyje „Ką rašo spauda“).</w:t>
             </w:r>
           </w:p>
         </w:tc>

--- a/docs/files/hepsor/hepsor_6M2026_lt.docx
+++ b/docs/files/hepsor/hepsor_6M2026_lt.docx
@@ -5150,7 +5150,7 @@
                 <w:color w:val="333333"/>
                 <w:sz w:val="18"/>
               </w:rPr>
-              <w:t>Nerasta EU, UN, UK, US OFAC konsoliduotuose sankcijų sąrašuose (automatinė patikra 2026-10-24).</w:t>
+              <w:t>Nerasta EU, UN, UK, US OFAC konsoliduotuose sankcijų sąrašuose (automatinė patikra 2026-10-25).</w:t>
             </w:r>
           </w:p>
           <w:p>
@@ -5389,7 +5389,7 @@
                 <w:color w:val="333333"/>
                 <w:sz w:val="18"/>
               </w:rPr>
-              <w:t>Naujienų suvestinė 2026-07-26 – 2026-10-24: 0 pranešimų, iš jų su neigiamu žodžiu antraštėje – 0 (plačiau – skiltyje „Ką rašo spauda“).</w:t>
+              <w:t>Naujienų suvestinė 2026-07-27 – 2026-10-25: 0 pranešimų, iš jų su neigiamu žodžiu antraštėje – 0 (plačiau – skiltyje „Ką rašo spauda“).</w:t>
             </w:r>
           </w:p>
         </w:tc>

--- a/docs/files/hepsor/hepsor_6M2026_lt.docx
+++ b/docs/files/hepsor/hepsor_6M2026_lt.docx
@@ -4501,7 +4501,7 @@
                 <w:b w:val="0"/>
                 <w:sz w:val="17"/>
               </w:rPr>
-              <w:t>3,38 % (2026-10)</w:t>
+              <w:t>3,37 % (2026-10)</w:t>
             </w:r>
           </w:p>
         </w:tc>
@@ -4573,7 +4573,7 @@
                 <w:b w:val="0"/>
                 <w:sz w:val="17"/>
               </w:rPr>
-              <w:t>▲ 0,66 p. p.</w:t>
+              <w:t>▲ 0,65 p. p.</w:t>
             </w:r>
           </w:p>
         </w:tc>
@@ -5150,7 +5150,7 @@
                 <w:color w:val="333333"/>
                 <w:sz w:val="18"/>
               </w:rPr>
-              <w:t>Nerasta EU, UN, UK, US OFAC konsoliduotuose sankcijų sąrašuose (automatinė patikra 2026-10-25).</w:t>
+              <w:t>Nerasta EU, UN, US OFAC konsoliduotuose sankcijų sąrašuose (automatinė patikra 2026-10-26).</w:t>
             </w:r>
           </w:p>
           <w:p>
@@ -5389,7 +5389,7 @@
                 <w:color w:val="333333"/>
                 <w:sz w:val="18"/>
               </w:rPr>
-              <w:t>Naujienų suvestinė 2026-07-27 – 2026-10-25: 0 pranešimų, iš jų su neigiamu žodžiu antraštėje – 0 (plačiau – skiltyje „Ką rašo spauda“).</w:t>
+              <w:t>Naujienų suvestinė 2026-07-28 – 2026-10-26: 0 pranešimų, iš jų su neigiamu žodžiu antraštėje – 0 (plačiau – skiltyje „Ką rašo spauda“).</w:t>
             </w:r>
           </w:p>
         </w:tc>

--- a/docs/files/hepsor/hepsor_6M2026_lt.docx
+++ b/docs/files/hepsor/hepsor_6M2026_lt.docx
@@ -5150,7 +5150,7 @@
                 <w:color w:val="333333"/>
                 <w:sz w:val="18"/>
               </w:rPr>
-              <w:t>Nerasta EU, UN, US OFAC konsoliduotuose sankcijų sąrašuose (automatinė patikra 2026-10-26).</w:t>
+              <w:t>Nerasta EU, UN, US OFAC konsoliduotuose sankcijų sąrašuose (automatinė patikra 2026-10-27).</w:t>
             </w:r>
           </w:p>
           <w:p>
@@ -5389,7 +5389,7 @@
                 <w:color w:val="333333"/>
                 <w:sz w:val="18"/>
               </w:rPr>
-              <w:t>Naujienų suvestinė 2026-07-28 – 2026-10-26: 0 pranešimų, iš jų su neigiamu žodžiu antraštėje – 0 (plačiau – skiltyje „Ką rašo spauda“).</w:t>
+              <w:t>Naujienų suvestinė 2026-07-29 – 2026-10-27: 0 pranešimų, iš jų su neigiamu žodžiu antraštėje – 0 (plačiau – skiltyje „Ką rašo spauda“).</w:t>
             </w:r>
           </w:p>
         </w:tc>

--- a/docs/files/hepsor/hepsor_6M2026_lt.docx
+++ b/docs/files/hepsor/hepsor_6M2026_lt.docx
@@ -4757,8 +4757,291 @@
           <w:color w:val="667085"/>
           <w:sz w:val="18"/>
         </w:rPr>
-        <w:t>Per šį laikotarpį naujienų apie emitentą nerasta.</w:t>
+        <w:t>Automatinė naujienų paieška (Google News, EE), 2026-07-30 – 2026-10-28: 3 pranešimų.</w:t>
       </w:r>
+    </w:p>
+    <w:tbl>
+      <w:tblPr>
+        <w:tblW w:w="9639" w:type="dxa"/>
+        <w:tblBorders>
+          <w:top w:val="nil"/>
+          <w:left w:val="nil"/>
+          <w:bottom w:val="nil"/>
+          <w:right w:val="nil"/>
+          <w:insideH w:val="nil"/>
+          <w:insideV w:val="nil"/>
+        </w:tblBorders>
+        <w:tblLayout w:type="fixed"/>
+        <w:tblCellMar>
+          <w:top w:w="80" w:type="dxa"/>
+          <w:left w:w="0" w:type="dxa"/>
+          <w:bottom w:w="80" w:type="dxa"/>
+          <w:right w:w="120" w:type="dxa"/>
+        </w:tblCellMar>
+        <w:tblLook w:firstColumn="1" w:firstRow="1" w:lastColumn="0" w:lastRow="0" w:noHBand="0" w:noVBand="1" w:val="04A0"/>
+      </w:tblPr>
+      <w:tblGrid>
+        <w:gridCol w:w="1020"/>
+        <w:gridCol w:w="1360"/>
+        <w:gridCol w:w="7257"/>
+      </w:tblGrid>
+      <w:tr>
+        <w:tc>
+          <w:tcPr>
+            <w:tcW w:type="dxa" w:w="1020"/>
+            <w:tcBorders>
+              <w:top w:val="nil"/>
+              <w:left w:val="nil"/>
+              <w:bottom w:val="single" w:sz="4" w:color="E3E8EE" w:space="0"/>
+              <w:right w:val="nil"/>
+            </w:tcBorders>
+          </w:tcPr>
+          <w:p>
+            <w:pPr>
+              <w:spacing w:before="0" w:after="0"/>
+            </w:pPr>
+            <w:r>
+              <w:rPr>
+                <w:b w:val="0"/>
+                <w:color w:val="1B2430"/>
+                <w:sz w:val="17"/>
+              </w:rPr>
+              <w:t>2026-10-28</w:t>
+            </w:r>
+          </w:p>
+        </w:tc>
+        <w:tc>
+          <w:tcPr>
+            <w:tcW w:type="dxa" w:w="1361"/>
+            <w:tcBorders>
+              <w:top w:val="nil"/>
+              <w:left w:val="nil"/>
+              <w:bottom w:val="single" w:sz="4" w:color="E3E8EE" w:space="0"/>
+              <w:right w:val="nil"/>
+            </w:tcBorders>
+          </w:tcPr>
+          <w:p>
+            <w:pPr>
+              <w:spacing w:before="0" w:after="0"/>
+            </w:pPr>
+            <w:r>
+              <w:rPr>
+                <w:b/>
+                <w:color w:val="B42318"/>
+                <w:sz w:val="14"/>
+                <w:shd w:val="clear" w:color="auto" w:fill="FDE7E5"/>
+              </w:rPr>
+              <w:t xml:space="preserve"> DĖMESIO </w:t>
+            </w:r>
+          </w:p>
+        </w:tc>
+        <w:tc>
+          <w:tcPr>
+            <w:tcW w:type="dxa" w:w="7257"/>
+            <w:tcBorders>
+              <w:top w:val="nil"/>
+              <w:left w:val="nil"/>
+              <w:bottom w:val="single" w:sz="4" w:color="E3E8EE" w:space="0"/>
+              <w:right w:val="nil"/>
+            </w:tcBorders>
+          </w:tcPr>
+          <w:p>
+            <w:pPr>
+              <w:spacing w:before="0" w:after="0"/>
+            </w:pPr>
+            <w:hyperlink r:id="rId25">
+              <w:r>
+                <w:rPr>
+                  <w:color w:val="1B2430"/>
+                  <w:sz w:val="18"/>
+                </w:rPr>
+                <w:t xml:space="preserve">Hepsori juht: lõpetame aasta kahjumis</w:t>
+              </w:r>
+            </w:hyperlink>
+            <w:r>
+              <w:rPr>
+                <w:b w:val="0"/>
+                <w:color w:val="667085"/>
+                <w:sz w:val="15"/>
+              </w:rPr>
+              <w:t xml:space="preserve">   Ehitusuudised</w:t>
+            </w:r>
+          </w:p>
+        </w:tc>
+      </w:tr>
+      <w:tr>
+        <w:tc>
+          <w:tcPr>
+            <w:tcW w:type="dxa" w:w="1020"/>
+            <w:tcBorders>
+              <w:top w:val="nil"/>
+              <w:left w:val="nil"/>
+              <w:bottom w:val="single" w:sz="4" w:color="E3E8EE" w:space="0"/>
+              <w:right w:val="nil"/>
+            </w:tcBorders>
+          </w:tcPr>
+          <w:p>
+            <w:pPr>
+              <w:spacing w:before="0" w:after="0"/>
+            </w:pPr>
+            <w:r>
+              <w:rPr>
+                <w:b w:val="0"/>
+                <w:color w:val="1B2430"/>
+                <w:sz w:val="17"/>
+              </w:rPr>
+              <w:t>2026-10-28</w:t>
+            </w:r>
+          </w:p>
+        </w:tc>
+        <w:tc>
+          <w:tcPr>
+            <w:tcW w:type="dxa" w:w="1361"/>
+            <w:tcBorders>
+              <w:top w:val="nil"/>
+              <w:left w:val="nil"/>
+              <w:bottom w:val="single" w:sz="4" w:color="E3E8EE" w:space="0"/>
+              <w:right w:val="nil"/>
+            </w:tcBorders>
+          </w:tcPr>
+          <w:p>
+            <w:pPr>
+              <w:spacing w:before="0" w:after="0"/>
+            </w:pPr>
+            <w:r>
+              <w:rPr>
+                <w:b/>
+                <w:color w:val="1F4E79"/>
+                <w:sz w:val="14"/>
+                <w:shd w:val="clear" w:color="auto" w:fill="EAF1F8"/>
+              </w:rPr>
+              <w:t xml:space="preserve"> REZULTATAI </w:t>
+            </w:r>
+          </w:p>
+        </w:tc>
+        <w:tc>
+          <w:tcPr>
+            <w:tcW w:type="dxa" w:w="7257"/>
+            <w:tcBorders>
+              <w:top w:val="nil"/>
+              <w:left w:val="nil"/>
+              <w:bottom w:val="single" w:sz="4" w:color="E3E8EE" w:space="0"/>
+              <w:right w:val="nil"/>
+            </w:tcBorders>
+          </w:tcPr>
+          <w:p>
+            <w:pPr>
+              <w:spacing w:before="0" w:after="0"/>
+            </w:pPr>
+            <w:hyperlink r:id="rId26">
+              <w:r>
+                <w:rPr>
+                  <w:color w:val="1B2430"/>
+                  <w:sz w:val="18"/>
+                </w:rPr>
+                <w:t xml:space="preserve">Hepsor AS 2026 III kvartali ja 9 kuu konsolideeritud auditeerimata vahearuanne</w:t>
+              </w:r>
+            </w:hyperlink>
+            <w:r>
+              <w:rPr>
+                <w:b w:val="0"/>
+                <w:color w:val="667085"/>
+                <w:sz w:val="15"/>
+              </w:rPr>
+              <w:t xml:space="preserve">   GlobeNewswire</w:t>
+            </w:r>
+          </w:p>
+        </w:tc>
+      </w:tr>
+      <w:tr>
+        <w:tc>
+          <w:tcPr>
+            <w:tcW w:type="dxa" w:w="1020"/>
+            <w:tcBorders>
+              <w:top w:val="nil"/>
+              <w:left w:val="nil"/>
+              <w:bottom w:val="single" w:sz="4" w:color="E3E8EE" w:space="0"/>
+              <w:right w:val="nil"/>
+            </w:tcBorders>
+          </w:tcPr>
+          <w:p>
+            <w:pPr>
+              <w:spacing w:before="0" w:after="0"/>
+            </w:pPr>
+            <w:r>
+              <w:rPr>
+                <w:b w:val="0"/>
+                <w:color w:val="1B2430"/>
+                <w:sz w:val="17"/>
+              </w:rPr>
+              <w:t>2026-10-28</w:t>
+            </w:r>
+          </w:p>
+        </w:tc>
+        <w:tc>
+          <w:tcPr>
+            <w:tcW w:type="dxa" w:w="1361"/>
+            <w:tcBorders>
+              <w:top w:val="nil"/>
+              <w:left w:val="nil"/>
+              <w:bottom w:val="single" w:sz="4" w:color="E3E8EE" w:space="0"/>
+              <w:right w:val="nil"/>
+            </w:tcBorders>
+          </w:tcPr>
+          <w:p>
+            <w:pPr>
+              <w:spacing w:before="0" w:after="0"/>
+            </w:pPr>
+            <w:r>
+              <w:rPr>
+                <w:b/>
+                <w:color w:val="5F6B7A"/>
+                <w:sz w:val="14"/>
+                <w:shd w:val="clear" w:color="auto" w:fill="F0F2F5"/>
+              </w:rPr>
+              <w:t xml:space="preserve"> KITA </w:t>
+            </w:r>
+          </w:p>
+        </w:tc>
+        <w:tc>
+          <w:tcPr>
+            <w:tcW w:type="dxa" w:w="7257"/>
+            <w:tcBorders>
+              <w:top w:val="nil"/>
+              <w:left w:val="nil"/>
+              <w:bottom w:val="single" w:sz="4" w:color="E3E8EE" w:space="0"/>
+              <w:right w:val="nil"/>
+            </w:tcBorders>
+          </w:tcPr>
+          <w:p>
+            <w:pPr>
+              <w:spacing w:before="0" w:after="0"/>
+            </w:pPr>
+            <w:hyperlink r:id="rId27">
+              <w:r>
+                <w:rPr>
+                  <w:color w:val="1B2430"/>
+                  <w:sz w:val="18"/>
+                </w:rPr>
+                <w:t xml:space="preserve">Hepsori müük kolmandas kvartalis kukkus ja võlakoorem kasvas</w:t>
+              </w:r>
+            </w:hyperlink>
+            <w:r>
+              <w:rPr>
+                <w:b w:val="0"/>
+                <w:color w:val="667085"/>
+                <w:sz w:val="15"/>
+              </w:rPr>
+              <w:t xml:space="preserve">   Äripäev</w:t>
+            </w:r>
+          </w:p>
+        </w:tc>
+      </w:tr>
+    </w:tbl>
+    <w:p>
+      <w:pPr>
+        <w:spacing w:before="0" w:after="40"/>
+      </w:pPr>
     </w:p>
     <w:p>
       <w:pPr>
@@ -5150,7 +5433,7 @@
                 <w:color w:val="333333"/>
                 <w:sz w:val="18"/>
               </w:rPr>
-              <w:t>Nerasta EU, UN, US OFAC konsoliduotuose sankcijų sąrašuose (automatinė patikra 2026-10-27).</w:t>
+              <w:t>Nerasta EU, UN, US OFAC konsoliduotuose sankcijų sąrašuose (automatinė patikra 2026-10-28).</w:t>
             </w:r>
           </w:p>
           <w:p>
@@ -5191,7 +5474,7 @@
               </w:rPr>
               <w:t>OFAC sankcijų paieška</w:t>
             </w:r>
-            <w:hyperlink r:id="rId25">
+            <w:hyperlink r:id="rId28">
               <w:r>
                 <w:rPr>
                   <w:color w:val="2A78D6"/>
@@ -5227,7 +5510,7 @@
               </w:rPr>
               <w:t>ES sankcijų žemėlapis</w:t>
             </w:r>
-            <w:hyperlink r:id="rId26">
+            <w:hyperlink r:id="rId29">
               <w:r>
                 <w:rPr>
                   <w:color w:val="2A78D6"/>
@@ -5389,7 +5672,33 @@
                 <w:color w:val="333333"/>
                 <w:sz w:val="18"/>
               </w:rPr>
-              <w:t>Naujienų suvestinė 2026-07-29 – 2026-10-27: 0 pranešimų, iš jų su neigiamu žodžiu antraštėje – 0 (plačiau – skiltyje „Ką rašo spauda“).</w:t>
+              <w:t>Naujienų suvestinė 2026-07-30 – 2026-10-28: 3 pranešimų, iš jų su neigiamu žodžiu antraštėje – 1 (plačiau – skiltyje „Ką rašo spauda“).</w:t>
+            </w:r>
+          </w:p>
+          <w:p>
+            <w:pPr>
+              <w:tabs>
+                <w:tab w:pos="198" w:val="left"/>
+              </w:tabs>
+              <w:spacing w:before="0" w:after="20"/>
+              <w:ind w:left="198" w:hanging="198"/>
+            </w:pPr>
+            <w:r>
+              <w:rPr>
+                <w:b w:val="0"/>
+                <w:color w:val="667085"/>
+                <w:sz w:val="18"/>
+              </w:rPr>
+              <w:t>•</w:t>
+              <w:tab/>
+            </w:r>
+            <w:r>
+              <w:rPr>
+                <w:b w:val="0"/>
+                <w:color w:val="333333"/>
+                <w:sz w:val="18"/>
+              </w:rPr>
+              <w:t>Antraštės su neigiamu žodžiu: „Hepsori juht: lõpetame aasta kahjumis“ (Ehitusuudised, 2026-10-28).</w:t>
             </w:r>
           </w:p>
         </w:tc>
@@ -5872,7 +6181,7 @@
               </w:rPr>
               <w:t>NT ir statybos politika</w:t>
             </w:r>
-            <w:hyperlink r:id="rId27">
+            <w:hyperlink r:id="rId30">
               <w:r>
                 <w:rPr>
                   <w:color w:val="2A78D6"/>
@@ -6792,7 +7101,7 @@
         <w:t>17.</w:t>
         <w:tab/>
       </w:r>
-      <w:hyperlink r:id="rId25">
+      <w:hyperlink r:id="rId28">
         <w:r>
           <w:rPr>
             <w:color w:val="2A78D6"/>
@@ -6819,7 +7128,7 @@
         <w:t>18.</w:t>
         <w:tab/>
       </w:r>
-      <w:hyperlink r:id="rId26">
+      <w:hyperlink r:id="rId29">
         <w:r>
           <w:rPr>
             <w:color w:val="2A78D6"/>
@@ -6846,7 +7155,7 @@
         <w:t>19.</w:t>
         <w:tab/>
       </w:r>
-      <w:hyperlink r:id="rId27">
+      <w:hyperlink r:id="rId30">
         <w:r>
           <w:rPr>
             <w:color w:val="2A78D6"/>

--- a/docs/files/hepsor/hepsor_6M2026_lt.docx
+++ b/docs/files/hepsor/hepsor_6M2026_lt.docx
@@ -4757,7 +4757,7 @@
           <w:color w:val="667085"/>
           <w:sz w:val="18"/>
         </w:rPr>
-        <w:t>Automatinė naujienų paieška (Google News, EE), 2026-07-30 – 2026-10-28: 3 pranešimų.</w:t>
+        <w:t>Automatinė naujienų paieška (Google News, EE), 2026-08-01 – 2026-10-30: 3 pranešimų.</w:t>
       </w:r>
     </w:p>
     <w:tbl>
@@ -5433,7 +5433,7 @@
                 <w:color w:val="333333"/>
                 <w:sz w:val="18"/>
               </w:rPr>
-              <w:t>Nerasta EU, UN, US OFAC konsoliduotuose sankcijų sąrašuose (automatinė patikra 2026-10-28).</w:t>
+              <w:t>Nerasta EU, UN, US OFAC konsoliduotuose sankcijų sąrašuose (automatinė patikra 2026-10-30).</w:t>
             </w:r>
           </w:p>
           <w:p>
@@ -5672,7 +5672,7 @@
                 <w:color w:val="333333"/>
                 <w:sz w:val="18"/>
               </w:rPr>
-              <w:t>Naujienų suvestinė 2026-07-30 – 2026-10-28: 3 pranešimų, iš jų su neigiamu žodžiu antraštėje – 1 (plačiau – skiltyje „Ką rašo spauda“).</w:t>
+              <w:t>Naujienų suvestinė 2026-08-01 – 2026-10-30: 3 pranešimų, iš jų su neigiamu žodžiu antraštėje – 1 (plačiau – skiltyje „Ką rašo spauda“).</w:t>
             </w:r>
           </w:p>
           <w:p>

--- a/docs/files/hepsor/hepsor_6M2026_lt.docx
+++ b/docs/files/hepsor/hepsor_6M2026_lt.docx
@@ -4757,7 +4757,7 @@
           <w:color w:val="667085"/>
           <w:sz w:val="18"/>
         </w:rPr>
-        <w:t>Automatinė naujienų paieška (Google News, EE), 2026-08-01 – 2026-10-30: 3 pranešimų.</w:t>
+        <w:t>Automatinė naujienų paieška (Google News, EE), 2026-08-02 – 2026-10-31: 3 pranešimų.</w:t>
       </w:r>
     </w:p>
     <w:tbl>
@@ -5433,7 +5433,7 @@
                 <w:color w:val="333333"/>
                 <w:sz w:val="18"/>
               </w:rPr>
-              <w:t>Nerasta EU, UN, US OFAC konsoliduotuose sankcijų sąrašuose (automatinė patikra 2026-10-30).</w:t>
+              <w:t>Nerasta EU, UN, US OFAC konsoliduotuose sankcijų sąrašuose (automatinė patikra 2026-10-31).</w:t>
             </w:r>
           </w:p>
           <w:p>
@@ -5672,7 +5672,7 @@
                 <w:color w:val="333333"/>
                 <w:sz w:val="18"/>
               </w:rPr>
-              <w:t>Naujienų suvestinė 2026-08-01 – 2026-10-30: 3 pranešimų, iš jų su neigiamu žodžiu antraštėje – 1 (plačiau – skiltyje „Ką rašo spauda“).</w:t>
+              <w:t>Naujienų suvestinė 2026-08-02 – 2026-10-31: 3 pranešimų, iš jų su neigiamu žodžiu antraštėje – 1 (plačiau – skiltyje „Ką rašo spauda“).</w:t>
             </w:r>
           </w:p>
           <w:p>
